--- a/docs/BYYEAR/Расстреляны_1918.docx
+++ b/docs/BYYEAR/Расстреляны_1918.docx
@@ -988,27 +988,15 @@
                 <w:lang w:val="ru-RU"/>
               </w:rPr>
             </w:pPr>
-            <w:proofErr w:type="spellStart"/>
-            <w:r>
-              <w:rPr>
-                <w:rFonts w:ascii="Arial" w:hAnsi="Arial" w:cs="Arial"/>
-                <w:b/>
-                <w:sz w:val="16"/>
-                <w:szCs w:val="16"/>
-                <w:lang w:val="ru-RU"/>
-              </w:rPr>
-              <w:t>Авдюхина</w:t>
-            </w:r>
-            <w:proofErr w:type="spellEnd"/>
-            <w:r>
-              <w:rPr>
-                <w:rFonts w:ascii="Arial" w:hAnsi="Arial" w:cs="Arial"/>
-                <w:b/>
-                <w:sz w:val="16"/>
-                <w:szCs w:val="16"/>
-                <w:lang w:val="ru-RU"/>
-              </w:rPr>
-              <w:t xml:space="preserve"> Наталья Григорьевна нет даты рождения</w:t>
+            <w:r>
+              <w:rPr>
+                <w:rFonts w:ascii="Arial" w:hAnsi="Arial" w:cs="Arial"/>
+                <w:b/>
+                <w:sz w:val="16"/>
+                <w:szCs w:val="16"/>
+                <w:lang w:val="ru-RU"/>
+              </w:rPr>
+              <w:t>Авдюхина Наталья Григорьевна нет даты рождения</w:t>
             </w:r>
             <w:r>
               <w:rPr>
@@ -1127,29 +1115,16 @@
                 <w:lang w:val="ru-RU"/>
               </w:rPr>
             </w:pPr>
-            <w:proofErr w:type="spellStart"/>
-            <w:r>
-              <w:rPr>
-                <w:rFonts w:ascii="Arial" w:hAnsi="Arial" w:cs="Arial"/>
-                <w:b/>
-                <w:bCs/>
-                <w:sz w:val="16"/>
-                <w:szCs w:val="16"/>
-                <w:lang w:val="ru-RU"/>
-              </w:rPr>
-              <w:t>Агломазовская</w:t>
-            </w:r>
-            <w:proofErr w:type="spellEnd"/>
-            <w:r>
-              <w:rPr>
-                <w:rFonts w:ascii="Arial" w:hAnsi="Arial" w:cs="Arial"/>
-                <w:b/>
-                <w:bCs/>
-                <w:sz w:val="16"/>
-                <w:szCs w:val="16"/>
-                <w:lang w:val="ru-RU"/>
-              </w:rPr>
-              <w:t xml:space="preserve"> Агафья нет даты рождения</w:t>
+            <w:r>
+              <w:rPr>
+                <w:rFonts w:ascii="Arial" w:hAnsi="Arial" w:cs="Arial"/>
+                <w:b/>
+                <w:bCs/>
+                <w:sz w:val="16"/>
+                <w:szCs w:val="16"/>
+                <w:lang w:val="ru-RU"/>
+              </w:rPr>
+              <w:t>Агломазовская Агафья нет даты рождения</w:t>
             </w:r>
             <w:r>
               <w:rPr>
@@ -1182,51 +1157,7 @@
                 <w:szCs w:val="16"/>
                 <w:lang w:val="ru-RU"/>
               </w:rPr>
-              <w:t xml:space="preserve">Крестьянка с. </w:t>
-            </w:r>
-            <w:proofErr w:type="spellStart"/>
-            <w:r>
-              <w:rPr>
-                <w:rFonts w:ascii="Arial" w:hAnsi="Arial" w:cs="Arial"/>
-                <w:spacing w:val="12"/>
-                <w:sz w:val="16"/>
-                <w:szCs w:val="16"/>
-                <w:lang w:val="ru-RU"/>
-              </w:rPr>
-              <w:t>Агломазово</w:t>
-            </w:r>
-            <w:proofErr w:type="spellEnd"/>
-            <w:r>
-              <w:rPr>
-                <w:rFonts w:ascii="Arial" w:hAnsi="Arial" w:cs="Arial"/>
-                <w:spacing w:val="12"/>
-                <w:sz w:val="16"/>
-                <w:szCs w:val="16"/>
-                <w:lang w:val="ru-RU"/>
-              </w:rPr>
-              <w:t xml:space="preserve"> Рязанской губернии (ныне Спасский район Рязанской области). Дата расстрела: Расстреляна в феврале 1918 года карательным отрядом за участие в антибольшевистском восстании (вместе со священником Николаем </w:t>
-            </w:r>
-            <w:proofErr w:type="spellStart"/>
-            <w:r>
-              <w:rPr>
-                <w:rFonts w:ascii="Arial" w:hAnsi="Arial" w:cs="Arial"/>
-                <w:spacing w:val="12"/>
-                <w:sz w:val="16"/>
-                <w:szCs w:val="16"/>
-                <w:lang w:val="ru-RU"/>
-              </w:rPr>
-              <w:t>Пробатовым</w:t>
-            </w:r>
-            <w:proofErr w:type="spellEnd"/>
-            <w:r>
-              <w:rPr>
-                <w:rFonts w:ascii="Arial" w:hAnsi="Arial" w:cs="Arial"/>
-                <w:spacing w:val="12"/>
-                <w:sz w:val="16"/>
-                <w:szCs w:val="16"/>
-                <w:lang w:val="ru-RU"/>
-              </w:rPr>
-              <w:t xml:space="preserve"> и группой односельчан).</w:t>
+              <w:t>Крестьянка с. Агломазово Рязанской губернии (ныне Спасский район Рязанской области). Дата расстрела: Расстреляна в феврале 1918 года карательным отрядом за участие в антибольшевистском восстании (вместе со священником Николаем Пробатовым и группой односельчан).</w:t>
             </w:r>
             <w:r>
               <w:rPr>
@@ -1296,81 +1227,48 @@
                 <w:lang w:val="ru-RU"/>
               </w:rPr>
             </w:pPr>
-            <w:proofErr w:type="spellStart"/>
-            <w:r>
-              <w:rPr>
-                <w:rFonts w:ascii="Arial" w:hAnsi="Arial" w:cs="Arial"/>
-                <w:b/>
-                <w:bCs/>
-                <w:sz w:val="16"/>
-                <w:szCs w:val="16"/>
-                <w:lang w:val="ru-RU"/>
-              </w:rPr>
-              <w:t>Адикс</w:t>
-            </w:r>
-            <w:proofErr w:type="spellEnd"/>
-            <w:r>
-              <w:rPr>
-                <w:rFonts w:ascii="Arial" w:hAnsi="Arial" w:cs="Arial"/>
-                <w:b/>
-                <w:bCs/>
-                <w:sz w:val="16"/>
-                <w:szCs w:val="16"/>
-                <w:lang w:val="ru-RU"/>
-              </w:rPr>
-              <w:t xml:space="preserve"> Татьяна Николаевна нет даты рождения</w:t>
-            </w:r>
-            <w:r>
-              <w:rPr>
-                <w:rFonts w:ascii="Arial" w:hAnsi="Arial" w:cs="Arial"/>
-                <w:b/>
-                <w:bCs/>
-                <w:sz w:val="16"/>
-                <w:szCs w:val="16"/>
-                <w:lang w:val="ru-RU"/>
-              </w:rPr>
-              <w:t xml:space="preserve"> </w:t>
-            </w:r>
-          </w:p>
-          <w:p>
-            <w:pPr>
-              <w:pStyle w:val="BodyText"/>
-              <w:spacing w:after="0" w:line="240" w:lineRule="auto"/>
-              <w:rPr>
-                <w:rFonts w:ascii="Arial" w:hAnsi="Arial" w:cs="Arial"/>
-                <w:sz w:val="16"/>
-                <w:szCs w:val="16"/>
-                <w:lang w:val="ru-RU"/>
-              </w:rPr>
-            </w:pPr>
-            <w:r>
-              <w:rPr>
-                <w:rFonts w:ascii="Arial" w:hAnsi="Arial" w:cs="Arial"/>
-                <w:sz w:val="16"/>
-                <w:szCs w:val="16"/>
-                <w:lang w:val="ru-RU"/>
-              </w:rPr>
-              <w:t xml:space="preserve">Расстреляна большевиками до 1 </w:t>
-            </w:r>
-            <w:proofErr w:type="spellStart"/>
-            <w:r>
-              <w:rPr>
-                <w:rFonts w:ascii="Arial" w:hAnsi="Arial" w:cs="Arial"/>
-                <w:sz w:val="16"/>
-                <w:szCs w:val="16"/>
-                <w:lang w:val="ru-RU"/>
-              </w:rPr>
-              <w:t>нояб</w:t>
-            </w:r>
-            <w:proofErr w:type="spellEnd"/>
-            <w:r>
-              <w:rPr>
-                <w:rFonts w:ascii="Arial" w:hAnsi="Arial" w:cs="Arial"/>
-                <w:sz w:val="16"/>
-                <w:szCs w:val="16"/>
-                <w:lang w:val="ru-RU"/>
-              </w:rPr>
-              <w:t>. 1918 на Восточном фронте. /691–7/</w:t>
+            <w:r>
+              <w:rPr>
+                <w:rFonts w:ascii="Arial" w:hAnsi="Arial" w:cs="Arial"/>
+                <w:b/>
+                <w:bCs/>
+                <w:sz w:val="16"/>
+                <w:szCs w:val="16"/>
+                <w:lang w:val="ru-RU"/>
+              </w:rPr>
+              <w:t>Адикс Татьяна Николаевна нет даты рождения</w:t>
+            </w:r>
+            <w:r>
+              <w:rPr>
+                <w:rFonts w:ascii="Arial" w:hAnsi="Arial" w:cs="Arial"/>
+                <w:b/>
+                <w:bCs/>
+                <w:sz w:val="16"/>
+                <w:szCs w:val="16"/>
+                <w:lang w:val="ru-RU"/>
+              </w:rPr>
+              <w:t xml:space="preserve"> </w:t>
+            </w:r>
+          </w:p>
+          <w:p>
+            <w:pPr>
+              <w:pStyle w:val="BodyText"/>
+              <w:spacing w:after="0" w:line="240" w:lineRule="auto"/>
+              <w:rPr>
+                <w:rFonts w:ascii="Arial" w:hAnsi="Arial" w:cs="Arial"/>
+                <w:sz w:val="16"/>
+                <w:szCs w:val="16"/>
+                <w:lang w:val="ru-RU"/>
+              </w:rPr>
+            </w:pPr>
+            <w:r>
+              <w:rPr>
+                <w:rFonts w:ascii="Arial" w:hAnsi="Arial" w:cs="Arial"/>
+                <w:sz w:val="16"/>
+                <w:szCs w:val="16"/>
+                <w:lang w:val="ru-RU"/>
+              </w:rPr>
+              <w:t>Расстреляна большевиками до 1 нояб. 1918 на Восточном фронте. /691–7/</w:t>
             </w:r>
           </w:p>
           <w:p>
@@ -1632,29 +1530,7 @@
                 <w:szCs w:val="16"/>
                 <w:lang w:val="ru-RU"/>
               </w:rPr>
-              <w:t xml:space="preserve">Сестра милосердия </w:t>
-            </w:r>
-            <w:proofErr w:type="spellStart"/>
-            <w:r>
-              <w:rPr>
-                <w:rFonts w:ascii="Arial" w:hAnsi="Arial" w:cs="Arial"/>
-                <w:bCs/>
-                <w:sz w:val="16"/>
-                <w:szCs w:val="16"/>
-                <w:lang w:val="ru-RU"/>
-              </w:rPr>
-              <w:t>Адагумо</w:t>
-            </w:r>
-            <w:proofErr w:type="spellEnd"/>
-            <w:r>
-              <w:rPr>
-                <w:rFonts w:ascii="Arial" w:hAnsi="Arial" w:cs="Arial"/>
-                <w:bCs/>
-                <w:sz w:val="16"/>
-                <w:szCs w:val="16"/>
-                <w:lang w:val="ru-RU"/>
-              </w:rPr>
-              <w:t>-Азовского полка Кубанского казачьего войска. В мар. 1918 расстреляна красными на ст. Ладожской. /749/</w:t>
+              <w:t>Сестра милосердия Адагумо-Азовского полка Кубанского казачьего войска. В мар. 1918 расстреляна красными на ст. Ладожской. /749/</w:t>
             </w:r>
           </w:p>
           <w:p>
@@ -1896,7 +1772,6 @@
                 <w:lang w:val="ru-RU"/>
               </w:rPr>
             </w:pPr>
-            <w:proofErr w:type="spellStart"/>
             <w:r>
               <w:rPr>
                 <w:rFonts w:ascii="Arial" w:hAnsi="Arial" w:cs="Arial"/>
@@ -1906,75 +1781,44 @@
                 <w:lang w:val="ru-RU"/>
               </w:rPr>
               <w:lastRenderedPageBreak/>
-              <w:t>Блудова</w:t>
-            </w:r>
-            <w:proofErr w:type="spellEnd"/>
-            <w:r>
-              <w:rPr>
-                <w:rFonts w:ascii="Arial" w:hAnsi="Arial" w:cs="Arial"/>
-                <w:b/>
-                <w:sz w:val="16"/>
-                <w:szCs w:val="16"/>
-                <w:lang w:val="ru-RU"/>
-              </w:rPr>
-              <w:t xml:space="preserve"> Валентина Александровна нет даты рождения</w:t>
-            </w:r>
-            <w:r>
-              <w:rPr>
-                <w:rFonts w:ascii="Arial" w:hAnsi="Arial" w:cs="Arial"/>
-                <w:b/>
-                <w:sz w:val="16"/>
-                <w:szCs w:val="16"/>
-                <w:lang w:val="ru-RU"/>
-              </w:rPr>
-              <w:t xml:space="preserve"> </w:t>
-            </w:r>
-          </w:p>
-          <w:p>
-            <w:pPr>
-              <w:pStyle w:val="BodyText"/>
-              <w:pBdr>
-                <w:top w:val="none" w:sz="0" w:space="0" w:color="000000"/>
-                <w:left w:val="none" w:sz="0" w:space="0" w:color="000000"/>
-                <w:bottom w:val="none" w:sz="0" w:space="0" w:color="000000"/>
-                <w:right w:val="none" w:sz="0" w:space="0" w:color="000000"/>
-              </w:pBdr>
-              <w:spacing w:after="0" w:line="240" w:lineRule="auto"/>
-              <w:rPr>
-                <w:rFonts w:ascii="Arial" w:hAnsi="Arial" w:cs="Arial"/>
-                <w:sz w:val="16"/>
-                <w:szCs w:val="16"/>
-                <w:lang w:val="ru-RU"/>
-              </w:rPr>
-            </w:pPr>
-            <w:r>
-              <w:rPr>
-                <w:rFonts w:ascii="Arial" w:hAnsi="Arial" w:cs="Arial"/>
-                <w:sz w:val="16"/>
-                <w:szCs w:val="16"/>
-                <w:lang w:val="ru-RU"/>
-              </w:rPr>
-              <w:t xml:space="preserve"> Русская; работала в канцелярии податного инспектора, </w:t>
-            </w:r>
-            <w:proofErr w:type="spellStart"/>
-            <w:r>
-              <w:rPr>
-                <w:rFonts w:ascii="Arial" w:hAnsi="Arial" w:cs="Arial"/>
-                <w:sz w:val="16"/>
-                <w:szCs w:val="16"/>
-                <w:lang w:val="ru-RU"/>
-              </w:rPr>
-              <w:t>прож</w:t>
-            </w:r>
-            <w:proofErr w:type="spellEnd"/>
-            <w:r>
-              <w:rPr>
-                <w:rFonts w:ascii="Arial" w:hAnsi="Arial" w:cs="Arial"/>
-                <w:sz w:val="16"/>
-                <w:szCs w:val="16"/>
-                <w:lang w:val="ru-RU"/>
-              </w:rPr>
-              <w:t>.: г. Орлов. Обвинение: за оскорбление комиссаров. Приговор: Вятское отделение ЧК при СНК по борьбе с к/р на Чехословацком фронте, 05.09.1918 — ВМН. Реабилитация: 19.03.1992</w:t>
+              <w:t>Блудова Валентина Александровна нет даты рождения</w:t>
+            </w:r>
+            <w:r>
+              <w:rPr>
+                <w:rFonts w:ascii="Arial" w:hAnsi="Arial" w:cs="Arial"/>
+                <w:b/>
+                <w:sz w:val="16"/>
+                <w:szCs w:val="16"/>
+                <w:lang w:val="ru-RU"/>
+              </w:rPr>
+              <w:t xml:space="preserve"> </w:t>
+            </w:r>
+          </w:p>
+          <w:p>
+            <w:pPr>
+              <w:pStyle w:val="BodyText"/>
+              <w:pBdr>
+                <w:top w:val="none" w:sz="0" w:space="0" w:color="000000"/>
+                <w:left w:val="none" w:sz="0" w:space="0" w:color="000000"/>
+                <w:bottom w:val="none" w:sz="0" w:space="0" w:color="000000"/>
+                <w:right w:val="none" w:sz="0" w:space="0" w:color="000000"/>
+              </w:pBdr>
+              <w:spacing w:after="0" w:line="240" w:lineRule="auto"/>
+              <w:rPr>
+                <w:rFonts w:ascii="Arial" w:hAnsi="Arial" w:cs="Arial"/>
+                <w:sz w:val="16"/>
+                <w:szCs w:val="16"/>
+                <w:lang w:val="ru-RU"/>
+              </w:rPr>
+            </w:pPr>
+            <w:r>
+              <w:rPr>
+                <w:rFonts w:ascii="Arial" w:hAnsi="Arial" w:cs="Arial"/>
+                <w:sz w:val="16"/>
+                <w:szCs w:val="16"/>
+                <w:lang w:val="ru-RU"/>
+              </w:rPr>
+              <w:t xml:space="preserve"> Русская; работала в канцелярии податного инспектора, прож.: г. Орлов. Обвинение: за оскорбление комиссаров. Приговор: Вятское отделение ЧК при СНК по борьбе с к/р на Чехословацком фронте, 05.09.1918 — ВМН. Реабилитация: 19.03.1992</w:t>
             </w:r>
           </w:p>
           <w:p>
@@ -2049,7 +1893,6 @@
                 <w:lang w:val="ru-RU"/>
               </w:rPr>
             </w:pPr>
-            <w:proofErr w:type="spellStart"/>
             <w:r>
               <w:rPr>
                 <w:rFonts w:ascii="Arial" w:hAnsi="Arial" w:cs="Arial"/>
@@ -2060,20 +1903,7 @@
                 <w:shd w:val="clear" w:color="auto" w:fill="FFFFFF"/>
                 <w:lang w:val="ru-RU"/>
               </w:rPr>
-              <w:t>Блудырева</w:t>
-            </w:r>
-            <w:proofErr w:type="spellEnd"/>
-            <w:r>
-              <w:rPr>
-                <w:rFonts w:ascii="Arial" w:hAnsi="Arial" w:cs="Arial"/>
-                <w:b/>
-                <w:bCs/>
-                <w:sz w:val="16"/>
-                <w:szCs w:val="16"/>
-                <w:shd w:val="clear" w:color="auto" w:fill="FFFFFF"/>
-                <w:lang w:val="ru-RU"/>
-              </w:rPr>
-              <w:t xml:space="preserve"> Валентина нет даты рождения</w:t>
+              <w:t>Блудырева Валентина нет даты рождения</w:t>
             </w:r>
             <w:r>
               <w:rPr>
@@ -2268,51 +2098,7 @@
                 <w:szCs w:val="16"/>
                 <w:lang w:val="ru-RU"/>
               </w:rPr>
-              <w:t xml:space="preserve">Расстреляна </w:t>
-            </w:r>
-            <w:proofErr w:type="spellStart"/>
-            <w:r>
-              <w:rPr>
-                <w:rFonts w:ascii="Arial" w:hAnsi="Arial" w:cs="Arial"/>
-                <w:bCs/>
-                <w:sz w:val="16"/>
-                <w:szCs w:val="16"/>
-                <w:lang w:val="ru-RU"/>
-              </w:rPr>
-              <w:t>большевикамии</w:t>
-            </w:r>
-            <w:proofErr w:type="spellEnd"/>
-            <w:r>
-              <w:rPr>
-                <w:rFonts w:ascii="Arial" w:hAnsi="Arial" w:cs="Arial"/>
-                <w:bCs/>
-                <w:sz w:val="16"/>
-                <w:szCs w:val="16"/>
-                <w:lang w:val="ru-RU"/>
-              </w:rPr>
-              <w:t xml:space="preserve"> </w:t>
-            </w:r>
-            <w:proofErr w:type="spellStart"/>
-            <w:r>
-              <w:rPr>
-                <w:rFonts w:ascii="Arial" w:hAnsi="Arial" w:cs="Arial"/>
-                <w:bCs/>
-                <w:sz w:val="16"/>
-                <w:szCs w:val="16"/>
-                <w:lang w:val="ru-RU"/>
-              </w:rPr>
-              <w:t>ок</w:t>
-            </w:r>
-            <w:proofErr w:type="spellEnd"/>
-            <w:r>
-              <w:rPr>
-                <w:rFonts w:ascii="Arial" w:hAnsi="Arial" w:cs="Arial"/>
-                <w:bCs/>
-                <w:sz w:val="16"/>
-                <w:szCs w:val="16"/>
-                <w:lang w:val="ru-RU"/>
-              </w:rPr>
-              <w:t>. 15 янв. 1919 (дек. 1918) в Царицыне. /460; 701–154,ч.2/</w:t>
+              <w:t>Расстреляна большевикамии ок. 15 янв. 1919 (дек. 1918) в Царицыне. /460; 701–154,ч.2/</w:t>
             </w:r>
           </w:p>
           <w:p>
@@ -2645,29 +2431,7 @@
                 <w:shd w:val="clear" w:color="auto" w:fill="FFFFFF"/>
                 <w:lang w:val="ru-RU"/>
               </w:rPr>
-              <w:t xml:space="preserve">Расстреляна большевиками 1918 в с. </w:t>
-            </w:r>
-            <w:proofErr w:type="spellStart"/>
-            <w:r>
-              <w:rPr>
-                <w:rFonts w:ascii="Arial" w:hAnsi="Arial" w:cs="Arial"/>
-                <w:sz w:val="16"/>
-                <w:szCs w:val="16"/>
-                <w:shd w:val="clear" w:color="auto" w:fill="FFFFFF"/>
-                <w:lang w:val="ru-RU"/>
-              </w:rPr>
-              <w:t>Бешпагир</w:t>
-            </w:r>
-            <w:proofErr w:type="spellEnd"/>
-            <w:r>
-              <w:rPr>
-                <w:rFonts w:ascii="Arial" w:hAnsi="Arial" w:cs="Arial"/>
-                <w:sz w:val="16"/>
-                <w:szCs w:val="16"/>
-                <w:shd w:val="clear" w:color="auto" w:fill="FFFFFF"/>
-                <w:lang w:val="ru-RU"/>
-              </w:rPr>
-              <w:t xml:space="preserve"> Ставропольской губ. /701–28/</w:t>
+              <w:t>Расстреляна большевиками 1918 в с. Бешпагир Ставропольской губ. /701–28/</w:t>
             </w:r>
           </w:p>
           <w:p>
@@ -2834,27 +2598,7 @@
                 <w:szCs w:val="16"/>
                 <w:lang w:val="ru-RU"/>
               </w:rPr>
-              <w:t xml:space="preserve">в 1865 г., Чистопольский р-н, д. Красный Яр; русская; </w:t>
-            </w:r>
-            <w:proofErr w:type="spellStart"/>
-            <w:r>
-              <w:rPr>
-                <w:rFonts w:ascii="Arial" w:hAnsi="Arial" w:cs="Arial"/>
-                <w:sz w:val="16"/>
-                <w:szCs w:val="16"/>
-                <w:lang w:val="ru-RU"/>
-              </w:rPr>
-              <w:t>Прож</w:t>
-            </w:r>
-            <w:proofErr w:type="spellEnd"/>
-            <w:r>
-              <w:rPr>
-                <w:rFonts w:ascii="Arial" w:hAnsi="Arial" w:cs="Arial"/>
-                <w:sz w:val="16"/>
-                <w:szCs w:val="16"/>
-                <w:lang w:val="ru-RU"/>
-              </w:rPr>
-              <w:t>.:</w:t>
+              <w:t>в 1865 г., Чистопольский р-н, д. Красный Яр; русская; Прож.:</w:t>
             </w:r>
             <w:r>
               <w:rPr>
@@ -2907,27 +2651,7 @@
                 <w:szCs w:val="16"/>
                 <w:lang w:val="ru-RU"/>
               </w:rPr>
-              <w:t xml:space="preserve">Приговорена: Чистопольская ЧК 17 декабря 1918 г., </w:t>
-            </w:r>
-            <w:proofErr w:type="spellStart"/>
-            <w:r>
-              <w:rPr>
-                <w:rFonts w:ascii="Arial" w:hAnsi="Arial" w:cs="Arial"/>
-                <w:sz w:val="16"/>
-                <w:szCs w:val="16"/>
-                <w:lang w:val="ru-RU"/>
-              </w:rPr>
-              <w:t>обв</w:t>
-            </w:r>
-            <w:proofErr w:type="spellEnd"/>
-            <w:r>
-              <w:rPr>
-                <w:rFonts w:ascii="Arial" w:hAnsi="Arial" w:cs="Arial"/>
-                <w:sz w:val="16"/>
-                <w:szCs w:val="16"/>
-                <w:lang w:val="ru-RU"/>
-              </w:rPr>
-              <w:t>.:</w:t>
+              <w:t>Приговорена: Чистопольская ЧК 17 декабря 1918 г., обв.:</w:t>
             </w:r>
             <w:r>
               <w:rPr>
@@ -2944,27 +2668,7 @@
                 <w:szCs w:val="16"/>
                 <w:lang w:val="ru-RU"/>
               </w:rPr>
-              <w:t xml:space="preserve">("дворянка, выдавала врагу </w:t>
-            </w:r>
-            <w:proofErr w:type="spellStart"/>
-            <w:r>
-              <w:rPr>
-                <w:rFonts w:ascii="Arial" w:hAnsi="Arial" w:cs="Arial"/>
-                <w:sz w:val="16"/>
-                <w:szCs w:val="16"/>
-                <w:lang w:val="ru-RU"/>
-              </w:rPr>
-              <w:t>сов.работников</w:t>
-            </w:r>
-            <w:proofErr w:type="spellEnd"/>
-            <w:r>
-              <w:rPr>
-                <w:rFonts w:ascii="Arial" w:hAnsi="Arial" w:cs="Arial"/>
-                <w:sz w:val="16"/>
-                <w:szCs w:val="16"/>
-                <w:lang w:val="ru-RU"/>
-              </w:rPr>
-              <w:t>").</w:t>
+              <w:t>("дворянка, выдавала врагу сов.работников").</w:t>
             </w:r>
             <w:r>
               <w:rPr>
@@ -2991,27 +2695,7 @@
                 <w:szCs w:val="16"/>
                 <w:lang w:val="ru-RU"/>
               </w:rPr>
-              <w:t xml:space="preserve">- в </w:t>
-            </w:r>
-            <w:proofErr w:type="spellStart"/>
-            <w:r>
-              <w:rPr>
-                <w:rFonts w:ascii="Arial" w:hAnsi="Arial" w:cs="Arial"/>
-                <w:sz w:val="16"/>
-                <w:szCs w:val="16"/>
-                <w:lang w:val="ru-RU"/>
-              </w:rPr>
-              <w:t>г.Чистополь</w:t>
-            </w:r>
-            <w:proofErr w:type="spellEnd"/>
-            <w:r>
-              <w:rPr>
-                <w:rFonts w:ascii="Arial" w:hAnsi="Arial" w:cs="Arial"/>
-                <w:sz w:val="16"/>
-                <w:szCs w:val="16"/>
-                <w:lang w:val="ru-RU"/>
-              </w:rPr>
-              <w:t>.. Реабилитирована 24 декабря 1993 г.</w:t>
+              <w:t>- в г.Чистополь.. Реабилитирована 24 декабря 1993 г.</w:t>
             </w:r>
           </w:p>
           <w:p>
@@ -3152,27 +2836,7 @@
                 <w:szCs w:val="16"/>
                 <w:lang w:val="ru-RU"/>
               </w:rPr>
-              <w:t xml:space="preserve">в 1895 г., Чистопольский р-н, д. Красный Яр; русская; </w:t>
-            </w:r>
-            <w:proofErr w:type="spellStart"/>
-            <w:r>
-              <w:rPr>
-                <w:rFonts w:ascii="Arial" w:hAnsi="Arial" w:cs="Arial"/>
-                <w:sz w:val="16"/>
-                <w:szCs w:val="16"/>
-                <w:lang w:val="ru-RU"/>
-              </w:rPr>
-              <w:t>Прож</w:t>
-            </w:r>
-            <w:proofErr w:type="spellEnd"/>
-            <w:r>
-              <w:rPr>
-                <w:rFonts w:ascii="Arial" w:hAnsi="Arial" w:cs="Arial"/>
-                <w:sz w:val="16"/>
-                <w:szCs w:val="16"/>
-                <w:lang w:val="ru-RU"/>
-              </w:rPr>
-              <w:t>.:</w:t>
+              <w:t>в 1895 г., Чистопольский р-н, д. Красный Яр; русская; Прож.:</w:t>
             </w:r>
             <w:r>
               <w:rPr>
@@ -3217,27 +2881,7 @@
                 <w:lang w:val="ru-RU"/>
               </w:rPr>
               <w:br/>
-              <w:t xml:space="preserve">Приговорена: Чистопольская ЧК 17 декабря 1918 г., </w:t>
-            </w:r>
-            <w:proofErr w:type="spellStart"/>
-            <w:r>
-              <w:rPr>
-                <w:rFonts w:ascii="Arial" w:hAnsi="Arial" w:cs="Arial"/>
-                <w:sz w:val="16"/>
-                <w:szCs w:val="16"/>
-                <w:lang w:val="ru-RU"/>
-              </w:rPr>
-              <w:t>обв</w:t>
-            </w:r>
-            <w:proofErr w:type="spellEnd"/>
-            <w:r>
-              <w:rPr>
-                <w:rFonts w:ascii="Arial" w:hAnsi="Arial" w:cs="Arial"/>
-                <w:sz w:val="16"/>
-                <w:szCs w:val="16"/>
-                <w:lang w:val="ru-RU"/>
-              </w:rPr>
-              <w:t>.:</w:t>
+              <w:t>Приговорена: Чистопольская ЧК 17 декабря 1918 г., обв.:</w:t>
             </w:r>
             <w:r>
               <w:rPr>
@@ -3254,27 +2898,7 @@
                 <w:szCs w:val="16"/>
                 <w:lang w:val="ru-RU"/>
               </w:rPr>
-              <w:t xml:space="preserve">("дворянка, выдавала врагу </w:t>
-            </w:r>
-            <w:proofErr w:type="spellStart"/>
-            <w:r>
-              <w:rPr>
-                <w:rFonts w:ascii="Arial" w:hAnsi="Arial" w:cs="Arial"/>
-                <w:sz w:val="16"/>
-                <w:szCs w:val="16"/>
-                <w:lang w:val="ru-RU"/>
-              </w:rPr>
-              <w:t>сов.работников</w:t>
-            </w:r>
-            <w:proofErr w:type="spellEnd"/>
-            <w:r>
-              <w:rPr>
-                <w:rFonts w:ascii="Arial" w:hAnsi="Arial" w:cs="Arial"/>
-                <w:sz w:val="16"/>
-                <w:szCs w:val="16"/>
-                <w:lang w:val="ru-RU"/>
-              </w:rPr>
-              <w:t>").</w:t>
+              <w:t>("дворянка, выдавала врагу сов.работников").</w:t>
             </w:r>
             <w:r>
               <w:rPr>
@@ -3370,31 +2994,7 @@
                 <w:szCs w:val="16"/>
                 <w:lang w:val="ru-RU"/>
               </w:rPr>
-              <w:t xml:space="preserve">Вадбольская (урожд. </w:t>
-            </w:r>
-            <w:proofErr w:type="spellStart"/>
-            <w:r>
-              <w:rPr>
-                <w:rFonts w:ascii="Arial" w:hAnsi="Arial" w:cs="Arial"/>
-                <w:b/>
-                <w:bCs/>
-                <w:sz w:val="16"/>
-                <w:szCs w:val="16"/>
-                <w:lang w:val="ru-RU"/>
-              </w:rPr>
-              <w:t>Важенкова</w:t>
-            </w:r>
-            <w:proofErr w:type="spellEnd"/>
-            <w:r>
-              <w:rPr>
-                <w:rFonts w:ascii="Arial" w:hAnsi="Arial" w:cs="Arial"/>
-                <w:b/>
-                <w:bCs/>
-                <w:sz w:val="16"/>
-                <w:szCs w:val="16"/>
-                <w:lang w:val="ru-RU"/>
-              </w:rPr>
-              <w:t>) Мария Ивановна 32 года</w:t>
+              <w:t>Вадбольская (урожд. Важенкова) Мария Ивановна 32 года</w:t>
             </w:r>
             <w:r>
               <w:rPr>
@@ -3473,31 +3073,7 @@
                 <w:szCs w:val="16"/>
                 <w:lang w:val="ru-RU"/>
               </w:rPr>
-              <w:t xml:space="preserve">Источник: </w:t>
-            </w:r>
-            <w:proofErr w:type="spellStart"/>
-            <w:r>
-              <w:rPr>
-                <w:rFonts w:ascii="Arial" w:hAnsi="Arial" w:cs="Arial"/>
-                <w:b/>
-                <w:bCs/>
-                <w:sz w:val="16"/>
-                <w:szCs w:val="16"/>
-                <w:lang w:val="ru-RU"/>
-              </w:rPr>
-              <w:t>Заклеймленные</w:t>
-            </w:r>
-            <w:proofErr w:type="spellEnd"/>
-            <w:r>
-              <w:rPr>
-                <w:rFonts w:ascii="Arial" w:hAnsi="Arial" w:cs="Arial"/>
-                <w:b/>
-                <w:bCs/>
-                <w:sz w:val="16"/>
-                <w:szCs w:val="16"/>
-                <w:lang w:val="ru-RU"/>
-              </w:rPr>
-              <w:t xml:space="preserve"> властью;</w:t>
+              <w:t>Источник: Заклеймленные властью;</w:t>
             </w:r>
             <w:r>
               <w:rPr>
@@ -3896,104 +3472,33 @@
               <w:rPr>
                 <w:rStyle w:val="Strong"/>
                 <w:rFonts w:ascii="Arial" w:hAnsi="Arial" w:cs="Arial"/>
-                <w:sz w:val="16"/>
-                <w:szCs w:val="16"/>
-                <w:lang w:val="ru-RU"/>
-              </w:rPr>
-              <w:t>26.01.1878-07.10.1918. Родилась в д. Аниш-Крышки (</w:t>
-            </w:r>
-            <w:proofErr w:type="spellStart"/>
-            <w:r>
-              <w:rPr>
-                <w:rStyle w:val="Strong"/>
-                <w:rFonts w:ascii="Arial" w:hAnsi="Arial" w:cs="Arial"/>
-                <w:sz w:val="16"/>
-                <w:szCs w:val="16"/>
-                <w:lang w:val="ru-RU"/>
-              </w:rPr>
-              <w:t>Энĕш</w:t>
-            </w:r>
-            <w:proofErr w:type="spellEnd"/>
-            <w:r>
-              <w:rPr>
-                <w:rStyle w:val="Strong"/>
-                <w:rFonts w:ascii="Arial" w:hAnsi="Arial" w:cs="Arial"/>
-                <w:sz w:val="16"/>
-                <w:szCs w:val="16"/>
-                <w:lang w:val="ru-RU"/>
-              </w:rPr>
-              <w:t xml:space="preserve"> </w:t>
-            </w:r>
-            <w:proofErr w:type="spellStart"/>
-            <w:r>
-              <w:rPr>
-                <w:rStyle w:val="Strong"/>
-                <w:rFonts w:ascii="Arial" w:hAnsi="Arial" w:cs="Arial"/>
-                <w:sz w:val="16"/>
-                <w:szCs w:val="16"/>
-                <w:lang w:val="ru-RU"/>
-              </w:rPr>
-              <w:t>Кăршка</w:t>
-            </w:r>
-            <w:proofErr w:type="spellEnd"/>
-            <w:r>
-              <w:rPr>
-                <w:rStyle w:val="Strong"/>
-                <w:rFonts w:ascii="Arial" w:hAnsi="Arial" w:cs="Arial"/>
-                <w:sz w:val="16"/>
-                <w:szCs w:val="16"/>
-                <w:lang w:val="ru-RU"/>
-              </w:rPr>
-              <w:t>) Чебоксарского уезда, чувашка. Выпускница женского училища при Симбирской чувашской учительской школе. Участница национально-освободительного движения чувашей, журналистка.</w:t>
-            </w:r>
-            <w:r>
-              <w:rPr>
-                <w:rFonts w:ascii="Arial" w:hAnsi="Arial" w:cs="Arial"/>
-                <w:sz w:val="16"/>
-                <w:szCs w:val="16"/>
-                <w:lang w:val="ru-RU"/>
-              </w:rPr>
-              <w:t xml:space="preserve"> Учительница </w:t>
-            </w:r>
-            <w:proofErr w:type="spellStart"/>
-            <w:r>
-              <w:rPr>
-                <w:rFonts w:ascii="Arial" w:hAnsi="Arial" w:cs="Arial"/>
-                <w:sz w:val="16"/>
-                <w:szCs w:val="16"/>
-                <w:lang w:val="ru-RU"/>
-              </w:rPr>
-              <w:t>Чепкас-Ильметевской</w:t>
-            </w:r>
-            <w:proofErr w:type="spellEnd"/>
-            <w:r>
-              <w:rPr>
-                <w:rFonts w:ascii="Arial" w:hAnsi="Arial" w:cs="Arial"/>
-                <w:sz w:val="16"/>
-                <w:szCs w:val="16"/>
-                <w:lang w:val="ru-RU"/>
-              </w:rPr>
-              <w:t xml:space="preserve"> женской начальной школы Буинского уезда. В июне 1918 г. организовала Союз чувашских женщин. Была редактором газеты «</w:t>
-            </w:r>
-            <w:proofErr w:type="spellStart"/>
-            <w:r>
-              <w:rPr>
-                <w:rFonts w:ascii="Arial" w:hAnsi="Arial" w:cs="Arial"/>
-                <w:sz w:val="16"/>
-                <w:szCs w:val="16"/>
-                <w:lang w:val="ru-RU"/>
-              </w:rPr>
-              <w:t>Хыпар</w:t>
-            </w:r>
-            <w:proofErr w:type="spellEnd"/>
-            <w:r>
-              <w:rPr>
-                <w:rFonts w:ascii="Arial" w:hAnsi="Arial" w:cs="Arial"/>
-                <w:sz w:val="16"/>
-                <w:szCs w:val="16"/>
-                <w:lang w:val="ru-RU"/>
-              </w:rPr>
-              <w:t>». Расстреляна органами Чрезвычайной комиссии по борьбе с к/р и саботажем вместе с известным революционером (эсером) Т.Н. Николаевым (Хури). Реабилитирована в 2006 г.</w:t>
+                <w:b w:val="0"/>
+                <w:bCs w:val="0"/>
+                <w:sz w:val="16"/>
+                <w:szCs w:val="16"/>
+                <w:lang w:val="ru-RU"/>
+              </w:rPr>
+              <w:t>26.01.1878-07.10.1918. Родилась в д. Аниш-Крышки (Энĕш Кăршка) Чебоксарского уезда, чувашка. Выпускница женского училища при Симбирской чувашской учительской школе. Участница национально-освободительного движения чувашей, журналистка.</w:t>
+            </w:r>
+            <w:r>
+              <w:rPr>
+                <w:rFonts w:ascii="Arial" w:hAnsi="Arial" w:cs="Arial"/>
+                <w:b/>
+                <w:bCs/>
+                <w:sz w:val="16"/>
+                <w:szCs w:val="16"/>
+                <w:lang w:val="ru-RU"/>
+              </w:rPr>
+              <w:t xml:space="preserve"> Учительница</w:t>
+            </w:r>
+            <w:r>
+              <w:rPr>
+                <w:rFonts w:ascii="Arial" w:hAnsi="Arial" w:cs="Arial"/>
+                <w:sz w:val="16"/>
+                <w:szCs w:val="16"/>
+                <w:lang w:val="ru-RU"/>
+              </w:rPr>
+              <w:t xml:space="preserve"> Чепкас-Ильметевской женской начальной школы Буинского уезда. В июне 1918 г. организовала Союз чувашских женщин. Была редактором газеты «Хыпар». Расстреляна органами Чрезвычайной комиссии по борьбе с к/р и саботажем вместе с известным революционером (эсером) Т.Н. Николаевым (Хури). Реабилитирована в 2006 г.</w:t>
             </w:r>
           </w:p>
           <w:p>
@@ -4010,32 +3515,23 @@
               <w:ind w:right="60"/>
               <w:rPr>
                 <w:rFonts w:ascii="Arial" w:hAnsi="Arial" w:cs="Arial"/>
-                <w:sz w:val="16"/>
-                <w:szCs w:val="16"/>
-                <w:lang w:val="ru-RU"/>
-              </w:rPr>
-            </w:pPr>
-            <w:r>
-              <w:rPr>
-                <w:rFonts w:ascii="Arial" w:hAnsi="Arial" w:cs="Arial"/>
-                <w:bCs/>
-                <w:i/>
-                <w:sz w:val="16"/>
-                <w:szCs w:val="16"/>
-                <w:lang w:val="ru-RU"/>
-              </w:rPr>
-              <w:t>Источник: Культурное наследие Чувашии;</w:t>
-            </w:r>
-            <w:r>
-              <w:rPr>
-                <w:rFonts w:ascii="Arial" w:hAnsi="Arial" w:cs="Arial"/>
-                <w:bCs/>
-                <w:i/>
-                <w:sz w:val="16"/>
-                <w:szCs w:val="16"/>
-                <w:lang w:val="ru-RU"/>
-              </w:rPr>
-              <w:t xml:space="preserve"> </w:t>
+                <w:b/>
+                <w:iCs/>
+                <w:sz w:val="16"/>
+                <w:szCs w:val="16"/>
+                <w:lang w:val="ru-RU"/>
+              </w:rPr>
+            </w:pPr>
+            <w:r>
+              <w:rPr>
+                <w:rFonts w:ascii="Arial" w:hAnsi="Arial" w:cs="Arial"/>
+                <w:b/>
+                <w:iCs/>
+                <w:sz w:val="16"/>
+                <w:szCs w:val="16"/>
+                <w:lang w:val="ru-RU"/>
+              </w:rPr>
+              <w:t xml:space="preserve">Источник: Культурное наследие Чувашии; </w:t>
             </w:r>
             <w:hyperlink r:id="rId21" w:history="1">
               <w:r>
@@ -4043,7 +3539,7 @@
                   <w:rStyle w:val="Hyperlink"/>
                   <w:rFonts w:ascii="Arial" w:hAnsi="Arial" w:cs="Arial"/>
                   <w:b/>
-                  <w:bCs/>
+                  <w:iCs/>
                   <w:color w:val="auto"/>
                   <w:sz w:val="16"/>
                   <w:szCs w:val="16"/>
@@ -4127,29 +3623,7 @@
                 <w:szCs w:val="16"/>
                 <w:lang w:val="ru-RU"/>
               </w:rPr>
-              <w:t xml:space="preserve">Расстреляна большевиками до 1 </w:t>
-            </w:r>
-            <w:proofErr w:type="spellStart"/>
-            <w:r>
-              <w:rPr>
-                <w:rFonts w:ascii="Arial" w:hAnsi="Arial" w:cs="Arial"/>
-                <w:bCs/>
-                <w:sz w:val="16"/>
-                <w:szCs w:val="16"/>
-                <w:lang w:val="ru-RU"/>
-              </w:rPr>
-              <w:t>нояб</w:t>
-            </w:r>
-            <w:proofErr w:type="spellEnd"/>
-            <w:r>
-              <w:rPr>
-                <w:rFonts w:ascii="Arial" w:hAnsi="Arial" w:cs="Arial"/>
-                <w:bCs/>
-                <w:sz w:val="16"/>
-                <w:szCs w:val="16"/>
-                <w:lang w:val="ru-RU"/>
-              </w:rPr>
-              <w:t>. 1918 на Восточном фронте. /691–7/</w:t>
+              <w:t>Расстреляна большевиками до 1 нояб. 1918 на Восточном фронте. /691–7/</w:t>
             </w:r>
           </w:p>
           <w:p>
@@ -4240,29 +3714,16 @@
                 <w:lang w:val="ru-RU"/>
               </w:rPr>
             </w:pPr>
-            <w:proofErr w:type="spellStart"/>
-            <w:r>
-              <w:rPr>
-                <w:rFonts w:ascii="Arial" w:hAnsi="Arial" w:cs="Arial"/>
-                <w:b/>
-                <w:bCs/>
-                <w:sz w:val="16"/>
-                <w:szCs w:val="16"/>
-                <w:lang w:val="ru-RU"/>
-              </w:rPr>
-              <w:t>Гельм-Калыкова</w:t>
-            </w:r>
-            <w:proofErr w:type="spellEnd"/>
-            <w:r>
-              <w:rPr>
-                <w:rFonts w:ascii="Arial" w:hAnsi="Arial" w:cs="Arial"/>
-                <w:b/>
-                <w:bCs/>
-                <w:sz w:val="16"/>
-                <w:szCs w:val="16"/>
-                <w:lang w:val="ru-RU"/>
-              </w:rPr>
-              <w:t xml:space="preserve"> Елизавета Николаевна нет даты рождения</w:t>
+            <w:r>
+              <w:rPr>
+                <w:rFonts w:ascii="Arial" w:hAnsi="Arial" w:cs="Arial"/>
+                <w:b/>
+                <w:bCs/>
+                <w:sz w:val="16"/>
+                <w:szCs w:val="16"/>
+                <w:lang w:val="ru-RU"/>
+              </w:rPr>
+              <w:t>Гельм-Калыкова Елизавета Николаевна нет даты рождения</w:t>
             </w:r>
             <w:r>
               <w:rPr>
@@ -4326,25 +3787,14 @@
               </w:rPr>
               <w:t> </w:t>
             </w:r>
-            <w:proofErr w:type="spellStart"/>
-            <w:r>
-              <w:rPr>
-                <w:rFonts w:ascii="Arial" w:hAnsi="Arial" w:cs="Arial"/>
-                <w:sz w:val="16"/>
-                <w:szCs w:val="16"/>
-                <w:lang w:val="ru-RU"/>
-              </w:rPr>
-              <w:t>Сыльвино</w:t>
-            </w:r>
-            <w:proofErr w:type="spellEnd"/>
-            <w:r>
-              <w:rPr>
-                <w:rFonts w:ascii="Arial" w:hAnsi="Arial" w:cs="Arial"/>
-                <w:sz w:val="16"/>
-                <w:szCs w:val="16"/>
-                <w:lang w:val="ru-RU"/>
-              </w:rPr>
-              <w:t>-Троицкое Красноуфимского уезда Пермской губ. 4 декабря</w:t>
+            <w:r>
+              <w:rPr>
+                <w:rFonts w:ascii="Arial" w:hAnsi="Arial" w:cs="Arial"/>
+                <w:sz w:val="16"/>
+                <w:szCs w:val="16"/>
+                <w:lang w:val="ru-RU"/>
+              </w:rPr>
+              <w:t>Сыльвино-Троицкое Красноуфимского уезда Пермской губ. 4 декабря</w:t>
             </w:r>
           </w:p>
           <w:p>
@@ -4489,29 +3939,16 @@
                 <w:lang w:val="ru-RU"/>
               </w:rPr>
             </w:pPr>
-            <w:proofErr w:type="spellStart"/>
-            <w:r>
-              <w:rPr>
-                <w:rFonts w:ascii="Arial" w:hAnsi="Arial" w:cs="Arial"/>
-                <w:b/>
-                <w:bCs/>
-                <w:sz w:val="16"/>
-                <w:szCs w:val="16"/>
-                <w:lang w:val="ru-RU"/>
-              </w:rPr>
-              <w:t>Гендрикова</w:t>
-            </w:r>
-            <w:proofErr w:type="spellEnd"/>
-            <w:r>
-              <w:rPr>
-                <w:rFonts w:ascii="Arial" w:hAnsi="Arial" w:cs="Arial"/>
-                <w:b/>
-                <w:bCs/>
-                <w:sz w:val="16"/>
-                <w:szCs w:val="16"/>
-                <w:lang w:val="ru-RU"/>
-              </w:rPr>
-              <w:t xml:space="preserve"> Анастасия Васильевна 30 лет</w:t>
+            <w:r>
+              <w:rPr>
+                <w:rFonts w:ascii="Arial" w:hAnsi="Arial" w:cs="Arial"/>
+                <w:b/>
+                <w:bCs/>
+                <w:sz w:val="16"/>
+                <w:szCs w:val="16"/>
+                <w:lang w:val="ru-RU"/>
+              </w:rPr>
+              <w:t>Гендрикова Анастасия Васильевна 30 лет</w:t>
             </w:r>
             <w:r>
               <w:rPr>
@@ -4970,27 +4407,7 @@
                 <w:szCs w:val="16"/>
                 <w:lang w:val="ru-RU"/>
               </w:rPr>
-              <w:t xml:space="preserve">р. 1825. Расстреляна большевиками 1918 в с. </w:t>
-            </w:r>
-            <w:proofErr w:type="spellStart"/>
-            <w:r>
-              <w:rPr>
-                <w:rFonts w:ascii="Arial" w:hAnsi="Arial" w:cs="Arial"/>
-                <w:sz w:val="16"/>
-                <w:szCs w:val="16"/>
-                <w:lang w:val="ru-RU"/>
-              </w:rPr>
-              <w:t>Тугулук</w:t>
-            </w:r>
-            <w:proofErr w:type="spellEnd"/>
-            <w:r>
-              <w:rPr>
-                <w:rFonts w:ascii="Arial" w:hAnsi="Arial" w:cs="Arial"/>
-                <w:sz w:val="16"/>
-                <w:szCs w:val="16"/>
-                <w:lang w:val="ru-RU"/>
-              </w:rPr>
-              <w:t xml:space="preserve"> Ставропольской губ. /701–28/</w:t>
+              <w:t>р. 1825. Расстреляна большевиками 1918 в с. Тугулук Ставропольской губ. /701–28/</w:t>
             </w:r>
           </w:p>
           <w:p>
@@ -5156,27 +4573,7 @@
                 <w:szCs w:val="16"/>
                 <w:lang w:val="ru-RU"/>
               </w:rPr>
-              <w:t xml:space="preserve">в 1875 г., уроженка имения Заозерье Порховского р-на; бывшая помещица. Арестована 5 октября 1918 г. Приговорена: Порховской уездной ЧК 11 ноября 1918 г., </w:t>
-            </w:r>
-            <w:proofErr w:type="spellStart"/>
-            <w:r>
-              <w:rPr>
-                <w:rFonts w:ascii="Arial" w:hAnsi="Arial" w:cs="Arial"/>
-                <w:sz w:val="16"/>
-                <w:szCs w:val="16"/>
-                <w:lang w:val="ru-RU"/>
-              </w:rPr>
-              <w:t>обв</w:t>
-            </w:r>
-            <w:proofErr w:type="spellEnd"/>
-            <w:r>
-              <w:rPr>
-                <w:rFonts w:ascii="Arial" w:hAnsi="Arial" w:cs="Arial"/>
-                <w:sz w:val="16"/>
-                <w:szCs w:val="16"/>
-                <w:lang w:val="ru-RU"/>
-              </w:rPr>
-              <w:t>.:</w:t>
+              <w:t>в 1875 г., уроженка имения Заозерье Порховского р-на; бывшая помещица. Арестована 5 октября 1918 г. Приговорена: Порховской уездной ЧК 11 ноября 1918 г., обв.:</w:t>
             </w:r>
             <w:r>
               <w:rPr>
@@ -5268,29 +4665,16 @@
                 <w:lang w:val="ru-RU"/>
               </w:rPr>
             </w:pPr>
-            <w:proofErr w:type="spellStart"/>
-            <w:r>
-              <w:rPr>
-                <w:rFonts w:ascii="Arial" w:hAnsi="Arial" w:cs="Arial"/>
-                <w:b/>
-                <w:bCs/>
-                <w:sz w:val="16"/>
-                <w:szCs w:val="16"/>
-                <w:lang w:val="ru-RU"/>
-              </w:rPr>
-              <w:t>Грудусова</w:t>
-            </w:r>
-            <w:proofErr w:type="spellEnd"/>
-            <w:r>
-              <w:rPr>
-                <w:rFonts w:ascii="Arial" w:hAnsi="Arial" w:cs="Arial"/>
-                <w:b/>
-                <w:bCs/>
-                <w:sz w:val="16"/>
-                <w:szCs w:val="16"/>
-                <w:lang w:val="ru-RU"/>
-              </w:rPr>
-              <w:t xml:space="preserve"> нет даты рождения</w:t>
+            <w:r>
+              <w:rPr>
+                <w:rFonts w:ascii="Arial" w:hAnsi="Arial" w:cs="Arial"/>
+                <w:b/>
+                <w:bCs/>
+                <w:sz w:val="16"/>
+                <w:szCs w:val="16"/>
+                <w:lang w:val="ru-RU"/>
+              </w:rPr>
+              <w:t>Грудусова нет даты рождения</w:t>
             </w:r>
             <w:r>
               <w:rPr>
@@ -5443,9 +4827,8 @@
                 <w:shd w:val="clear" w:color="auto" w:fill="FFFFFF"/>
                 <w:lang w:val="ru-RU"/>
               </w:rPr>
-              <w:t>Гунаропуло (</w:t>
-            </w:r>
-            <w:proofErr w:type="spellStart"/>
+              <w:t>Гунаропуло (Гунаронуло) Мари́я Миха́йловна 53 года</w:t>
+            </w:r>
             <w:r>
               <w:rPr>
                 <w:rFonts w:ascii="Arial" w:hAnsi="Arial" w:cs="Arial"/>
@@ -5456,97 +4839,86 @@
                 <w:shd w:val="clear" w:color="auto" w:fill="FFFFFF"/>
                 <w:lang w:val="ru-RU"/>
               </w:rPr>
-              <w:t>Гунаронуло</w:t>
-            </w:r>
-            <w:proofErr w:type="spellEnd"/>
-            <w:r>
-              <w:rPr>
-                <w:rFonts w:ascii="Arial" w:hAnsi="Arial" w:cs="Arial"/>
-                <w:b/>
-                <w:bCs/>
+              <w:t xml:space="preserve"> </w:t>
+            </w:r>
+          </w:p>
+          <w:p>
+            <w:pPr>
+              <w:pStyle w:val="BodyText"/>
+              <w:pBdr>
+                <w:top w:val="none" w:sz="0" w:space="0" w:color="000000"/>
+                <w:left w:val="none" w:sz="0" w:space="0" w:color="000000"/>
+                <w:bottom w:val="none" w:sz="0" w:space="0" w:color="000000"/>
+                <w:right w:val="none" w:sz="0" w:space="0" w:color="000000"/>
+              </w:pBdr>
+              <w:snapToGrid w:val="0"/>
+              <w:spacing w:after="0" w:line="240" w:lineRule="auto"/>
+              <w:rPr>
+                <w:rFonts w:ascii="Arial" w:hAnsi="Arial" w:cs="Arial"/>
                 <w:sz w:val="16"/>
                 <w:szCs w:val="16"/>
                 <w:shd w:val="clear" w:color="auto" w:fill="FFFFFF"/>
                 <w:lang w:val="ru-RU"/>
               </w:rPr>
-              <w:t xml:space="preserve">) </w:t>
-            </w:r>
-            <w:proofErr w:type="spellStart"/>
-            <w:r>
-              <w:rPr>
-                <w:rFonts w:ascii="Arial" w:hAnsi="Arial" w:cs="Arial"/>
-                <w:b/>
-                <w:bCs/>
+            </w:pPr>
+            <w:r>
+              <w:rPr>
+                <w:rFonts w:ascii="Arial" w:hAnsi="Arial" w:cs="Arial"/>
                 <w:sz w:val="16"/>
                 <w:szCs w:val="16"/>
                 <w:shd w:val="clear" w:color="auto" w:fill="FFFFFF"/>
                 <w:lang w:val="ru-RU"/>
               </w:rPr>
-              <w:t>Мари́я</w:t>
-            </w:r>
-            <w:proofErr w:type="spellEnd"/>
-            <w:r>
-              <w:rPr>
-                <w:rFonts w:ascii="Arial" w:hAnsi="Arial" w:cs="Arial"/>
-                <w:b/>
-                <w:bCs/>
+              <w:t>Игу́мения Маргари́та Родилась в 1865 году в Киеве в греческой семье.</w:t>
+            </w:r>
+            <w:r>
+              <w:rPr>
+                <w:rFonts w:ascii="Arial" w:hAnsi="Arial" w:cs="Arial"/>
+                <w:sz w:val="16"/>
+                <w:szCs w:val="16"/>
+                <w:lang w:val="ru-RU"/>
+              </w:rPr>
+              <w:t xml:space="preserve"> </w:t>
+            </w:r>
+            <w:r>
+              <w:rPr>
+                <w:rFonts w:ascii="Arial" w:hAnsi="Arial" w:cs="Arial"/>
                 <w:sz w:val="16"/>
                 <w:szCs w:val="16"/>
                 <w:shd w:val="clear" w:color="auto" w:fill="FFFFFF"/>
                 <w:lang w:val="ru-RU"/>
               </w:rPr>
-              <w:t xml:space="preserve"> </w:t>
-            </w:r>
-            <w:proofErr w:type="spellStart"/>
-            <w:r>
-              <w:rPr>
-                <w:rFonts w:ascii="Arial" w:hAnsi="Arial" w:cs="Arial"/>
-                <w:b/>
-                <w:bCs/>
+              <w:t>Пострижена</w:t>
+            </w:r>
+            <w:r>
+              <w:rPr>
+                <w:rFonts w:ascii="Arial" w:hAnsi="Arial" w:cs="Arial"/>
                 <w:sz w:val="16"/>
                 <w:szCs w:val="16"/>
                 <w:shd w:val="clear" w:color="auto" w:fill="FFFFFF"/>
-                <w:lang w:val="ru-RU"/>
-              </w:rPr>
-              <w:t>Миха́йловна</w:t>
-            </w:r>
-            <w:proofErr w:type="spellEnd"/>
-            <w:r>
-              <w:rPr>
-                <w:rFonts w:ascii="Arial" w:hAnsi="Arial" w:cs="Arial"/>
-                <w:b/>
-                <w:bCs/>
+              </w:rPr>
+              <w:t> </w:t>
+            </w:r>
+            <w:r>
+              <w:rPr>
+                <w:rFonts w:ascii="Arial" w:hAnsi="Arial" w:cs="Arial"/>
                 <w:sz w:val="16"/>
                 <w:szCs w:val="16"/>
                 <w:shd w:val="clear" w:color="auto" w:fill="FFFFFF"/>
                 <w:lang w:val="ru-RU"/>
               </w:rPr>
-              <w:t xml:space="preserve"> 53 года</w:t>
-            </w:r>
-            <w:r>
-              <w:rPr>
-                <w:rFonts w:ascii="Arial" w:hAnsi="Arial" w:cs="Arial"/>
-                <w:b/>
-                <w:bCs/>
+              <w:t>в монахини в 1917</w:t>
+            </w:r>
+            <w:r>
+              <w:rPr>
+                <w:rFonts w:ascii="Arial" w:hAnsi="Arial" w:cs="Arial"/>
                 <w:sz w:val="16"/>
                 <w:szCs w:val="16"/>
                 <w:shd w:val="clear" w:color="auto" w:fill="FFFFFF"/>
-                <w:lang w:val="ru-RU"/>
-              </w:rPr>
-              <w:t xml:space="preserve"> </w:t>
-            </w:r>
-          </w:p>
-          <w:p>
-            <w:pPr>
-              <w:pStyle w:val="BodyText"/>
-              <w:pBdr>
-                <w:top w:val="none" w:sz="0" w:space="0" w:color="000000"/>
-                <w:left w:val="none" w:sz="0" w:space="0" w:color="000000"/>
-                <w:bottom w:val="none" w:sz="0" w:space="0" w:color="000000"/>
-                <w:right w:val="none" w:sz="0" w:space="0" w:color="000000"/>
-              </w:pBdr>
-              <w:snapToGrid w:val="0"/>
-              <w:spacing w:after="0" w:line="240" w:lineRule="auto"/>
+              </w:rPr>
+              <w:t> </w:t>
+            </w:r>
+            <w:r>
               <w:rPr>
                 <w:rFonts w:ascii="Arial" w:hAnsi="Arial" w:cs="Arial"/>
                 <w:sz w:val="16"/>
@@ -5554,129 +4926,7 @@
                 <w:shd w:val="clear" w:color="auto" w:fill="FFFFFF"/>
                 <w:lang w:val="ru-RU"/>
               </w:rPr>
-            </w:pPr>
-            <w:proofErr w:type="spellStart"/>
-            <w:r>
-              <w:rPr>
-                <w:rFonts w:ascii="Arial" w:hAnsi="Arial" w:cs="Arial"/>
-                <w:sz w:val="16"/>
-                <w:szCs w:val="16"/>
-                <w:shd w:val="clear" w:color="auto" w:fill="FFFFFF"/>
-                <w:lang w:val="ru-RU"/>
-              </w:rPr>
-              <w:t>Игу́мения</w:t>
-            </w:r>
-            <w:proofErr w:type="spellEnd"/>
-            <w:r>
-              <w:rPr>
-                <w:rFonts w:ascii="Arial" w:hAnsi="Arial" w:cs="Arial"/>
-                <w:sz w:val="16"/>
-                <w:szCs w:val="16"/>
-                <w:shd w:val="clear" w:color="auto" w:fill="FFFFFF"/>
-                <w:lang w:val="ru-RU"/>
-              </w:rPr>
-              <w:t xml:space="preserve"> </w:t>
-            </w:r>
-            <w:proofErr w:type="spellStart"/>
-            <w:r>
-              <w:rPr>
-                <w:rFonts w:ascii="Arial" w:hAnsi="Arial" w:cs="Arial"/>
-                <w:sz w:val="16"/>
-                <w:szCs w:val="16"/>
-                <w:shd w:val="clear" w:color="auto" w:fill="FFFFFF"/>
-                <w:lang w:val="ru-RU"/>
-              </w:rPr>
-              <w:t>Маргари́та</w:t>
-            </w:r>
-            <w:proofErr w:type="spellEnd"/>
-            <w:r>
-              <w:rPr>
-                <w:rFonts w:ascii="Arial" w:hAnsi="Arial" w:cs="Arial"/>
-                <w:sz w:val="16"/>
-                <w:szCs w:val="16"/>
-                <w:shd w:val="clear" w:color="auto" w:fill="FFFFFF"/>
-                <w:lang w:val="ru-RU"/>
-              </w:rPr>
-              <w:t xml:space="preserve"> Родилась в 1865 году в Киеве в греческой семье.</w:t>
-            </w:r>
-            <w:r>
-              <w:rPr>
-                <w:rFonts w:ascii="Arial" w:hAnsi="Arial" w:cs="Arial"/>
-                <w:sz w:val="16"/>
-                <w:szCs w:val="16"/>
-                <w:lang w:val="ru-RU"/>
-              </w:rPr>
-              <w:t xml:space="preserve"> </w:t>
-            </w:r>
-            <w:r>
-              <w:rPr>
-                <w:rFonts w:ascii="Arial" w:hAnsi="Arial" w:cs="Arial"/>
-                <w:sz w:val="16"/>
-                <w:szCs w:val="16"/>
-                <w:shd w:val="clear" w:color="auto" w:fill="FFFFFF"/>
-                <w:lang w:val="ru-RU"/>
-              </w:rPr>
-              <w:t>Пострижена</w:t>
-            </w:r>
-            <w:r>
-              <w:rPr>
-                <w:rFonts w:ascii="Arial" w:hAnsi="Arial" w:cs="Arial"/>
-                <w:sz w:val="16"/>
-                <w:szCs w:val="16"/>
-                <w:shd w:val="clear" w:color="auto" w:fill="FFFFFF"/>
-              </w:rPr>
-              <w:t> </w:t>
-            </w:r>
-            <w:r>
-              <w:rPr>
-                <w:rFonts w:ascii="Arial" w:hAnsi="Arial" w:cs="Arial"/>
-                <w:sz w:val="16"/>
-                <w:szCs w:val="16"/>
-                <w:shd w:val="clear" w:color="auto" w:fill="FFFFFF"/>
-                <w:lang w:val="ru-RU"/>
-              </w:rPr>
-              <w:t>в монахини в 1917</w:t>
-            </w:r>
-            <w:r>
-              <w:rPr>
-                <w:rFonts w:ascii="Arial" w:hAnsi="Arial" w:cs="Arial"/>
-                <w:sz w:val="16"/>
-                <w:szCs w:val="16"/>
-                <w:shd w:val="clear" w:color="auto" w:fill="FFFFFF"/>
-              </w:rPr>
-              <w:t> </w:t>
-            </w:r>
-            <w:r>
-              <w:rPr>
-                <w:rFonts w:ascii="Arial" w:hAnsi="Arial" w:cs="Arial"/>
-                <w:sz w:val="16"/>
-                <w:szCs w:val="16"/>
-                <w:shd w:val="clear" w:color="auto" w:fill="FFFFFF"/>
-                <w:lang w:val="ru-RU"/>
-              </w:rPr>
-              <w:t xml:space="preserve">году. Настоятельница Мензелинского </w:t>
-            </w:r>
-            <w:proofErr w:type="spellStart"/>
-            <w:r>
-              <w:rPr>
-                <w:rFonts w:ascii="Arial" w:hAnsi="Arial" w:cs="Arial"/>
-                <w:sz w:val="16"/>
-                <w:szCs w:val="16"/>
-                <w:shd w:val="clear" w:color="auto" w:fill="FFFFFF"/>
-                <w:lang w:val="ru-RU"/>
-              </w:rPr>
-              <w:t>Пророко</w:t>
-            </w:r>
-            <w:proofErr w:type="spellEnd"/>
-            <w:r>
-              <w:rPr>
-                <w:rFonts w:ascii="Arial" w:hAnsi="Arial" w:cs="Arial"/>
-                <w:sz w:val="16"/>
-                <w:szCs w:val="16"/>
-                <w:shd w:val="clear" w:color="auto" w:fill="FFFFFF"/>
-                <w:lang w:val="ru-RU"/>
-              </w:rPr>
-              <w:t>-Ильинского монастыря. Игумения Маргарита была</w:t>
+              <w:t>году. Настоятельница Мензелинского Пророко-Ильинского монастыря. Игумения Маргарита была</w:t>
             </w:r>
             <w:r>
               <w:rPr>
@@ -5844,77 +5094,16 @@
                 <w:lang w:val="ru-RU"/>
               </w:rPr>
             </w:pPr>
-            <w:proofErr w:type="spellStart"/>
-            <w:r>
-              <w:rPr>
-                <w:rFonts w:ascii="Arial" w:hAnsi="Arial" w:cs="Arial"/>
-                <w:b/>
-                <w:bCs/>
-                <w:sz w:val="16"/>
-                <w:szCs w:val="16"/>
-                <w:lang w:val="ru-RU"/>
-              </w:rPr>
-              <w:t>Деми́дова</w:t>
-            </w:r>
-            <w:proofErr w:type="spellEnd"/>
-            <w:r>
-              <w:rPr>
-                <w:rFonts w:ascii="Arial" w:hAnsi="Arial" w:cs="Arial"/>
-                <w:b/>
-                <w:bCs/>
-                <w:sz w:val="16"/>
-                <w:szCs w:val="16"/>
-                <w:lang w:val="ru-RU"/>
-              </w:rPr>
-              <w:t xml:space="preserve"> </w:t>
-            </w:r>
-            <w:proofErr w:type="spellStart"/>
-            <w:r>
-              <w:rPr>
-                <w:rFonts w:ascii="Arial" w:hAnsi="Arial" w:cs="Arial"/>
-                <w:b/>
-                <w:bCs/>
-                <w:sz w:val="16"/>
-                <w:szCs w:val="16"/>
-                <w:lang w:val="ru-RU"/>
-              </w:rPr>
-              <w:t>А́нна</w:t>
-            </w:r>
-            <w:proofErr w:type="spellEnd"/>
-            <w:r>
-              <w:rPr>
-                <w:rFonts w:ascii="Arial" w:hAnsi="Arial" w:cs="Arial"/>
-                <w:b/>
-                <w:bCs/>
-                <w:sz w:val="16"/>
-                <w:szCs w:val="16"/>
-                <w:lang w:val="ru-RU"/>
-              </w:rPr>
-              <w:t xml:space="preserve"> </w:t>
-            </w:r>
-            <w:proofErr w:type="spellStart"/>
-            <w:r>
-              <w:rPr>
-                <w:rFonts w:ascii="Arial" w:hAnsi="Arial" w:cs="Arial"/>
-                <w:b/>
-                <w:bCs/>
-                <w:sz w:val="16"/>
-                <w:szCs w:val="16"/>
-                <w:lang w:val="ru-RU"/>
-              </w:rPr>
-              <w:t>Степáновна</w:t>
-            </w:r>
-            <w:proofErr w:type="spellEnd"/>
-            <w:r>
-              <w:rPr>
-                <w:rFonts w:ascii="Arial" w:hAnsi="Arial" w:cs="Arial"/>
-                <w:b/>
-                <w:bCs/>
-                <w:sz w:val="16"/>
-                <w:szCs w:val="16"/>
-                <w:lang w:val="ru-RU"/>
-              </w:rPr>
-              <w:t xml:space="preserve"> 40 лет</w:t>
+            <w:r>
+              <w:rPr>
+                <w:rFonts w:ascii="Arial" w:hAnsi="Arial" w:cs="Arial"/>
+                <w:b/>
+                <w:bCs/>
+                <w:sz w:val="16"/>
+                <w:szCs w:val="16"/>
+                <w:lang w:val="ru-RU"/>
+              </w:rPr>
+              <w:t>Деми́дова А́нна Степáновна 40 лет</w:t>
             </w:r>
             <w:r>
               <w:rPr>
@@ -6256,7 +5445,6 @@
               </w:rPr>
               <w:t> </w:t>
             </w:r>
-            <w:proofErr w:type="spellStart"/>
             <w:r>
               <w:rPr>
                 <w:rFonts w:ascii="Arial" w:hAnsi="Arial" w:cs="Arial"/>
@@ -6266,7 +5454,6 @@
               </w:rPr>
               <w:t>Расстреляна</w:t>
             </w:r>
-            <w:proofErr w:type="spellEnd"/>
             <w:r>
               <w:rPr>
                 <w:rFonts w:ascii="Arial" w:hAnsi="Arial" w:cs="Arial"/>
@@ -6275,7 +5462,6 @@
               </w:rPr>
               <w:t> </w:t>
             </w:r>
-            <w:proofErr w:type="spellStart"/>
             <w:r>
               <w:rPr>
                 <w:rFonts w:ascii="Arial" w:hAnsi="Arial" w:cs="Arial"/>
@@ -6285,68 +5471,13 @@
               </w:rPr>
               <w:t>большевиками</w:t>
             </w:r>
-            <w:proofErr w:type="spellEnd"/>
-            <w:r>
-              <w:rPr>
-                <w:rFonts w:ascii="Arial" w:hAnsi="Arial" w:cs="Arial"/>
-                <w:sz w:val="16"/>
-                <w:szCs w:val="16"/>
-              </w:rPr>
-              <w:t> </w:t>
-            </w:r>
-            <w:proofErr w:type="spellStart"/>
-            <w:r>
-              <w:rPr>
-                <w:rFonts w:ascii="Arial" w:hAnsi="Arial" w:cs="Arial"/>
-                <w:sz w:val="16"/>
-                <w:szCs w:val="16"/>
-              </w:rPr>
-              <w:t>вместе</w:t>
-            </w:r>
-            <w:proofErr w:type="spellEnd"/>
-            <w:r>
-              <w:rPr>
-                <w:rFonts w:ascii="Arial" w:hAnsi="Arial" w:cs="Arial"/>
-                <w:sz w:val="16"/>
-                <w:szCs w:val="16"/>
-              </w:rPr>
-              <w:t xml:space="preserve"> с </w:t>
-            </w:r>
-            <w:proofErr w:type="spellStart"/>
-            <w:r>
-              <w:rPr>
-                <w:rFonts w:ascii="Arial" w:hAnsi="Arial" w:cs="Arial"/>
-                <w:sz w:val="16"/>
-                <w:szCs w:val="16"/>
-              </w:rPr>
-              <w:t>царской</w:t>
-            </w:r>
-            <w:proofErr w:type="spellEnd"/>
-            <w:r>
-              <w:rPr>
-                <w:rFonts w:ascii="Arial" w:hAnsi="Arial" w:cs="Arial"/>
-                <w:sz w:val="16"/>
-                <w:szCs w:val="16"/>
-              </w:rPr>
-              <w:t xml:space="preserve"> </w:t>
-            </w:r>
-            <w:proofErr w:type="spellStart"/>
-            <w:r>
-              <w:rPr>
-                <w:rFonts w:ascii="Arial" w:hAnsi="Arial" w:cs="Arial"/>
-                <w:sz w:val="16"/>
-                <w:szCs w:val="16"/>
-              </w:rPr>
-              <w:t>семьёй</w:t>
-            </w:r>
-            <w:proofErr w:type="spellEnd"/>
-            <w:r>
-              <w:rPr>
-                <w:rFonts w:ascii="Arial" w:hAnsi="Arial" w:cs="Arial"/>
-                <w:sz w:val="16"/>
-                <w:szCs w:val="16"/>
-              </w:rPr>
-              <w:t xml:space="preserve">. </w:t>
+            <w:r>
+              <w:rPr>
+                <w:rFonts w:ascii="Arial" w:hAnsi="Arial" w:cs="Arial"/>
+                <w:sz w:val="16"/>
+                <w:szCs w:val="16"/>
+              </w:rPr>
+              <w:t xml:space="preserve"> вместе с царской семьёй. </w:t>
             </w:r>
           </w:p>
           <w:p>
@@ -6371,7 +5502,6 @@
                 <w:lang w:val="ru-RU"/>
               </w:rPr>
             </w:pPr>
-            <w:proofErr w:type="spellStart"/>
             <w:r>
               <w:rPr>
                 <w:rFonts w:ascii="Arial" w:hAnsi="Arial" w:cs="Arial"/>
@@ -6381,19 +5511,7 @@
                 <w:sz w:val="16"/>
                 <w:szCs w:val="16"/>
               </w:rPr>
-              <w:t>Источник</w:t>
-            </w:r>
-            <w:proofErr w:type="spellEnd"/>
-            <w:r>
-              <w:rPr>
-                <w:rFonts w:ascii="Arial" w:hAnsi="Arial" w:cs="Arial"/>
-                <w:b/>
-                <w:bCs/>
-                <w:iCs/>
-                <w:sz w:val="16"/>
-                <w:szCs w:val="16"/>
-              </w:rPr>
-              <w:t xml:space="preserve">: </w:t>
+              <w:t xml:space="preserve">Источник: </w:t>
             </w:r>
             <w:hyperlink r:id="rId31" w:history="1">
               <w:r>
@@ -6439,29 +5557,16 @@
                 <w:lang w:val="ru-RU"/>
               </w:rPr>
             </w:pPr>
-            <w:proofErr w:type="spellStart"/>
-            <w:r>
-              <w:rPr>
-                <w:rFonts w:ascii="Arial" w:hAnsi="Arial" w:cs="Arial"/>
-                <w:b/>
-                <w:bCs/>
-                <w:sz w:val="16"/>
-                <w:szCs w:val="16"/>
-                <w:lang w:val="ru-RU"/>
-              </w:rPr>
-              <w:t>Демьяновская</w:t>
-            </w:r>
-            <w:proofErr w:type="spellEnd"/>
-            <w:r>
-              <w:rPr>
-                <w:rFonts w:ascii="Arial" w:hAnsi="Arial" w:cs="Arial"/>
-                <w:b/>
-                <w:bCs/>
-                <w:sz w:val="16"/>
-                <w:szCs w:val="16"/>
-                <w:lang w:val="ru-RU"/>
-              </w:rPr>
-              <w:t xml:space="preserve"> нет даты рождения</w:t>
+            <w:r>
+              <w:rPr>
+                <w:rFonts w:ascii="Arial" w:hAnsi="Arial" w:cs="Arial"/>
+                <w:b/>
+                <w:bCs/>
+                <w:sz w:val="16"/>
+                <w:szCs w:val="16"/>
+                <w:lang w:val="ru-RU"/>
+              </w:rPr>
+              <w:t>Демьяновская нет даты рождения</w:t>
             </w:r>
             <w:r>
               <w:rPr>
@@ -6818,27 +5923,7 @@
                 <w:szCs w:val="16"/>
                 <w:lang w:val="ru-RU"/>
               </w:rPr>
-              <w:t xml:space="preserve">Приговорена: Военный Революционный полевой суд Штаба 3-й армии Восточного фронта 19 ноября 1918 г., </w:t>
-            </w:r>
-            <w:proofErr w:type="spellStart"/>
-            <w:r>
-              <w:rPr>
-                <w:rFonts w:ascii="Arial" w:hAnsi="Arial" w:cs="Arial"/>
-                <w:sz w:val="16"/>
-                <w:szCs w:val="16"/>
-                <w:lang w:val="ru-RU"/>
-              </w:rPr>
-              <w:t>обв</w:t>
-            </w:r>
-            <w:proofErr w:type="spellEnd"/>
-            <w:r>
-              <w:rPr>
-                <w:rFonts w:ascii="Arial" w:hAnsi="Arial" w:cs="Arial"/>
-                <w:sz w:val="16"/>
-                <w:szCs w:val="16"/>
-                <w:lang w:val="ru-RU"/>
-              </w:rPr>
-              <w:t>.:</w:t>
+              <w:t>Приговорена: Военный Революционный полевой суд Штаба 3-й армии Восточного фронта 19 ноября 1918 г., обв.:</w:t>
             </w:r>
             <w:r>
               <w:rPr>
@@ -6873,19 +5958,8 @@
                 <w:szCs w:val="16"/>
                 <w:lang w:val="ru-RU"/>
               </w:rPr>
-              <w:t xml:space="preserve">Приговор: ВМН Расстреляна 19 ноября 1918 г. Реабилитирована в феврале 2005 г. Прокуратура </w:t>
-            </w:r>
-            <w:proofErr w:type="spellStart"/>
-            <w:r>
-              <w:rPr>
-                <w:rFonts w:ascii="Arial" w:hAnsi="Arial" w:cs="Arial"/>
-                <w:sz w:val="16"/>
-                <w:szCs w:val="16"/>
-                <w:lang w:val="ru-RU"/>
-              </w:rPr>
-              <w:t>г.Москвы</w:t>
-            </w:r>
-            <w:proofErr w:type="spellEnd"/>
+              <w:t>Приговор: ВМН Расстреляна 19 ноября 1918 г. Реабилитирована в феврале 2005 г. Прокуратура г.Москвы</w:t>
+            </w:r>
           </w:p>
           <w:p>
             <w:pPr>
@@ -7040,27 +6114,7 @@
                 <w:lang w:val="ru-RU"/>
               </w:rPr>
               <w:br/>
-              <w:t xml:space="preserve">Приговорена: Черноярская ЧК 6 октября 1918 г., </w:t>
-            </w:r>
-            <w:proofErr w:type="spellStart"/>
-            <w:r>
-              <w:rPr>
-                <w:rFonts w:ascii="Arial" w:hAnsi="Arial" w:cs="Arial"/>
-                <w:sz w:val="16"/>
-                <w:szCs w:val="16"/>
-                <w:lang w:val="ru-RU"/>
-              </w:rPr>
-              <w:t>обв</w:t>
-            </w:r>
-            <w:proofErr w:type="spellEnd"/>
-            <w:r>
-              <w:rPr>
-                <w:rFonts w:ascii="Arial" w:hAnsi="Arial" w:cs="Arial"/>
-                <w:sz w:val="16"/>
-                <w:szCs w:val="16"/>
-                <w:lang w:val="ru-RU"/>
-              </w:rPr>
-              <w:t>.:</w:t>
+              <w:t>Приговорена: Черноярская ЧК 6 октября 1918 г., обв.:</w:t>
             </w:r>
             <w:r>
               <w:rPr>
@@ -7163,29 +6217,16 @@
                 <w:lang w:val="ru-RU"/>
               </w:rPr>
             </w:pPr>
-            <w:proofErr w:type="spellStart"/>
-            <w:r>
-              <w:rPr>
-                <w:rFonts w:ascii="Arial" w:hAnsi="Arial" w:cs="Arial"/>
-                <w:b/>
-                <w:bCs/>
-                <w:sz w:val="16"/>
-                <w:szCs w:val="16"/>
-                <w:lang w:val="ru-RU"/>
-              </w:rPr>
-              <w:t>Знамеровская</w:t>
-            </w:r>
-            <w:proofErr w:type="spellEnd"/>
-            <w:r>
-              <w:rPr>
-                <w:rFonts w:ascii="Arial" w:hAnsi="Arial" w:cs="Arial"/>
-                <w:b/>
-                <w:bCs/>
-                <w:sz w:val="16"/>
-                <w:szCs w:val="16"/>
-                <w:lang w:val="ru-RU"/>
-              </w:rPr>
-              <w:t xml:space="preserve"> Вера Михайловна 32 года</w:t>
+            <w:r>
+              <w:rPr>
+                <w:rFonts w:ascii="Arial" w:hAnsi="Arial" w:cs="Arial"/>
+                <w:b/>
+                <w:bCs/>
+                <w:sz w:val="16"/>
+                <w:szCs w:val="16"/>
+                <w:lang w:val="ru-RU"/>
+              </w:rPr>
+              <w:t>Знамеровская Вера Михайловна 32 года</w:t>
             </w:r>
             <w:r>
               <w:rPr>
@@ -7238,25 +6279,14 @@
               </w:rPr>
               <w:t xml:space="preserve"> </w:t>
             </w:r>
-            <w:proofErr w:type="spellStart"/>
-            <w:r>
-              <w:rPr>
-                <w:rFonts w:ascii="Arial" w:hAnsi="Arial" w:cs="Arial"/>
-                <w:sz w:val="16"/>
-                <w:szCs w:val="16"/>
-                <w:lang w:val="ru-RU"/>
-              </w:rPr>
-              <w:t>Знамеровский</w:t>
-            </w:r>
-            <w:proofErr w:type="spellEnd"/>
-            <w:r>
-              <w:rPr>
-                <w:rFonts w:ascii="Arial" w:hAnsi="Arial" w:cs="Arial"/>
-                <w:sz w:val="16"/>
-                <w:szCs w:val="16"/>
-                <w:lang w:val="ru-RU"/>
-              </w:rPr>
-              <w:t>, Пётр Людвигович</w:t>
+            <w:r>
+              <w:rPr>
+                <w:rFonts w:ascii="Arial" w:hAnsi="Arial" w:cs="Arial"/>
+                <w:sz w:val="16"/>
+                <w:szCs w:val="16"/>
+                <w:lang w:val="ru-RU"/>
+              </w:rPr>
+              <w:t>Знамеровский, Пётр Людвигович</w:t>
             </w:r>
             <w:r>
               <w:rPr>
@@ -7541,27 +6571,7 @@
                 <w:szCs w:val="16"/>
                 <w:lang w:val="ru-RU"/>
               </w:rPr>
-              <w:t xml:space="preserve">Помещица. Расстреляна большевиками 21 </w:t>
-            </w:r>
-            <w:proofErr w:type="spellStart"/>
-            <w:r>
-              <w:rPr>
-                <w:rFonts w:ascii="Arial" w:hAnsi="Arial" w:cs="Arial"/>
-                <w:sz w:val="16"/>
-                <w:szCs w:val="16"/>
-                <w:lang w:val="ru-RU"/>
-              </w:rPr>
-              <w:t>нояб</w:t>
-            </w:r>
-            <w:proofErr w:type="spellEnd"/>
-            <w:r>
-              <w:rPr>
-                <w:rFonts w:ascii="Arial" w:hAnsi="Arial" w:cs="Arial"/>
-                <w:sz w:val="16"/>
-                <w:szCs w:val="16"/>
-                <w:lang w:val="ru-RU"/>
-              </w:rPr>
-              <w:t xml:space="preserve">. </w:t>
+              <w:t xml:space="preserve">Помещица. Расстреляна большевиками 21 нояб. </w:t>
             </w:r>
             <w:r>
               <w:rPr>
@@ -7724,85 +6734,25 @@
                 <w:szCs w:val="16"/>
                 <w:lang w:val="ru-RU"/>
               </w:rPr>
-              <w:t xml:space="preserve">Родилась в 1871 г., г. </w:t>
-            </w:r>
-            <w:proofErr w:type="spellStart"/>
-            <w:r>
-              <w:rPr>
-                <w:rFonts w:ascii="Arial" w:hAnsi="Arial" w:cs="Arial"/>
-                <w:sz w:val="16"/>
-                <w:szCs w:val="16"/>
-                <w:lang w:val="ru-RU"/>
-              </w:rPr>
-              <w:t>Гжатск</w:t>
-            </w:r>
-            <w:proofErr w:type="spellEnd"/>
-            <w:r>
-              <w:rPr>
-                <w:rFonts w:ascii="Arial" w:hAnsi="Arial" w:cs="Arial"/>
-                <w:sz w:val="16"/>
-                <w:szCs w:val="16"/>
-                <w:lang w:val="ru-RU"/>
-              </w:rPr>
-              <w:t xml:space="preserve">; русская; б/п; г. </w:t>
-            </w:r>
-            <w:proofErr w:type="spellStart"/>
-            <w:r>
-              <w:rPr>
-                <w:rFonts w:ascii="Arial" w:hAnsi="Arial" w:cs="Arial"/>
-                <w:sz w:val="16"/>
-                <w:szCs w:val="16"/>
-                <w:lang w:val="ru-RU"/>
-              </w:rPr>
-              <w:t>Гжатск</w:t>
-            </w:r>
-            <w:proofErr w:type="spellEnd"/>
-            <w:r>
-              <w:rPr>
-                <w:rFonts w:ascii="Arial" w:hAnsi="Arial" w:cs="Arial"/>
-                <w:sz w:val="16"/>
-                <w:szCs w:val="16"/>
-                <w:lang w:val="ru-RU"/>
-              </w:rPr>
-              <w:t>, учительница.</w:t>
-            </w:r>
-            <w:r>
-              <w:rPr>
-                <w:rFonts w:ascii="Arial" w:hAnsi="Arial" w:cs="Arial"/>
-                <w:sz w:val="16"/>
-                <w:szCs w:val="16"/>
-                <w:lang w:val="ru-RU"/>
-              </w:rPr>
-              <w:t xml:space="preserve"> </w:t>
-            </w:r>
-            <w:r>
-              <w:rPr>
-                <w:rFonts w:ascii="Arial" w:hAnsi="Arial" w:cs="Arial"/>
-                <w:sz w:val="16"/>
-                <w:szCs w:val="16"/>
-                <w:lang w:val="ru-RU"/>
-              </w:rPr>
-              <w:t xml:space="preserve">Арестована 6 сентября 1918 г. Гжатской ЧК. Приговорена: Гжатская ЧК 10 сентября 1918 г., </w:t>
-            </w:r>
-            <w:proofErr w:type="spellStart"/>
-            <w:r>
-              <w:rPr>
-                <w:rFonts w:ascii="Arial" w:hAnsi="Arial" w:cs="Arial"/>
-                <w:sz w:val="16"/>
-                <w:szCs w:val="16"/>
-                <w:lang w:val="ru-RU"/>
-              </w:rPr>
-              <w:t>обв</w:t>
-            </w:r>
-            <w:proofErr w:type="spellEnd"/>
-            <w:r>
-              <w:rPr>
-                <w:rFonts w:ascii="Arial" w:hAnsi="Arial" w:cs="Arial"/>
-                <w:sz w:val="16"/>
-                <w:szCs w:val="16"/>
-                <w:lang w:val="ru-RU"/>
-              </w:rPr>
-              <w:t>.:</w:t>
+              <w:t>Родилась в 1871 г., г. Гжатск; русская; б/п; г. Гжатск, учительница.</w:t>
+            </w:r>
+            <w:r>
+              <w:rPr>
+                <w:rFonts w:ascii="Arial" w:hAnsi="Arial" w:cs="Arial"/>
+                <w:sz w:val="16"/>
+                <w:szCs w:val="16"/>
+                <w:lang w:val="ru-RU"/>
+              </w:rPr>
+              <w:t xml:space="preserve"> </w:t>
+            </w:r>
+            <w:r>
+              <w:rPr>
+                <w:rFonts w:ascii="Arial" w:hAnsi="Arial" w:cs="Arial"/>
+                <w:sz w:val="16"/>
+                <w:szCs w:val="16"/>
+                <w:lang w:val="ru-RU"/>
+              </w:rPr>
+              <w:t>Арестована 6 сентября 1918 г. Гжатской ЧК. Приговорена: Гжатская ЧК 10 сентября 1918 г., обв.:</w:t>
             </w:r>
             <w:r>
               <w:rPr>
@@ -7944,47 +6894,7 @@
                 <w:szCs w:val="16"/>
                 <w:lang w:val="ru-RU"/>
               </w:rPr>
-              <w:t>(</w:t>
-            </w:r>
-            <w:proofErr w:type="spellStart"/>
-            <w:r>
-              <w:rPr>
-                <w:rFonts w:ascii="Arial" w:hAnsi="Arial" w:cs="Arial"/>
-                <w:sz w:val="16"/>
-                <w:szCs w:val="16"/>
-                <w:lang w:val="ru-RU"/>
-              </w:rPr>
-              <w:t>Ройтблат</w:t>
-            </w:r>
-            <w:proofErr w:type="spellEnd"/>
-            <w:r>
-              <w:rPr>
-                <w:rFonts w:ascii="Arial" w:hAnsi="Arial" w:cs="Arial"/>
-                <w:sz w:val="16"/>
-                <w:szCs w:val="16"/>
-                <w:lang w:val="ru-RU"/>
-              </w:rPr>
-              <w:t xml:space="preserve"> Фейга </w:t>
-            </w:r>
-            <w:proofErr w:type="spellStart"/>
-            <w:r>
-              <w:rPr>
-                <w:rFonts w:ascii="Arial" w:hAnsi="Arial" w:cs="Arial"/>
-                <w:sz w:val="16"/>
-                <w:szCs w:val="16"/>
-                <w:lang w:val="ru-RU"/>
-              </w:rPr>
-              <w:t>Хаимовна</w:t>
-            </w:r>
-            <w:proofErr w:type="spellEnd"/>
-            <w:r>
-              <w:rPr>
-                <w:rFonts w:ascii="Arial" w:hAnsi="Arial" w:cs="Arial"/>
-                <w:sz w:val="16"/>
-                <w:szCs w:val="16"/>
-                <w:lang w:val="ru-RU"/>
-              </w:rPr>
-              <w:t>)</w:t>
+              <w:t>(Ройтблат Фейга Хаимовна)</w:t>
             </w:r>
             <w:r>
               <w:rPr>
@@ -8020,27 +6930,7 @@
                 <w:szCs w:val="16"/>
                 <w:lang w:val="ru-RU"/>
               </w:rPr>
-              <w:t xml:space="preserve">3 сентября 1918 г, по устному указанию </w:t>
-            </w:r>
-            <w:proofErr w:type="spellStart"/>
-            <w:r>
-              <w:rPr>
-                <w:rFonts w:ascii="Arial" w:hAnsi="Arial" w:cs="Arial"/>
-                <w:sz w:val="16"/>
-                <w:szCs w:val="16"/>
-                <w:lang w:val="ru-RU"/>
-              </w:rPr>
-              <w:t>Я.Сведлова</w:t>
-            </w:r>
-            <w:proofErr w:type="spellEnd"/>
-            <w:r>
-              <w:rPr>
-                <w:rFonts w:ascii="Arial" w:hAnsi="Arial" w:cs="Arial"/>
-                <w:sz w:val="16"/>
-                <w:szCs w:val="16"/>
-                <w:lang w:val="ru-RU"/>
-              </w:rPr>
-              <w:t>.</w:t>
+              <w:t>3 сентября 1918 г, по устному указанию Я.Сведлова.</w:t>
             </w:r>
           </w:p>
           <w:p>
@@ -8062,27 +6952,15 @@
                 <w:lang w:val="ru-RU"/>
               </w:rPr>
             </w:pPr>
-            <w:proofErr w:type="spellStart"/>
-            <w:r>
-              <w:rPr>
-                <w:rFonts w:ascii="Arial" w:hAnsi="Arial" w:cs="Arial"/>
-                <w:b/>
-                <w:bCs/>
-                <w:sz w:val="16"/>
-                <w:szCs w:val="16"/>
-              </w:rPr>
-              <w:t>Источник</w:t>
-            </w:r>
-            <w:proofErr w:type="spellEnd"/>
-            <w:r>
-              <w:rPr>
-                <w:rFonts w:ascii="Arial" w:hAnsi="Arial" w:cs="Arial"/>
-                <w:b/>
-                <w:bCs/>
-                <w:sz w:val="16"/>
-                <w:szCs w:val="16"/>
-              </w:rPr>
-              <w:t>:</w:t>
+            <w:r>
+              <w:rPr>
+                <w:rFonts w:ascii="Arial" w:hAnsi="Arial" w:cs="Arial"/>
+                <w:b/>
+                <w:bCs/>
+                <w:sz w:val="16"/>
+                <w:szCs w:val="16"/>
+              </w:rPr>
+              <w:t>Источник:</w:t>
             </w:r>
             <w:r>
               <w:rPr>
@@ -8095,7 +6973,6 @@
               <w:t xml:space="preserve"> </w:t>
             </w:r>
             <w:hyperlink r:id="rId41" w:history="1">
-              <w:proofErr w:type="spellStart"/>
               <w:r>
                 <w:rPr>
                   <w:rStyle w:val="Hyperlink"/>
@@ -8108,7 +6985,6 @@
                 </w:rPr>
                 <w:t>Википедия</w:t>
               </w:r>
-              <w:proofErr w:type="spellEnd"/>
             </w:hyperlink>
           </w:p>
         </w:tc>
@@ -8139,29 +7015,16 @@
                 <w:lang w:val="ru-RU"/>
               </w:rPr>
             </w:pPr>
-            <w:proofErr w:type="spellStart"/>
-            <w:r>
-              <w:rPr>
-                <w:rFonts w:ascii="Arial" w:hAnsi="Arial" w:cs="Arial"/>
-                <w:b/>
-                <w:bCs/>
-                <w:sz w:val="16"/>
-                <w:szCs w:val="16"/>
-                <w:lang w:val="ru-RU"/>
-              </w:rPr>
-              <w:t>Кастьянская</w:t>
-            </w:r>
-            <w:proofErr w:type="spellEnd"/>
-            <w:r>
-              <w:rPr>
-                <w:rFonts w:ascii="Arial" w:hAnsi="Arial" w:cs="Arial"/>
-                <w:b/>
-                <w:bCs/>
-                <w:sz w:val="16"/>
-                <w:szCs w:val="16"/>
-                <w:lang w:val="ru-RU"/>
-              </w:rPr>
-              <w:t xml:space="preserve"> Екатерина Андреевна</w:t>
+            <w:r>
+              <w:rPr>
+                <w:rFonts w:ascii="Arial" w:hAnsi="Arial" w:cs="Arial"/>
+                <w:b/>
+                <w:bCs/>
+                <w:sz w:val="16"/>
+                <w:szCs w:val="16"/>
+                <w:lang w:val="ru-RU"/>
+              </w:rPr>
+              <w:t>Кастьянская Екатерина Андреевна</w:t>
             </w:r>
             <w:r>
               <w:rPr>
@@ -8303,7 +7166,6 @@
                 <w:lang w:val="ru-RU"/>
               </w:rPr>
             </w:pPr>
-            <w:proofErr w:type="spellStart"/>
             <w:r>
               <w:rPr>
                 <w:rFonts w:ascii="Arial" w:hAnsi="Arial" w:cs="Arial"/>
@@ -8315,7 +7177,6 @@
               </w:rPr>
               <w:t>Кисляткина</w:t>
             </w:r>
-            <w:proofErr w:type="spellEnd"/>
             <w:r>
               <w:rPr>
                 <w:rFonts w:ascii="Arial" w:hAnsi="Arial" w:cs="Arial"/>
@@ -8646,105 +7507,15 @@
                 <w:szCs w:val="16"/>
                 <w:lang w:val="ru-RU"/>
               </w:rPr>
-              <w:t xml:space="preserve">1891 г.р., </w:t>
-            </w:r>
-            <w:proofErr w:type="spellStart"/>
-            <w:r>
-              <w:rPr>
-                <w:rFonts w:ascii="Arial" w:hAnsi="Arial" w:cs="Arial"/>
-                <w:sz w:val="16"/>
-                <w:szCs w:val="16"/>
-                <w:lang w:val="ru-RU"/>
-              </w:rPr>
-              <w:t>м.р</w:t>
-            </w:r>
-            <w:proofErr w:type="spellEnd"/>
-            <w:r>
-              <w:rPr>
-                <w:rFonts w:ascii="Arial" w:hAnsi="Arial" w:cs="Arial"/>
-                <w:sz w:val="16"/>
-                <w:szCs w:val="16"/>
-                <w:lang w:val="ru-RU"/>
-              </w:rPr>
-              <w:t xml:space="preserve">.: Новгородская губ., Кирилловский уезд, д. </w:t>
-            </w:r>
-            <w:proofErr w:type="spellStart"/>
-            <w:r>
-              <w:rPr>
-                <w:rFonts w:ascii="Arial" w:hAnsi="Arial" w:cs="Arial"/>
-                <w:sz w:val="16"/>
-                <w:szCs w:val="16"/>
-                <w:lang w:val="ru-RU"/>
-              </w:rPr>
-              <w:t>Загарье</w:t>
-            </w:r>
-            <w:proofErr w:type="spellEnd"/>
-            <w:r>
-              <w:rPr>
-                <w:rFonts w:ascii="Arial" w:hAnsi="Arial" w:cs="Arial"/>
-                <w:sz w:val="16"/>
-                <w:szCs w:val="16"/>
-                <w:lang w:val="ru-RU"/>
-              </w:rPr>
-              <w:t xml:space="preserve">, врач. </w:t>
-            </w:r>
-            <w:proofErr w:type="spellStart"/>
-            <w:r>
-              <w:rPr>
-                <w:rFonts w:ascii="Arial" w:hAnsi="Arial" w:cs="Arial"/>
-                <w:sz w:val="16"/>
-                <w:szCs w:val="16"/>
-                <w:lang w:val="ru-RU"/>
-              </w:rPr>
-              <w:t>прож</w:t>
-            </w:r>
-            <w:proofErr w:type="spellEnd"/>
-            <w:r>
-              <w:rPr>
-                <w:rFonts w:ascii="Arial" w:hAnsi="Arial" w:cs="Arial"/>
-                <w:sz w:val="16"/>
-                <w:szCs w:val="16"/>
-                <w:lang w:val="ru-RU"/>
-              </w:rPr>
-              <w:t xml:space="preserve">.: проездом в Уржумский уезд. Обвинение: по подозрению в принадлежности к партии Якутских федералистов. Приговор: Вятское отделение ЧК при СНК по борьбе с </w:t>
-            </w:r>
-            <w:proofErr w:type="spellStart"/>
-            <w:r>
-              <w:rPr>
-                <w:rFonts w:ascii="Arial" w:hAnsi="Arial" w:cs="Arial"/>
-                <w:sz w:val="16"/>
-                <w:szCs w:val="16"/>
-                <w:lang w:val="ru-RU"/>
-              </w:rPr>
-              <w:t>контреволюцией</w:t>
-            </w:r>
-            <w:proofErr w:type="spellEnd"/>
-            <w:r>
-              <w:rPr>
-                <w:rFonts w:ascii="Arial" w:hAnsi="Arial" w:cs="Arial"/>
-                <w:sz w:val="16"/>
-                <w:szCs w:val="16"/>
-                <w:lang w:val="ru-RU"/>
-              </w:rPr>
-              <w:t xml:space="preserve"> на Чехословацком фронте, 14.09.1918 — ВМН. </w:t>
-            </w:r>
-            <w:proofErr w:type="spellStart"/>
-            <w:r>
-              <w:rPr>
-                <w:rFonts w:ascii="Arial" w:hAnsi="Arial" w:cs="Arial"/>
-                <w:sz w:val="16"/>
-                <w:szCs w:val="16"/>
-              </w:rPr>
-              <w:t>Реабилитация</w:t>
-            </w:r>
-            <w:proofErr w:type="spellEnd"/>
-            <w:r>
-              <w:rPr>
-                <w:rFonts w:ascii="Arial" w:hAnsi="Arial" w:cs="Arial"/>
-                <w:sz w:val="16"/>
-                <w:szCs w:val="16"/>
-              </w:rPr>
-              <w:t>: 10.06.1992</w:t>
+              <w:t xml:space="preserve">1891 г.р., м.р.: Новгородская губ., Кирилловский уезд, д. Загарье, врач. прож.: проездом в Уржумский уезд. Обвинение: по подозрению в принадлежности к партии Якутских федералистов. Приговор: Вятское отделение ЧК при СНК по борьбе с контреволюцией на Чехословацком фронте, 14.09.1918 — ВМН. </w:t>
+            </w:r>
+            <w:r>
+              <w:rPr>
+                <w:rFonts w:ascii="Arial" w:hAnsi="Arial" w:cs="Arial"/>
+                <w:sz w:val="16"/>
+                <w:szCs w:val="16"/>
+              </w:rPr>
+              <w:t>Реабилитация: 10.06.1992</w:t>
             </w:r>
           </w:p>
           <w:p>
@@ -8886,27 +7657,7 @@
                 <w:szCs w:val="16"/>
                 <w:lang w:val="ru-RU"/>
               </w:rPr>
-              <w:t xml:space="preserve">в 1894 г. 2-я школа рабочих, учительница.. </w:t>
-            </w:r>
-            <w:proofErr w:type="spellStart"/>
-            <w:r>
-              <w:rPr>
-                <w:rFonts w:ascii="Arial" w:hAnsi="Arial" w:cs="Arial"/>
-                <w:sz w:val="16"/>
-                <w:szCs w:val="16"/>
-                <w:lang w:val="ru-RU"/>
-              </w:rPr>
-              <w:t>Прож</w:t>
-            </w:r>
-            <w:proofErr w:type="spellEnd"/>
-            <w:r>
-              <w:rPr>
-                <w:rFonts w:ascii="Arial" w:hAnsi="Arial" w:cs="Arial"/>
-                <w:sz w:val="16"/>
-                <w:szCs w:val="16"/>
-                <w:lang w:val="ru-RU"/>
-              </w:rPr>
-              <w:t>.:</w:t>
+              <w:t>в 1894 г. 2-я школа рабочих, учительница.. Прож.:</w:t>
             </w:r>
             <w:r>
               <w:rPr>
@@ -9033,29 +7784,16 @@
                 <w:lang w:val="ru-RU"/>
               </w:rPr>
             </w:pPr>
-            <w:proofErr w:type="spellStart"/>
-            <w:r>
-              <w:rPr>
-                <w:rFonts w:ascii="Arial" w:hAnsi="Arial" w:cs="Arial"/>
-                <w:b/>
-                <w:bCs/>
-                <w:sz w:val="16"/>
-                <w:szCs w:val="16"/>
-                <w:lang w:val="ru-RU"/>
-              </w:rPr>
-              <w:t>Кузьбожева</w:t>
-            </w:r>
-            <w:proofErr w:type="spellEnd"/>
-            <w:r>
-              <w:rPr>
-                <w:rFonts w:ascii="Arial" w:hAnsi="Arial" w:cs="Arial"/>
-                <w:b/>
-                <w:bCs/>
-                <w:sz w:val="16"/>
-                <w:szCs w:val="16"/>
-                <w:lang w:val="ru-RU"/>
-              </w:rPr>
-              <w:t xml:space="preserve"> Надежда Павловна</w:t>
+            <w:r>
+              <w:rPr>
+                <w:rFonts w:ascii="Arial" w:hAnsi="Arial" w:cs="Arial"/>
+                <w:b/>
+                <w:bCs/>
+                <w:sz w:val="16"/>
+                <w:szCs w:val="16"/>
+                <w:lang w:val="ru-RU"/>
+              </w:rPr>
+              <w:t>Кузьбожева Надежда Павловна</w:t>
             </w:r>
             <w:r>
               <w:rPr>
@@ -9205,53 +7943,16 @@
                 <w:lang w:val="ru-RU"/>
               </w:rPr>
             </w:pPr>
-            <w:proofErr w:type="spellStart"/>
-            <w:r>
-              <w:rPr>
-                <w:rFonts w:ascii="Arial" w:hAnsi="Arial" w:cs="Arial"/>
-                <w:b/>
-                <w:bCs/>
-                <w:sz w:val="16"/>
-                <w:szCs w:val="16"/>
-                <w:lang w:val="ru-RU"/>
-              </w:rPr>
-              <w:t>Курашева</w:t>
-            </w:r>
-            <w:proofErr w:type="spellEnd"/>
-            <w:r>
-              <w:rPr>
-                <w:rFonts w:ascii="Arial" w:hAnsi="Arial" w:cs="Arial"/>
-                <w:b/>
-                <w:bCs/>
-                <w:sz w:val="16"/>
-                <w:szCs w:val="16"/>
-                <w:lang w:val="ru-RU"/>
-              </w:rPr>
-              <w:t xml:space="preserve"> </w:t>
-            </w:r>
-            <w:proofErr w:type="spellStart"/>
-            <w:r>
-              <w:rPr>
-                <w:rFonts w:ascii="Arial" w:hAnsi="Arial" w:cs="Arial"/>
-                <w:b/>
-                <w:bCs/>
-                <w:sz w:val="16"/>
-                <w:szCs w:val="16"/>
-                <w:lang w:val="ru-RU"/>
-              </w:rPr>
-              <w:t>Маруза</w:t>
-            </w:r>
-            <w:proofErr w:type="spellEnd"/>
-            <w:r>
-              <w:rPr>
-                <w:rFonts w:ascii="Arial" w:hAnsi="Arial" w:cs="Arial"/>
-                <w:b/>
-                <w:bCs/>
-                <w:sz w:val="16"/>
-                <w:szCs w:val="16"/>
-                <w:lang w:val="ru-RU"/>
-              </w:rPr>
-              <w:t xml:space="preserve"> Тимофеевна</w:t>
+            <w:r>
+              <w:rPr>
+                <w:rFonts w:ascii="Arial" w:hAnsi="Arial" w:cs="Arial"/>
+                <w:b/>
+                <w:bCs/>
+                <w:sz w:val="16"/>
+                <w:szCs w:val="16"/>
+                <w:lang w:val="ru-RU"/>
+              </w:rPr>
+              <w:t>Курашева Маруза Тимофеевна</w:t>
             </w:r>
             <w:r>
               <w:rPr>
@@ -9658,27 +8359,7 @@
                 <w:szCs w:val="16"/>
                 <w:lang w:val="ru-RU"/>
               </w:rPr>
-              <w:t xml:space="preserve">Студентка. Сестра милосердия Донского партизанского отряда в </w:t>
-            </w:r>
-            <w:proofErr w:type="spellStart"/>
-            <w:r>
-              <w:rPr>
-                <w:rFonts w:ascii="Arial" w:hAnsi="Arial" w:cs="Arial"/>
-                <w:sz w:val="16"/>
-                <w:szCs w:val="16"/>
-                <w:lang w:val="ru-RU"/>
-              </w:rPr>
-              <w:t>Персияновке</w:t>
-            </w:r>
-            <w:proofErr w:type="spellEnd"/>
-            <w:r>
-              <w:rPr>
-                <w:rFonts w:ascii="Arial" w:hAnsi="Arial" w:cs="Arial"/>
-                <w:sz w:val="16"/>
-                <w:szCs w:val="16"/>
-                <w:lang w:val="ru-RU"/>
-              </w:rPr>
-              <w:t>.</w:t>
+              <w:t>Студентка. Сестра милосердия Донского партизанского отряда в Персияновке.</w:t>
             </w:r>
             <w:r>
               <w:rPr>
@@ -9804,29 +8485,16 @@
                 <w:lang w:val="ru-RU"/>
               </w:rPr>
             </w:pPr>
-            <w:proofErr w:type="spellStart"/>
-            <w:r>
-              <w:rPr>
-                <w:rFonts w:ascii="Arial" w:hAnsi="Arial" w:cs="Arial"/>
-                <w:b/>
-                <w:bCs/>
-                <w:sz w:val="16"/>
-                <w:szCs w:val="16"/>
-                <w:lang w:val="ru-RU"/>
-              </w:rPr>
-              <w:t>Ловыгина</w:t>
-            </w:r>
-            <w:proofErr w:type="spellEnd"/>
-            <w:r>
-              <w:rPr>
-                <w:rFonts w:ascii="Arial" w:hAnsi="Arial" w:cs="Arial"/>
-                <w:b/>
-                <w:bCs/>
-                <w:sz w:val="16"/>
-                <w:szCs w:val="16"/>
-                <w:lang w:val="ru-RU"/>
-              </w:rPr>
-              <w:t xml:space="preserve"> Анастасия Артемьевна</w:t>
+            <w:r>
+              <w:rPr>
+                <w:rFonts w:ascii="Arial" w:hAnsi="Arial" w:cs="Arial"/>
+                <w:b/>
+                <w:bCs/>
+                <w:sz w:val="16"/>
+                <w:szCs w:val="16"/>
+                <w:lang w:val="ru-RU"/>
+              </w:rPr>
+              <w:t>Ловыгина Анастасия Артемьевна</w:t>
             </w:r>
             <w:r>
               <w:rPr>
@@ -10044,27 +8712,7 @@
                 <w:szCs w:val="16"/>
                 <w:lang w:val="ru-RU"/>
               </w:rPr>
-              <w:t xml:space="preserve">Сестра милосердия </w:t>
-            </w:r>
-            <w:proofErr w:type="spellStart"/>
-            <w:r>
-              <w:rPr>
-                <w:rFonts w:ascii="Arial" w:hAnsi="Arial" w:cs="Arial"/>
-                <w:sz w:val="16"/>
-                <w:szCs w:val="16"/>
-                <w:lang w:val="ru-RU"/>
-              </w:rPr>
-              <w:t>Адагумо</w:t>
-            </w:r>
-            <w:proofErr w:type="spellEnd"/>
-            <w:r>
-              <w:rPr>
-                <w:rFonts w:ascii="Arial" w:hAnsi="Arial" w:cs="Arial"/>
-                <w:sz w:val="16"/>
-                <w:szCs w:val="16"/>
-                <w:lang w:val="ru-RU"/>
-              </w:rPr>
-              <w:t>-Азовского полка Кубанского казачьего войска. В мар. 1918 расстреляна красными</w:t>
+              <w:t>Сестра милосердия Адагумо-Азовского полка Кубанского казачьего войска. В мар. 1918 расстреляна красными</w:t>
             </w:r>
             <w:r>
               <w:rPr>
@@ -10341,67 +8989,17 @@
                 <w:lang w:val="ru-RU"/>
               </w:rPr>
             </w:pPr>
-            <w:proofErr w:type="spellStart"/>
-            <w:r>
-              <w:rPr>
-                <w:rFonts w:ascii="Arial" w:hAnsi="Arial" w:cs="Arial"/>
-                <w:b/>
-                <w:bCs/>
-                <w:sz w:val="16"/>
-                <w:szCs w:val="16"/>
-                <w:lang w:val="ru-RU"/>
-              </w:rPr>
-              <w:t>Макарьина</w:t>
-            </w:r>
-            <w:proofErr w:type="spellEnd"/>
-            <w:r>
-              <w:rPr>
-                <w:rFonts w:ascii="Arial" w:hAnsi="Arial" w:cs="Arial"/>
-                <w:b/>
-                <w:bCs/>
-                <w:sz w:val="16"/>
-                <w:szCs w:val="16"/>
-                <w:lang w:val="ru-RU"/>
-              </w:rPr>
-              <w:t xml:space="preserve"> (</w:t>
-            </w:r>
-            <w:proofErr w:type="spellStart"/>
-            <w:r>
-              <w:rPr>
-                <w:rFonts w:ascii="Arial" w:hAnsi="Arial" w:cs="Arial"/>
-                <w:b/>
-                <w:bCs/>
-                <w:sz w:val="16"/>
-                <w:szCs w:val="16"/>
-                <w:lang w:val="ru-RU"/>
-              </w:rPr>
-              <w:t>Кузьбожева</w:t>
-            </w:r>
-            <w:proofErr w:type="spellEnd"/>
-            <w:r>
-              <w:rPr>
-                <w:rFonts w:ascii="Arial" w:hAnsi="Arial" w:cs="Arial"/>
-                <w:b/>
-                <w:bCs/>
-                <w:sz w:val="16"/>
-                <w:szCs w:val="16"/>
-                <w:lang w:val="ru-RU"/>
-              </w:rPr>
-              <w:t xml:space="preserve">) Нина </w:t>
-            </w:r>
-            <w:proofErr w:type="spellStart"/>
-            <w:r>
-              <w:rPr>
-                <w:rFonts w:ascii="Arial" w:hAnsi="Arial" w:cs="Arial"/>
-                <w:b/>
-                <w:bCs/>
-                <w:sz w:val="16"/>
-                <w:szCs w:val="16"/>
-                <w:lang w:val="ru-RU"/>
-              </w:rPr>
-              <w:t>Анфаловна</w:t>
-            </w:r>
-            <w:proofErr w:type="spellEnd"/>
+            <w:r>
+              <w:rPr>
+                <w:rFonts w:ascii="Arial" w:hAnsi="Arial" w:cs="Arial"/>
+                <w:b/>
+                <w:bCs/>
+                <w:sz w:val="16"/>
+                <w:szCs w:val="16"/>
+                <w:lang w:val="ru-RU"/>
+              </w:rPr>
+              <w:t>Макарьина (Кузьбожева) Нина Анфаловна</w:t>
+            </w:r>
             <w:r>
               <w:rPr>
                 <w:rFonts w:ascii="Arial" w:hAnsi="Arial" w:cs="Arial"/>
@@ -10438,27 +9036,7 @@
                 <w:szCs w:val="16"/>
                 <w:lang w:val="ru-RU"/>
               </w:rPr>
-              <w:t xml:space="preserve">Р. 1896. (Дочь Н.П. </w:t>
-            </w:r>
-            <w:proofErr w:type="spellStart"/>
-            <w:r>
-              <w:rPr>
-                <w:rFonts w:ascii="Arial" w:hAnsi="Arial" w:cs="Arial"/>
-                <w:sz w:val="16"/>
-                <w:szCs w:val="16"/>
-                <w:lang w:val="ru-RU"/>
-              </w:rPr>
-              <w:t>Кузьбожевой</w:t>
-            </w:r>
-            <w:proofErr w:type="spellEnd"/>
-            <w:r>
-              <w:rPr>
-                <w:rFonts w:ascii="Arial" w:hAnsi="Arial" w:cs="Arial"/>
-                <w:sz w:val="16"/>
-                <w:szCs w:val="16"/>
-                <w:lang w:val="ru-RU"/>
-              </w:rPr>
-              <w:t>). Расстреляна 9 сен. 1918 на берегу Вычегды карательным отрядом Архангельской Губчека. /751/</w:t>
+              <w:t>Р. 1896. (Дочь Н.П. Кузьбожевой). Расстреляна 9 сен. 1918 на берегу Вычегды карательным отрядом Архангельской Губчека. /751/</w:t>
             </w:r>
           </w:p>
           <w:p>
@@ -10694,29 +9272,16 @@
                 <w:lang w:val="ru-RU"/>
               </w:rPr>
             </w:pPr>
-            <w:proofErr w:type="spellStart"/>
-            <w:r>
-              <w:rPr>
-                <w:rFonts w:ascii="Arial" w:hAnsi="Arial" w:cs="Arial"/>
-                <w:b/>
-                <w:bCs/>
-                <w:sz w:val="16"/>
-                <w:szCs w:val="16"/>
-                <w:lang w:val="ru-RU"/>
-              </w:rPr>
-              <w:t>Маргошинова</w:t>
-            </w:r>
-            <w:proofErr w:type="spellEnd"/>
-            <w:r>
-              <w:rPr>
-                <w:rFonts w:ascii="Arial" w:hAnsi="Arial" w:cs="Arial"/>
-                <w:b/>
-                <w:bCs/>
-                <w:sz w:val="16"/>
-                <w:szCs w:val="16"/>
-                <w:lang w:val="ru-RU"/>
-              </w:rPr>
-              <w:t xml:space="preserve"> Калерия</w:t>
+            <w:r>
+              <w:rPr>
+                <w:rFonts w:ascii="Arial" w:hAnsi="Arial" w:cs="Arial"/>
+                <w:b/>
+                <w:bCs/>
+                <w:sz w:val="16"/>
+                <w:szCs w:val="16"/>
+                <w:lang w:val="ru-RU"/>
+              </w:rPr>
+              <w:t>Маргошинова Калерия</w:t>
             </w:r>
             <w:r>
               <w:rPr>
@@ -10844,29 +9409,16 @@
                 <w:lang w:val="ru-RU"/>
               </w:rPr>
             </w:pPr>
-            <w:proofErr w:type="spellStart"/>
-            <w:r>
-              <w:rPr>
-                <w:rFonts w:ascii="Arial" w:hAnsi="Arial" w:cs="Arial"/>
-                <w:b/>
-                <w:bCs/>
-                <w:sz w:val="16"/>
-                <w:szCs w:val="16"/>
-                <w:lang w:val="ru-RU"/>
-              </w:rPr>
-              <w:t>Маргошинова</w:t>
-            </w:r>
-            <w:proofErr w:type="spellEnd"/>
-            <w:r>
-              <w:rPr>
-                <w:rFonts w:ascii="Arial" w:hAnsi="Arial" w:cs="Arial"/>
-                <w:b/>
-                <w:bCs/>
-                <w:sz w:val="16"/>
-                <w:szCs w:val="16"/>
-                <w:lang w:val="ru-RU"/>
-              </w:rPr>
-              <w:t xml:space="preserve"> </w:t>
+            <w:r>
+              <w:rPr>
+                <w:rFonts w:ascii="Arial" w:hAnsi="Arial" w:cs="Arial"/>
+                <w:b/>
+                <w:bCs/>
+                <w:sz w:val="16"/>
+                <w:szCs w:val="16"/>
+                <w:lang w:val="ru-RU"/>
+              </w:rPr>
+              <w:t xml:space="preserve">Маргошинова </w:t>
             </w:r>
             <w:r>
               <w:rPr>
@@ -11014,29 +9566,16 @@
                 <w:lang w:val="ru-RU"/>
               </w:rPr>
             </w:pPr>
-            <w:proofErr w:type="spellStart"/>
-            <w:r>
-              <w:rPr>
-                <w:rFonts w:ascii="Arial" w:hAnsi="Arial" w:cs="Arial"/>
-                <w:b/>
-                <w:bCs/>
-                <w:sz w:val="16"/>
-                <w:szCs w:val="16"/>
-                <w:lang w:val="ru-RU"/>
-              </w:rPr>
-              <w:t>Мезелева</w:t>
-            </w:r>
-            <w:proofErr w:type="spellEnd"/>
-            <w:r>
-              <w:rPr>
-                <w:rFonts w:ascii="Arial" w:hAnsi="Arial" w:cs="Arial"/>
-                <w:b/>
-                <w:bCs/>
-                <w:sz w:val="16"/>
-                <w:szCs w:val="16"/>
-                <w:lang w:val="ru-RU"/>
-              </w:rPr>
-              <w:t xml:space="preserve"> Мария 60 лет</w:t>
+            <w:r>
+              <w:rPr>
+                <w:rFonts w:ascii="Arial" w:hAnsi="Arial" w:cs="Arial"/>
+                <w:b/>
+                <w:bCs/>
+                <w:sz w:val="16"/>
+                <w:szCs w:val="16"/>
+                <w:lang w:val="ru-RU"/>
+              </w:rPr>
+              <w:t>Мезелева Мария 60 лет</w:t>
             </w:r>
             <w:r>
               <w:rPr>
@@ -11199,67 +9738,7 @@
                 <w:szCs w:val="16"/>
                 <w:lang w:val="ru-RU"/>
               </w:rPr>
-              <w:t xml:space="preserve">1897 г.р., </w:t>
-            </w:r>
-            <w:proofErr w:type="spellStart"/>
-            <w:r>
-              <w:rPr>
-                <w:rFonts w:ascii="Arial" w:hAnsi="Arial" w:cs="Arial"/>
-                <w:sz w:val="16"/>
-                <w:szCs w:val="16"/>
-                <w:lang w:val="ru-RU"/>
-              </w:rPr>
-              <w:t>м.р</w:t>
-            </w:r>
-            <w:proofErr w:type="spellEnd"/>
-            <w:r>
-              <w:rPr>
-                <w:rFonts w:ascii="Arial" w:hAnsi="Arial" w:cs="Arial"/>
-                <w:sz w:val="16"/>
-                <w:szCs w:val="16"/>
-                <w:lang w:val="ru-RU"/>
-              </w:rPr>
-              <w:t xml:space="preserve">.: г. Казань, русская; портниха, мастерская </w:t>
-            </w:r>
-            <w:proofErr w:type="spellStart"/>
-            <w:r>
-              <w:rPr>
-                <w:rFonts w:ascii="Arial" w:hAnsi="Arial" w:cs="Arial"/>
-                <w:sz w:val="16"/>
-                <w:szCs w:val="16"/>
-                <w:lang w:val="ru-RU"/>
-              </w:rPr>
-              <w:t>губпродуправления</w:t>
-            </w:r>
-            <w:proofErr w:type="spellEnd"/>
-            <w:r>
-              <w:rPr>
-                <w:rFonts w:ascii="Arial" w:hAnsi="Arial" w:cs="Arial"/>
-                <w:sz w:val="16"/>
-                <w:szCs w:val="16"/>
-                <w:lang w:val="ru-RU"/>
-              </w:rPr>
-              <w:t xml:space="preserve">, </w:t>
-            </w:r>
-            <w:proofErr w:type="spellStart"/>
-            <w:r>
-              <w:rPr>
-                <w:rFonts w:ascii="Arial" w:hAnsi="Arial" w:cs="Arial"/>
-                <w:sz w:val="16"/>
-                <w:szCs w:val="16"/>
-                <w:lang w:val="ru-RU"/>
-              </w:rPr>
-              <w:t>прож</w:t>
-            </w:r>
-            <w:proofErr w:type="spellEnd"/>
-            <w:r>
-              <w:rPr>
-                <w:rFonts w:ascii="Arial" w:hAnsi="Arial" w:cs="Arial"/>
-                <w:sz w:val="16"/>
-                <w:szCs w:val="16"/>
-                <w:lang w:val="ru-RU"/>
-              </w:rPr>
-              <w:t>.: г. Казань, арестована 21.09.1918. Обвинение: ("выдача совработников белогвардейцам"). Приговор: Казанской ЧК, 28.09.1918 — ВМН. Реабилитация: Реабилитирована, 31.01.2000</w:t>
+              <w:t>1897 г.р., м.р.: г. Казань, русская; портниха, мастерская губпродуправления, прож.: г. Казань, арестована 21.09.1918. Обвинение: ("выдача совработников белогвардейцам"). Приговор: Казанской ЧК, 28.09.1918 — ВМН. Реабилитация: Реабилитирована, 31.01.2000</w:t>
             </w:r>
           </w:p>
           <w:p>
@@ -11339,29 +9818,16 @@
                 <w:lang w:val="ru-RU"/>
               </w:rPr>
             </w:pPr>
-            <w:proofErr w:type="spellStart"/>
-            <w:r>
-              <w:rPr>
-                <w:rFonts w:ascii="Arial" w:hAnsi="Arial" w:cs="Arial"/>
-                <w:b/>
-                <w:bCs/>
-                <w:sz w:val="16"/>
-                <w:szCs w:val="16"/>
-                <w:lang w:val="ru-RU"/>
-              </w:rPr>
-              <w:t>Насакина</w:t>
-            </w:r>
-            <w:proofErr w:type="spellEnd"/>
-            <w:r>
-              <w:rPr>
-                <w:rFonts w:ascii="Arial" w:hAnsi="Arial" w:cs="Arial"/>
-                <w:b/>
-                <w:bCs/>
-                <w:sz w:val="16"/>
-                <w:szCs w:val="16"/>
-                <w:lang w:val="ru-RU"/>
-              </w:rPr>
-              <w:t xml:space="preserve"> Вера Вениаминовна 35 лет</w:t>
+            <w:r>
+              <w:rPr>
+                <w:rFonts w:ascii="Arial" w:hAnsi="Arial" w:cs="Arial"/>
+                <w:b/>
+                <w:bCs/>
+                <w:sz w:val="16"/>
+                <w:szCs w:val="16"/>
+                <w:lang w:val="ru-RU"/>
+              </w:rPr>
+              <w:t>Насакина Вера Вениаминовна 35 лет</w:t>
             </w:r>
             <w:r>
               <w:rPr>
@@ -11515,7 +9981,6 @@
                 <w:lang w:val="ru-RU"/>
               </w:rPr>
             </w:pPr>
-            <w:proofErr w:type="spellStart"/>
             <w:r>
               <w:rPr>
                 <w:rFonts w:ascii="Arial" w:hAnsi="Arial" w:cs="Arial"/>
@@ -11528,7 +9993,6 @@
               <w:lastRenderedPageBreak/>
               <w:t>Оглуздина</w:t>
             </w:r>
-            <w:proofErr w:type="spellEnd"/>
             <w:r>
               <w:rPr>
                 <w:rFonts w:ascii="Arial" w:hAnsi="Arial" w:cs="Arial"/>
@@ -11565,27 +10029,7 @@
                 <w:szCs w:val="16"/>
                 <w:lang w:val="ru-RU"/>
               </w:rPr>
-              <w:t xml:space="preserve">Сестра милосердия </w:t>
-            </w:r>
-            <w:proofErr w:type="spellStart"/>
-            <w:r>
-              <w:rPr>
-                <w:rFonts w:ascii="Arial" w:hAnsi="Arial" w:cs="Arial"/>
-                <w:sz w:val="16"/>
-                <w:szCs w:val="16"/>
-                <w:lang w:val="ru-RU"/>
-              </w:rPr>
-              <w:t>Адагумо</w:t>
-            </w:r>
-            <w:proofErr w:type="spellEnd"/>
-            <w:r>
-              <w:rPr>
-                <w:rFonts w:ascii="Arial" w:hAnsi="Arial" w:cs="Arial"/>
-                <w:sz w:val="16"/>
-                <w:szCs w:val="16"/>
-                <w:lang w:val="ru-RU"/>
-              </w:rPr>
-              <w:t>-Азовского полка Кубанского казачьего войска. В мар. 1918 расстреляна красными на ст. Ладожской. /749/</w:t>
+              <w:t>Сестра милосердия Адагумо-Азовского полка Кубанского казачьего войска. В мар. 1918 расстреляна красными на ст. Ладожской. /749/</w:t>
             </w:r>
           </w:p>
           <w:p>
@@ -11756,27 +10200,7 @@
                 <w:szCs w:val="16"/>
                 <w:lang w:val="ru-RU"/>
               </w:rPr>
-              <w:t xml:space="preserve">Арестована 27 сентября 1918 г. 29.9.18 взята подписка о невыезде. Приговорена: Мамадышской ЧК 9 октября 1918 г., </w:t>
-            </w:r>
-            <w:proofErr w:type="spellStart"/>
-            <w:r>
-              <w:rPr>
-                <w:rFonts w:ascii="Arial" w:hAnsi="Arial" w:cs="Arial"/>
-                <w:sz w:val="16"/>
-                <w:szCs w:val="16"/>
-                <w:lang w:val="ru-RU"/>
-              </w:rPr>
-              <w:t>обв</w:t>
-            </w:r>
-            <w:proofErr w:type="spellEnd"/>
-            <w:r>
-              <w:rPr>
-                <w:rFonts w:ascii="Arial" w:hAnsi="Arial" w:cs="Arial"/>
-                <w:sz w:val="16"/>
-                <w:szCs w:val="16"/>
-                <w:lang w:val="ru-RU"/>
-              </w:rPr>
-              <w:t>.:</w:t>
+              <w:t>Арестована 27 сентября 1918 г. 29.9.18 взята подписка о невыезде. Приговорена: Мамадышской ЧК 9 октября 1918 г., обв.:</w:t>
             </w:r>
             <w:r>
               <w:rPr>
@@ -12044,25 +10468,14 @@
               </w:rPr>
               <w:t xml:space="preserve">большевиками 2 апр. 1918 в той же станице (по другим данным — 9 апр. 1918 в ст. </w:t>
             </w:r>
-            <w:proofErr w:type="spellStart"/>
-            <w:r>
-              <w:rPr>
-                <w:rFonts w:ascii="Arial" w:hAnsi="Arial" w:cs="Arial"/>
-                <w:sz w:val="16"/>
-                <w:szCs w:val="16"/>
-                <w:lang w:val="ru-RU"/>
-              </w:rPr>
-              <w:t>Батуринской</w:t>
-            </w:r>
-            <w:proofErr w:type="spellEnd"/>
-            <w:r>
-              <w:rPr>
-                <w:rFonts w:ascii="Arial" w:hAnsi="Arial" w:cs="Arial"/>
-                <w:sz w:val="16"/>
-                <w:szCs w:val="16"/>
-                <w:lang w:val="ru-RU"/>
-              </w:rPr>
-              <w:t>). /40; 229/</w:t>
+            <w:r>
+              <w:rPr>
+                <w:rFonts w:ascii="Arial" w:hAnsi="Arial" w:cs="Arial"/>
+                <w:sz w:val="16"/>
+                <w:szCs w:val="16"/>
+                <w:lang w:val="ru-RU"/>
+              </w:rPr>
+              <w:t>Батуринской). /40; 229/</w:t>
             </w:r>
           </w:p>
           <w:p>
@@ -12104,21 +10517,8 @@
                 <w:szCs w:val="16"/>
                 <w:lang w:val="ru-RU"/>
               </w:rPr>
-              <w:t xml:space="preserve">Красный террор в годы </w:t>
-            </w:r>
-            <w:proofErr w:type="spellStart"/>
-            <w:r>
-              <w:rPr>
-                <w:rFonts w:ascii="Arial" w:hAnsi="Arial" w:cs="Arial"/>
-                <w:b/>
-                <w:bCs/>
-                <w:sz w:val="16"/>
-                <w:szCs w:val="16"/>
-                <w:lang w:val="ru-RU"/>
-              </w:rPr>
-              <w:t>гражаднскойвойны</w:t>
-            </w:r>
-            <w:proofErr w:type="spellEnd"/>
+              <w:t>Красный террор в годы гражаднскойвойны</w:t>
+            </w:r>
             <w:r>
               <w:rPr>
                 <w:rFonts w:ascii="Arial" w:hAnsi="Arial" w:cs="Arial"/>
@@ -12338,29 +10738,16 @@
                 <w:lang w:val="ru-RU"/>
               </w:rPr>
             </w:pPr>
-            <w:proofErr w:type="spellStart"/>
-            <w:r>
-              <w:rPr>
-                <w:rFonts w:ascii="Arial" w:hAnsi="Arial" w:cs="Arial"/>
-                <w:b/>
-                <w:bCs/>
-                <w:sz w:val="16"/>
-                <w:szCs w:val="16"/>
-                <w:lang w:val="ru-RU"/>
-              </w:rPr>
-              <w:t>Повороженкова</w:t>
-            </w:r>
-            <w:proofErr w:type="spellEnd"/>
-            <w:r>
-              <w:rPr>
-                <w:rFonts w:ascii="Arial" w:hAnsi="Arial" w:cs="Arial"/>
-                <w:b/>
-                <w:bCs/>
-                <w:sz w:val="16"/>
-                <w:szCs w:val="16"/>
-                <w:lang w:val="ru-RU"/>
-              </w:rPr>
-              <w:t xml:space="preserve"> Анна</w:t>
+            <w:r>
+              <w:rPr>
+                <w:rFonts w:ascii="Arial" w:hAnsi="Arial" w:cs="Arial"/>
+                <w:b/>
+                <w:bCs/>
+                <w:sz w:val="16"/>
+                <w:szCs w:val="16"/>
+                <w:lang w:val="ru-RU"/>
+              </w:rPr>
+              <w:t>Повороженкова Анна</w:t>
             </w:r>
             <w:r>
               <w:rPr>
@@ -12609,29 +10996,16 @@
                 <w:lang w:val="ru-RU"/>
               </w:rPr>
             </w:pPr>
-            <w:proofErr w:type="spellStart"/>
-            <w:r>
-              <w:rPr>
-                <w:rFonts w:ascii="Arial" w:hAnsi="Arial" w:cs="Arial"/>
-                <w:b/>
-                <w:bCs/>
-                <w:sz w:val="16"/>
-                <w:szCs w:val="16"/>
-                <w:lang w:val="ru-RU"/>
-              </w:rPr>
-              <w:t>Приклонская</w:t>
-            </w:r>
-            <w:proofErr w:type="spellEnd"/>
-            <w:r>
-              <w:rPr>
-                <w:rFonts w:ascii="Arial" w:hAnsi="Arial" w:cs="Arial"/>
-                <w:b/>
-                <w:bCs/>
-                <w:sz w:val="16"/>
-                <w:szCs w:val="16"/>
-                <w:lang w:val="ru-RU"/>
-              </w:rPr>
-              <w:t xml:space="preserve"> Ольга Ивановна</w:t>
+            <w:r>
+              <w:rPr>
+                <w:rFonts w:ascii="Arial" w:hAnsi="Arial" w:cs="Arial"/>
+                <w:b/>
+                <w:bCs/>
+                <w:sz w:val="16"/>
+                <w:szCs w:val="16"/>
+                <w:lang w:val="ru-RU"/>
+              </w:rPr>
+              <w:t>Приклонская Ольга Ивановна</w:t>
             </w:r>
             <w:r>
               <w:rPr>
@@ -12739,154 +11113,71 @@
                 <w:lang w:val="ru-RU"/>
               </w:rPr>
             </w:pPr>
-            <w:proofErr w:type="spellStart"/>
-            <w:r>
-              <w:rPr>
-                <w:rFonts w:ascii="Arial" w:hAnsi="Arial" w:cs="Arial"/>
-                <w:b/>
-                <w:bCs/>
-                <w:sz w:val="16"/>
-                <w:szCs w:val="16"/>
-                <w:lang w:val="ru-RU"/>
-              </w:rPr>
-              <w:t>Пульхеровская</w:t>
-            </w:r>
-            <w:proofErr w:type="spellEnd"/>
-            <w:r>
-              <w:rPr>
-                <w:rFonts w:ascii="Arial" w:hAnsi="Arial" w:cs="Arial"/>
-                <w:b/>
-                <w:bCs/>
-                <w:sz w:val="16"/>
-                <w:szCs w:val="16"/>
-                <w:lang w:val="ru-RU"/>
-              </w:rPr>
-              <w:t xml:space="preserve"> Елена Ивановна 36 лет</w:t>
-            </w:r>
-            <w:r>
-              <w:rPr>
-                <w:rFonts w:ascii="Arial" w:hAnsi="Arial" w:cs="Arial"/>
-                <w:sz w:val="16"/>
-                <w:szCs w:val="16"/>
-                <w:lang w:val="ru-RU"/>
-              </w:rPr>
-              <w:t xml:space="preserve"> </w:t>
-            </w:r>
-          </w:p>
-          <w:p>
-            <w:pPr>
-              <w:pStyle w:val="BodyText"/>
-              <w:spacing w:after="0" w:line="240" w:lineRule="auto"/>
-              <w:rPr>
-                <w:rFonts w:ascii="Arial" w:hAnsi="Arial" w:cs="Arial"/>
-                <w:sz w:val="16"/>
-                <w:szCs w:val="16"/>
-              </w:rPr>
-            </w:pPr>
-            <w:r>
-              <w:rPr>
-                <w:rFonts w:ascii="Arial" w:hAnsi="Arial" w:cs="Arial"/>
-                <w:sz w:val="16"/>
-                <w:szCs w:val="16"/>
-                <w:lang w:val="ru-RU"/>
-              </w:rPr>
-              <w:t xml:space="preserve">1882 г.р., </w:t>
-            </w:r>
-            <w:proofErr w:type="spellStart"/>
-            <w:r>
-              <w:rPr>
-                <w:rFonts w:ascii="Arial" w:hAnsi="Arial" w:cs="Arial"/>
-                <w:sz w:val="16"/>
-                <w:szCs w:val="16"/>
-                <w:lang w:val="ru-RU"/>
-              </w:rPr>
-              <w:t>м.р</w:t>
-            </w:r>
-            <w:proofErr w:type="spellEnd"/>
-            <w:r>
-              <w:rPr>
-                <w:rFonts w:ascii="Arial" w:hAnsi="Arial" w:cs="Arial"/>
-                <w:sz w:val="16"/>
-                <w:szCs w:val="16"/>
-                <w:lang w:val="ru-RU"/>
-              </w:rPr>
-              <w:t xml:space="preserve">.: Верхнеуслонский р-н, с. Свияжск, русская; помощница аптекаря, </w:t>
-            </w:r>
-            <w:proofErr w:type="spellStart"/>
-            <w:r>
-              <w:rPr>
-                <w:rFonts w:ascii="Arial" w:hAnsi="Arial" w:cs="Arial"/>
-                <w:sz w:val="16"/>
-                <w:szCs w:val="16"/>
-                <w:lang w:val="ru-RU"/>
-              </w:rPr>
-              <w:t>прож</w:t>
-            </w:r>
-            <w:proofErr w:type="spellEnd"/>
-            <w:r>
-              <w:rPr>
-                <w:rFonts w:ascii="Arial" w:hAnsi="Arial" w:cs="Arial"/>
-                <w:sz w:val="16"/>
-                <w:szCs w:val="16"/>
-                <w:lang w:val="ru-RU"/>
-              </w:rPr>
-              <w:t>.: Верхнеуслонский р-н, с. Свияжск, арестована 08.1918.</w:t>
-            </w:r>
-            <w:r>
-              <w:rPr>
-                <w:rFonts w:ascii="Arial" w:hAnsi="Arial" w:cs="Arial"/>
-                <w:sz w:val="16"/>
-                <w:szCs w:val="16"/>
-                <w:lang w:val="ru-RU"/>
-              </w:rPr>
-              <w:t xml:space="preserve"> </w:t>
-            </w:r>
-            <w:r>
-              <w:rPr>
-                <w:rFonts w:ascii="Arial" w:hAnsi="Arial" w:cs="Arial"/>
-                <w:sz w:val="16"/>
-                <w:szCs w:val="16"/>
-                <w:lang w:val="ru-RU"/>
-              </w:rPr>
-              <w:t xml:space="preserve">Обвинение: ("враждебное отношение к </w:t>
-            </w:r>
-            <w:proofErr w:type="spellStart"/>
-            <w:r>
-              <w:rPr>
-                <w:rFonts w:ascii="Arial" w:hAnsi="Arial" w:cs="Arial"/>
-                <w:sz w:val="16"/>
-                <w:szCs w:val="16"/>
-                <w:lang w:val="ru-RU"/>
-              </w:rPr>
-              <w:t>Сов.вл</w:t>
-            </w:r>
-            <w:proofErr w:type="spellEnd"/>
-            <w:r>
-              <w:rPr>
-                <w:rFonts w:ascii="Arial" w:hAnsi="Arial" w:cs="Arial"/>
-                <w:sz w:val="16"/>
-                <w:szCs w:val="16"/>
-                <w:lang w:val="ru-RU"/>
-              </w:rPr>
-              <w:t xml:space="preserve">.") Приговор: Казанской ЧК, 11.08.1918 — ВМН. </w:t>
-            </w:r>
-            <w:proofErr w:type="spellStart"/>
-            <w:r>
-              <w:rPr>
-                <w:rFonts w:ascii="Arial" w:hAnsi="Arial" w:cs="Arial"/>
-                <w:sz w:val="16"/>
-                <w:szCs w:val="16"/>
-              </w:rPr>
-              <w:t>Реабилитация</w:t>
-            </w:r>
-            <w:proofErr w:type="spellEnd"/>
-            <w:r>
-              <w:rPr>
-                <w:rFonts w:ascii="Arial" w:hAnsi="Arial" w:cs="Arial"/>
-                <w:sz w:val="16"/>
-                <w:szCs w:val="16"/>
-              </w:rPr>
-              <w:t>: 30.11.1999</w:t>
+            <w:r>
+              <w:rPr>
+                <w:rFonts w:ascii="Arial" w:hAnsi="Arial" w:cs="Arial"/>
+                <w:b/>
+                <w:bCs/>
+                <w:sz w:val="16"/>
+                <w:szCs w:val="16"/>
+                <w:lang w:val="ru-RU"/>
+              </w:rPr>
+              <w:t>Пульхеровская Елена Ивановна 36 лет</w:t>
+            </w:r>
+            <w:r>
+              <w:rPr>
+                <w:rFonts w:ascii="Arial" w:hAnsi="Arial" w:cs="Arial"/>
+                <w:sz w:val="16"/>
+                <w:szCs w:val="16"/>
+                <w:lang w:val="ru-RU"/>
+              </w:rPr>
+              <w:t xml:space="preserve"> </w:t>
+            </w:r>
+          </w:p>
+          <w:p>
+            <w:pPr>
+              <w:pStyle w:val="BodyText"/>
+              <w:spacing w:after="0" w:line="240" w:lineRule="auto"/>
+              <w:rPr>
+                <w:rFonts w:ascii="Arial" w:hAnsi="Arial" w:cs="Arial"/>
+                <w:sz w:val="16"/>
+                <w:szCs w:val="16"/>
+              </w:rPr>
+            </w:pPr>
+            <w:r>
+              <w:rPr>
+                <w:rFonts w:ascii="Arial" w:hAnsi="Arial" w:cs="Arial"/>
+                <w:sz w:val="16"/>
+                <w:szCs w:val="16"/>
+                <w:lang w:val="ru-RU"/>
+              </w:rPr>
+              <w:t>1882 г.р., м.р.: Верхнеуслонский р-н, с. Свияжск, русская; помощница аптекаря, прож.: Верхнеуслонский р-н, с. Свияжск, арестована 08.1918.</w:t>
+            </w:r>
+            <w:r>
+              <w:rPr>
+                <w:rFonts w:ascii="Arial" w:hAnsi="Arial" w:cs="Arial"/>
+                <w:sz w:val="16"/>
+                <w:szCs w:val="16"/>
+                <w:lang w:val="ru-RU"/>
+              </w:rPr>
+              <w:t xml:space="preserve"> </w:t>
+            </w:r>
+            <w:r>
+              <w:rPr>
+                <w:rFonts w:ascii="Arial" w:hAnsi="Arial" w:cs="Arial"/>
+                <w:sz w:val="16"/>
+                <w:szCs w:val="16"/>
+                <w:lang w:val="ru-RU"/>
+              </w:rPr>
+              <w:t xml:space="preserve">Обвинение: ("враждебное отношение к Сов.вл.") Приговор: Казанской ЧК, 11.08.1918 — ВМН. </w:t>
+            </w:r>
+            <w:r>
+              <w:rPr>
+                <w:rFonts w:ascii="Arial" w:hAnsi="Arial" w:cs="Arial"/>
+                <w:sz w:val="16"/>
+                <w:szCs w:val="16"/>
+              </w:rPr>
+              <w:t>Реабилитация: 30.11.1999</w:t>
             </w:r>
           </w:p>
           <w:p>
@@ -12961,27 +11252,15 @@
                 <w:lang w:val="ru-RU"/>
               </w:rPr>
             </w:pPr>
-            <w:proofErr w:type="spellStart"/>
-            <w:r>
-              <w:rPr>
-                <w:rFonts w:ascii="Arial" w:hAnsi="Arial" w:cs="Arial"/>
-                <w:b/>
-                <w:sz w:val="16"/>
-                <w:szCs w:val="16"/>
-                <w:lang w:val="ru-RU"/>
-              </w:rPr>
-              <w:t>Розалион</w:t>
-            </w:r>
-            <w:proofErr w:type="spellEnd"/>
-            <w:r>
-              <w:rPr>
-                <w:rFonts w:ascii="Arial" w:hAnsi="Arial" w:cs="Arial"/>
-                <w:b/>
-                <w:sz w:val="16"/>
-                <w:szCs w:val="16"/>
-                <w:lang w:val="ru-RU"/>
-              </w:rPr>
-              <w:t>-Сошальская Софья Александровна</w:t>
+            <w:r>
+              <w:rPr>
+                <w:rFonts w:ascii="Arial" w:hAnsi="Arial" w:cs="Arial"/>
+                <w:b/>
+                <w:sz w:val="16"/>
+                <w:szCs w:val="16"/>
+                <w:lang w:val="ru-RU"/>
+              </w:rPr>
+              <w:t>Розалион-Сошальская Софья Александровна</w:t>
             </w:r>
             <w:r>
               <w:rPr>
@@ -13671,7 +11950,6 @@
               </w:rPr>
               <w:t xml:space="preserve"> </w:t>
             </w:r>
-            <w:proofErr w:type="spellStart"/>
             <w:r>
               <w:rPr>
                 <w:rFonts w:ascii="Arial" w:hAnsi="Arial" w:cs="Arial"/>
@@ -13680,7 +11958,6 @@
               </w:rPr>
               <w:t>bei</w:t>
             </w:r>
-            <w:proofErr w:type="spellEnd"/>
             <w:r>
               <w:rPr>
                 <w:rFonts w:ascii="Arial" w:hAnsi="Arial" w:cs="Arial"/>
@@ -14034,29 +12311,7 @@
                 <w:szCs w:val="16"/>
                 <w:lang w:val="ru-RU"/>
               </w:rPr>
-              <w:t>Романова (</w:t>
-            </w:r>
-            <w:proofErr w:type="spellStart"/>
-            <w:r>
-              <w:rPr>
-                <w:rFonts w:ascii="Arial" w:hAnsi="Arial" w:cs="Arial"/>
-                <w:b/>
-                <w:sz w:val="16"/>
-                <w:szCs w:val="16"/>
-                <w:lang w:val="ru-RU"/>
-              </w:rPr>
-              <w:t>Romanoff</w:t>
-            </w:r>
-            <w:proofErr w:type="spellEnd"/>
-            <w:r>
-              <w:rPr>
-                <w:rFonts w:ascii="Arial" w:hAnsi="Arial" w:cs="Arial"/>
-                <w:b/>
-                <w:sz w:val="16"/>
-                <w:szCs w:val="16"/>
-                <w:lang w:val="ru-RU"/>
-              </w:rPr>
-              <w:t>) Анастасия Николаевна 17 лет</w:t>
+              <w:t>Романова (Romanoff) Анастасия Николаевна 17 лет</w:t>
             </w:r>
             <w:r>
               <w:rPr>
@@ -14108,7 +12363,6 @@
               </w:rPr>
               <w:t xml:space="preserve"> </w:t>
             </w:r>
-            <w:proofErr w:type="spellStart"/>
             <w:r>
               <w:rPr>
                 <w:rFonts w:ascii="Arial" w:eastAsia="Arial" w:hAnsi="Arial" w:cs="Arial"/>
@@ -14117,18 +12371,7 @@
                 <w:szCs w:val="16"/>
                 <w:lang w:val="ru-RU"/>
               </w:rPr>
-              <w:t>м.р</w:t>
-            </w:r>
-            <w:proofErr w:type="spellEnd"/>
-            <w:r>
-              <w:rPr>
-                <w:rFonts w:ascii="Arial" w:eastAsia="Arial" w:hAnsi="Arial" w:cs="Arial"/>
-                <w:bCs/>
-                <w:sz w:val="16"/>
-                <w:szCs w:val="16"/>
-                <w:lang w:val="ru-RU"/>
-              </w:rPr>
-              <w:t>.:</w:t>
+              <w:t>м.р.:</w:t>
             </w:r>
             <w:r>
               <w:rPr>
@@ -14510,7 +12753,6 @@
               </w:rPr>
               <w:t xml:space="preserve"> </w:t>
             </w:r>
-            <w:proofErr w:type="spellStart"/>
             <w:r>
               <w:rPr>
                 <w:rFonts w:ascii="Arial" w:hAnsi="Arial" w:cs="Arial"/>
@@ -14519,7 +12761,6 @@
               </w:rPr>
               <w:t>bei</w:t>
             </w:r>
-            <w:proofErr w:type="spellEnd"/>
             <w:r>
               <w:rPr>
                 <w:rFonts w:ascii="Arial" w:hAnsi="Arial" w:cs="Arial"/>
@@ -14544,67 +12785,7 @@
                 <w:szCs w:val="16"/>
                 <w:lang w:val="ru-RU"/>
               </w:rPr>
-              <w:t xml:space="preserve">) Родилась 20 октября 1864 г., Германия, Гессен, г. Дармштадт, немка. Гражданство (подданство): Германия, позже Россия, происхождение: из дворян (принцесса Гессен-Дармштадтская), </w:t>
-            </w:r>
-            <w:proofErr w:type="spellStart"/>
-            <w:r>
-              <w:rPr>
-                <w:rFonts w:ascii="Arial" w:hAnsi="Arial" w:cs="Arial"/>
-                <w:sz w:val="16"/>
-                <w:szCs w:val="16"/>
-                <w:lang w:val="ru-RU"/>
-              </w:rPr>
-              <w:t>предс</w:t>
-            </w:r>
-            <w:proofErr w:type="spellEnd"/>
-            <w:r>
-              <w:rPr>
-                <w:rFonts w:ascii="Arial" w:hAnsi="Arial" w:cs="Arial"/>
-                <w:sz w:val="16"/>
-                <w:szCs w:val="16"/>
-                <w:lang w:val="ru-RU"/>
-              </w:rPr>
-              <w:t>. Императорского православного палестинского об-</w:t>
-            </w:r>
-            <w:proofErr w:type="spellStart"/>
-            <w:r>
-              <w:rPr>
-                <w:rFonts w:ascii="Arial" w:hAnsi="Arial" w:cs="Arial"/>
-                <w:sz w:val="16"/>
-                <w:szCs w:val="16"/>
-                <w:lang w:val="ru-RU"/>
-              </w:rPr>
-              <w:t>ва</w:t>
-            </w:r>
-            <w:proofErr w:type="spellEnd"/>
-            <w:r>
-              <w:rPr>
-                <w:rFonts w:ascii="Arial" w:hAnsi="Arial" w:cs="Arial"/>
-                <w:sz w:val="16"/>
-                <w:szCs w:val="16"/>
-                <w:lang w:val="ru-RU"/>
-              </w:rPr>
-              <w:t xml:space="preserve"> (1905-1917). Настоятельница Марфо-Мариинской обители милосердия (1909-1918), прожив.: </w:t>
-            </w:r>
-            <w:proofErr w:type="spellStart"/>
-            <w:r>
-              <w:rPr>
-                <w:rFonts w:ascii="Arial" w:hAnsi="Arial" w:cs="Arial"/>
-                <w:sz w:val="16"/>
-                <w:szCs w:val="16"/>
-                <w:lang w:val="ru-RU"/>
-              </w:rPr>
-              <w:t>г.Москва</w:t>
-            </w:r>
-            <w:proofErr w:type="spellEnd"/>
-            <w:r>
-              <w:rPr>
-                <w:rFonts w:ascii="Arial" w:hAnsi="Arial" w:cs="Arial"/>
-                <w:sz w:val="16"/>
-                <w:szCs w:val="16"/>
-                <w:lang w:val="ru-RU"/>
-              </w:rPr>
-              <w:t xml:space="preserve">, б/п. Дата ареста: 7 </w:t>
+              <w:t xml:space="preserve">) Родилась 20 октября 1864 г., Германия, Гессен, г. Дармштадт, немка. Гражданство (подданство): Германия, позже Россия, происхождение: из дворян (принцесса Гессен-Дармштадтская), предс. Императорского православного палестинского об-ва (1905-1917). Настоятельница Марфо-Мариинской обители милосердия (1909-1918), прожив.: г.Москва, б/п. Дата ареста: 7 </w:t>
             </w:r>
             <w:r>
               <w:rPr>
@@ -14614,27 +12795,7 @@
                 <w:lang w:val="ru-RU"/>
               </w:rPr>
               <w:lastRenderedPageBreak/>
-              <w:t xml:space="preserve">мая 1918 г., обвинение: по политическим мотивам. Осудивший орган: ВЧК. Приговор: выслана из Москвы. Осуждение: 18 июля 1918 г. Приговор: ВМН. Место смерти: Пермская губ., Верхотурский уезд, шахта Нижняя </w:t>
-            </w:r>
-            <w:proofErr w:type="spellStart"/>
-            <w:r>
-              <w:rPr>
-                <w:rFonts w:ascii="Arial" w:hAnsi="Arial" w:cs="Arial"/>
-                <w:sz w:val="16"/>
-                <w:szCs w:val="16"/>
-                <w:lang w:val="ru-RU"/>
-              </w:rPr>
-              <w:t>Селимская</w:t>
-            </w:r>
-            <w:proofErr w:type="spellEnd"/>
-            <w:r>
-              <w:rPr>
-                <w:rFonts w:ascii="Arial" w:hAnsi="Arial" w:cs="Arial"/>
-                <w:sz w:val="16"/>
-                <w:szCs w:val="16"/>
-                <w:lang w:val="ru-RU"/>
-              </w:rPr>
-              <w:t xml:space="preserve"> в 18 км. от г. Алапаевска</w:t>
+              <w:t>мая 1918 г., обвинение: по политическим мотивам. Осудивший орган: ВЧК. Приговор: выслана из Москвы. Осуждение: 18 июля 1918 г. Приговор: ВМН. Место смерти: Пермская губ., Верхотурский уезд, шахта Нижняя Селимская в 18 км. от г. Алапаевска</w:t>
             </w:r>
           </w:p>
           <w:p>
@@ -14763,31 +12924,7 @@
                 <w:szCs w:val="16"/>
                 <w:lang w:val="ru-RU"/>
               </w:rPr>
-              <w:t>(</w:t>
-            </w:r>
-            <w:proofErr w:type="spellStart"/>
-            <w:r>
-              <w:rPr>
-                <w:rFonts w:ascii="Arial" w:hAnsi="Arial" w:cs="Arial"/>
-                <w:b/>
-                <w:bCs/>
-                <w:sz w:val="16"/>
-                <w:szCs w:val="16"/>
-                <w:lang w:val="ru-RU"/>
-              </w:rPr>
-              <w:t>Romanoff</w:t>
-            </w:r>
-            <w:proofErr w:type="spellEnd"/>
-            <w:r>
-              <w:rPr>
-                <w:rFonts w:ascii="Arial" w:hAnsi="Arial" w:cs="Arial"/>
-                <w:b/>
-                <w:bCs/>
-                <w:sz w:val="16"/>
-                <w:szCs w:val="16"/>
-                <w:lang w:val="ru-RU"/>
-              </w:rPr>
-              <w:t xml:space="preserve">) </w:t>
+              <w:t xml:space="preserve">(Romanoff) </w:t>
             </w:r>
             <w:r>
               <w:rPr>
@@ -14844,27 +12981,7 @@
                 <w:szCs w:val="16"/>
                 <w:lang w:val="ru-RU"/>
               </w:rPr>
-              <w:t xml:space="preserve">, </w:t>
-            </w:r>
-            <w:proofErr w:type="spellStart"/>
-            <w:r>
-              <w:rPr>
-                <w:rFonts w:ascii="Arial" w:hAnsi="Arial" w:cs="Arial"/>
-                <w:sz w:val="16"/>
-                <w:szCs w:val="16"/>
-                <w:lang w:val="ru-RU"/>
-              </w:rPr>
-              <w:t>м.р</w:t>
-            </w:r>
-            <w:proofErr w:type="spellEnd"/>
-            <w:r>
-              <w:rPr>
-                <w:rFonts w:ascii="Arial" w:hAnsi="Arial" w:cs="Arial"/>
-                <w:sz w:val="16"/>
-                <w:szCs w:val="16"/>
-                <w:lang w:val="ru-RU"/>
-              </w:rPr>
-              <w:t xml:space="preserve">.: </w:t>
+              <w:t xml:space="preserve">, м.р.: </w:t>
             </w:r>
             <w:r>
               <w:rPr>
@@ -15258,31 +13375,7 @@
                 <w:szCs w:val="16"/>
                 <w:lang w:val="ru-RU"/>
               </w:rPr>
-              <w:t>Романова (</w:t>
-            </w:r>
-            <w:proofErr w:type="spellStart"/>
-            <w:r>
-              <w:rPr>
-                <w:rFonts w:ascii="Arial" w:hAnsi="Arial" w:cs="Arial"/>
-                <w:b/>
-                <w:bCs/>
-                <w:sz w:val="16"/>
-                <w:szCs w:val="16"/>
-                <w:lang w:val="ru-RU"/>
-              </w:rPr>
-              <w:t>Romanoff</w:t>
-            </w:r>
-            <w:proofErr w:type="spellEnd"/>
-            <w:r>
-              <w:rPr>
-                <w:rFonts w:ascii="Arial" w:hAnsi="Arial" w:cs="Arial"/>
-                <w:b/>
-                <w:bCs/>
-                <w:sz w:val="16"/>
-                <w:szCs w:val="16"/>
-                <w:lang w:val="ru-RU"/>
-              </w:rPr>
-              <w:t>) Ольга Николаевна 23 года</w:t>
+              <w:t>Романова (Romanoff) Ольга Николаевна 23 года</w:t>
             </w:r>
             <w:r>
               <w:rPr>
@@ -15538,31 +13631,7 @@
                 <w:szCs w:val="16"/>
                 <w:lang w:val="ru-RU"/>
               </w:rPr>
-              <w:t>(</w:t>
-            </w:r>
-            <w:proofErr w:type="spellStart"/>
-            <w:r>
-              <w:rPr>
-                <w:rFonts w:ascii="Arial" w:hAnsi="Arial" w:cs="Arial"/>
-                <w:b/>
-                <w:bCs/>
-                <w:sz w:val="16"/>
-                <w:szCs w:val="16"/>
-                <w:lang w:val="ru-RU"/>
-              </w:rPr>
-              <w:t>Romanoff</w:t>
-            </w:r>
-            <w:proofErr w:type="spellEnd"/>
-            <w:r>
-              <w:rPr>
-                <w:rFonts w:ascii="Arial" w:hAnsi="Arial" w:cs="Arial"/>
-                <w:b/>
-                <w:bCs/>
-                <w:sz w:val="16"/>
-                <w:szCs w:val="16"/>
-                <w:lang w:val="ru-RU"/>
-              </w:rPr>
-              <w:t xml:space="preserve">) </w:t>
+              <w:t xml:space="preserve">(Romanoff) </w:t>
             </w:r>
             <w:r>
               <w:rPr>
@@ -15669,27 +13738,7 @@
                 <w:szCs w:val="16"/>
                 <w:lang w:val="ru-RU"/>
               </w:rPr>
-              <w:t xml:space="preserve">, </w:t>
-            </w:r>
-            <w:proofErr w:type="spellStart"/>
-            <w:r>
-              <w:rPr>
-                <w:rFonts w:ascii="Arial" w:hAnsi="Arial" w:cs="Arial"/>
-                <w:sz w:val="16"/>
-                <w:szCs w:val="16"/>
-                <w:lang w:val="ru-RU"/>
-              </w:rPr>
-              <w:t>м.р</w:t>
-            </w:r>
-            <w:proofErr w:type="spellEnd"/>
-            <w:r>
-              <w:rPr>
-                <w:rFonts w:ascii="Arial" w:hAnsi="Arial" w:cs="Arial"/>
-                <w:sz w:val="16"/>
-                <w:szCs w:val="16"/>
-                <w:lang w:val="ru-RU"/>
-              </w:rPr>
-              <w:t xml:space="preserve">.: </w:t>
+              <w:t xml:space="preserve">, м.р.: </w:t>
             </w:r>
             <w:r>
               <w:rPr>
@@ -16062,29 +14111,16 @@
                 <w:lang w:val="ru-RU"/>
               </w:rPr>
             </w:pPr>
-            <w:proofErr w:type="spellStart"/>
-            <w:r>
-              <w:rPr>
-                <w:rFonts w:ascii="Arial" w:hAnsi="Arial" w:cs="Arial"/>
-                <w:b/>
-                <w:bCs/>
-                <w:sz w:val="16"/>
-                <w:szCs w:val="16"/>
-                <w:lang w:val="ru-RU"/>
-              </w:rPr>
-              <w:t>Росликова</w:t>
-            </w:r>
-            <w:proofErr w:type="spellEnd"/>
-            <w:r>
-              <w:rPr>
-                <w:rFonts w:ascii="Arial" w:hAnsi="Arial" w:cs="Arial"/>
-                <w:b/>
-                <w:bCs/>
-                <w:sz w:val="16"/>
-                <w:szCs w:val="16"/>
-                <w:lang w:val="ru-RU"/>
-              </w:rPr>
-              <w:t xml:space="preserve"> Евдокия Лаврентьевна нет даты рождения</w:t>
+            <w:r>
+              <w:rPr>
+                <w:rFonts w:ascii="Arial" w:hAnsi="Arial" w:cs="Arial"/>
+                <w:b/>
+                <w:bCs/>
+                <w:sz w:val="16"/>
+                <w:szCs w:val="16"/>
+                <w:lang w:val="ru-RU"/>
+              </w:rPr>
+              <w:t>Росликова Евдокия Лаврентьевна нет даты рождения</w:t>
             </w:r>
             <w:r>
               <w:rPr>
@@ -16117,25 +14153,14 @@
                 <w:lang w:val="ru-RU"/>
               </w:rPr>
             </w:pPr>
-            <w:proofErr w:type="spellStart"/>
-            <w:r>
-              <w:rPr>
-                <w:rFonts w:ascii="Arial" w:hAnsi="Arial" w:cs="Arial"/>
-                <w:sz w:val="16"/>
-                <w:szCs w:val="16"/>
-                <w:lang w:val="ru-RU"/>
-              </w:rPr>
-              <w:t>м.р</w:t>
-            </w:r>
-            <w:proofErr w:type="spellEnd"/>
-            <w:r>
-              <w:rPr>
-                <w:rFonts w:ascii="Arial" w:hAnsi="Arial" w:cs="Arial"/>
-                <w:sz w:val="16"/>
-                <w:szCs w:val="16"/>
-                <w:lang w:val="ru-RU"/>
-              </w:rPr>
-              <w:t>.: г. Новоржев, русская; занималась торговлей, арестована 05.09.1918. Обвинение: б/ст. Приговор: Новоржевской уездной ЧК, 05.09.1918 — ВМН. Реабилитация: 21.11.1997</w:t>
+            <w:r>
+              <w:rPr>
+                <w:rFonts w:ascii="Arial" w:hAnsi="Arial" w:cs="Arial"/>
+                <w:sz w:val="16"/>
+                <w:szCs w:val="16"/>
+                <w:lang w:val="ru-RU"/>
+              </w:rPr>
+              <w:t>м.р.: г. Новоржев, русская; занималась торговлей, арестована 05.09.1918. Обвинение: б/ст. Приговор: Новоржевской уездной ЧК, 05.09.1918 — ВМН. Реабилитация: 21.11.1997</w:t>
             </w:r>
           </w:p>
           <w:p>
@@ -16210,29 +14235,16 @@
                 <w:lang w:val="ru-RU"/>
               </w:rPr>
             </w:pPr>
-            <w:proofErr w:type="spellStart"/>
-            <w:r>
-              <w:rPr>
-                <w:rFonts w:ascii="Arial" w:hAnsi="Arial" w:cs="Arial"/>
-                <w:b/>
-                <w:bCs/>
-                <w:sz w:val="16"/>
-                <w:szCs w:val="16"/>
-                <w:lang w:val="ru-RU"/>
-              </w:rPr>
-              <w:t>Росликова</w:t>
-            </w:r>
-            <w:proofErr w:type="spellEnd"/>
-            <w:r>
-              <w:rPr>
-                <w:rFonts w:ascii="Arial" w:hAnsi="Arial" w:cs="Arial"/>
-                <w:b/>
-                <w:bCs/>
-                <w:sz w:val="16"/>
-                <w:szCs w:val="16"/>
-                <w:lang w:val="ru-RU"/>
-              </w:rPr>
-              <w:t xml:space="preserve"> Наталья Алексеевна нет даты рождения</w:t>
+            <w:r>
+              <w:rPr>
+                <w:rFonts w:ascii="Arial" w:hAnsi="Arial" w:cs="Arial"/>
+                <w:b/>
+                <w:bCs/>
+                <w:sz w:val="16"/>
+                <w:szCs w:val="16"/>
+                <w:lang w:val="ru-RU"/>
+              </w:rPr>
+              <w:t>Росликова Наталья Алексеевна нет даты рождения</w:t>
             </w:r>
             <w:r>
               <w:rPr>
@@ -16265,25 +14277,14 @@
                 <w:lang w:val="ru-RU"/>
               </w:rPr>
             </w:pPr>
-            <w:proofErr w:type="spellStart"/>
-            <w:r>
-              <w:rPr>
-                <w:rFonts w:ascii="Arial" w:hAnsi="Arial" w:cs="Arial"/>
-                <w:sz w:val="16"/>
-                <w:szCs w:val="16"/>
-                <w:lang w:val="ru-RU"/>
-              </w:rPr>
-              <w:t>м.р</w:t>
-            </w:r>
-            <w:proofErr w:type="spellEnd"/>
-            <w:r>
-              <w:rPr>
-                <w:rFonts w:ascii="Arial" w:hAnsi="Arial" w:cs="Arial"/>
-                <w:sz w:val="16"/>
-                <w:szCs w:val="16"/>
-                <w:lang w:val="ru-RU"/>
-              </w:rPr>
-              <w:t>.: г. Новоржев, русская; дочь торговца, арестована 05.09.1918. Обвинение: б/ст. Приговор: Новоржевской уездной ЧК, 05.09.1918 — ВМН</w:t>
+            <w:r>
+              <w:rPr>
+                <w:rFonts w:ascii="Arial" w:hAnsi="Arial" w:cs="Arial"/>
+                <w:sz w:val="16"/>
+                <w:szCs w:val="16"/>
+                <w:lang w:val="ru-RU"/>
+              </w:rPr>
+              <w:t>м.р.: г. Новоржев, русская; дочь торговца, арестована 05.09.1918. Обвинение: б/ст. Приговор: Новоржевской уездной ЧК, 05.09.1918 — ВМН</w:t>
             </w:r>
           </w:p>
           <w:p>
@@ -16444,27 +14445,7 @@
                 <w:szCs w:val="16"/>
                 <w:lang w:val="ru-RU"/>
               </w:rPr>
-              <w:t xml:space="preserve">Служащая, Казанский артиллерийский склад, </w:t>
-            </w:r>
-            <w:proofErr w:type="spellStart"/>
-            <w:r>
-              <w:rPr>
-                <w:rFonts w:ascii="Arial" w:hAnsi="Arial" w:cs="Arial"/>
-                <w:sz w:val="16"/>
-                <w:szCs w:val="16"/>
-                <w:lang w:val="ru-RU"/>
-              </w:rPr>
-              <w:t>прож</w:t>
-            </w:r>
-            <w:proofErr w:type="spellEnd"/>
-            <w:r>
-              <w:rPr>
-                <w:rFonts w:ascii="Arial" w:hAnsi="Arial" w:cs="Arial"/>
-                <w:sz w:val="16"/>
-                <w:szCs w:val="16"/>
-                <w:lang w:val="ru-RU"/>
-              </w:rPr>
-              <w:t>.: г. Казань, арестована 18.09.1918. Обвинение: ("а/с агитация"). Приговор: военно-полевым трибуналом военно-революционного совета 5 армии, 19.09.1918 — ВМН. Реабилитация: 27.01.2000</w:t>
+              <w:t>Служащая, Казанский артиллерийский склад, прож.: г. Казань, арестована 18.09.1918. Обвинение: ("а/с агитация"). Приговор: военно-полевым трибуналом военно-революционного совета 5 армии, 19.09.1918 — ВМН. Реабилитация: 27.01.2000</w:t>
             </w:r>
           </w:p>
           <w:p>
@@ -16541,7 +14522,6 @@
                 <w:lang w:val="ru-RU"/>
               </w:rPr>
             </w:pPr>
-            <w:proofErr w:type="spellStart"/>
             <w:r>
               <w:rPr>
                 <w:rFonts w:ascii="Arial" w:hAnsi="Arial" w:cs="Arial"/>
@@ -16552,7 +14532,6 @@
               </w:rPr>
               <w:t>Садомцева</w:t>
             </w:r>
-            <w:proofErr w:type="spellEnd"/>
             <w:r>
               <w:rPr>
                 <w:rFonts w:ascii="Arial" w:hAnsi="Arial" w:cs="Arial"/>
@@ -16595,27 +14574,15 @@
               </w:rPr>
               <w:t xml:space="preserve">Помещица. Расстреляна большевиками в мае 1918 у ст. </w:t>
             </w:r>
-            <w:proofErr w:type="spellStart"/>
-            <w:r>
-              <w:rPr>
-                <w:rFonts w:ascii="Arial" w:hAnsi="Arial" w:cs="Arial"/>
-                <w:bCs/>
-                <w:sz w:val="16"/>
-                <w:szCs w:val="16"/>
-                <w:lang w:val="ru-RU"/>
-              </w:rPr>
-              <w:t>Каял</w:t>
-            </w:r>
-            <w:proofErr w:type="spellEnd"/>
-            <w:r>
-              <w:rPr>
-                <w:rFonts w:ascii="Arial" w:hAnsi="Arial" w:cs="Arial"/>
-                <w:bCs/>
-                <w:sz w:val="16"/>
-                <w:szCs w:val="16"/>
-                <w:lang w:val="ru-RU"/>
-              </w:rPr>
-              <w:t xml:space="preserve"> Области Войска Донского. /229/</w:t>
+            <w:r>
+              <w:rPr>
+                <w:rFonts w:ascii="Arial" w:hAnsi="Arial" w:cs="Arial"/>
+                <w:bCs/>
+                <w:sz w:val="16"/>
+                <w:szCs w:val="16"/>
+                <w:lang w:val="ru-RU"/>
+              </w:rPr>
+              <w:t>Каял Области Войска Донского. /229/</w:t>
             </w:r>
           </w:p>
           <w:p>
@@ -17201,29 +15168,7 @@
                 <w:szCs w:val="16"/>
                 <w:lang w:val="ru-RU"/>
               </w:rPr>
-              <w:t xml:space="preserve">Сестра милосердия </w:t>
-            </w:r>
-            <w:proofErr w:type="spellStart"/>
-            <w:r>
-              <w:rPr>
-                <w:rFonts w:ascii="Arial" w:hAnsi="Arial" w:cs="Arial"/>
-                <w:bCs/>
-                <w:sz w:val="16"/>
-                <w:szCs w:val="16"/>
-                <w:lang w:val="ru-RU"/>
-              </w:rPr>
-              <w:t>Адагумо</w:t>
-            </w:r>
-            <w:proofErr w:type="spellEnd"/>
-            <w:r>
-              <w:rPr>
-                <w:rFonts w:ascii="Arial" w:hAnsi="Arial" w:cs="Arial"/>
-                <w:bCs/>
-                <w:sz w:val="16"/>
-                <w:szCs w:val="16"/>
-                <w:lang w:val="ru-RU"/>
-              </w:rPr>
-              <w:t>-Азовского полка Кубанского казачьего войска. В мар. 1918 расстреляна красными</w:t>
+              <w:t>Сестра милосердия Адагумо-Азовского полка Кубанского казачьего войска. В мар. 1918 расстреляна красными</w:t>
             </w:r>
             <w:r>
               <w:rPr>
@@ -17404,47 +15349,7 @@
                 <w:szCs w:val="16"/>
                 <w:lang w:val="ru-RU"/>
               </w:rPr>
-              <w:t xml:space="preserve">1893 г.р., </w:t>
-            </w:r>
-            <w:proofErr w:type="spellStart"/>
-            <w:r>
-              <w:rPr>
-                <w:rFonts w:ascii="Arial" w:hAnsi="Arial" w:cs="Arial"/>
-                <w:sz w:val="16"/>
-                <w:szCs w:val="16"/>
-                <w:lang w:val="ru-RU"/>
-              </w:rPr>
-              <w:t>м.р</w:t>
-            </w:r>
-            <w:proofErr w:type="spellEnd"/>
-            <w:r>
-              <w:rPr>
-                <w:rFonts w:ascii="Arial" w:hAnsi="Arial" w:cs="Arial"/>
-                <w:sz w:val="16"/>
-                <w:szCs w:val="16"/>
-                <w:lang w:val="ru-RU"/>
-              </w:rPr>
-              <w:t xml:space="preserve">.: Вятская губ., Сарапульский уезд, Заречная вол. </w:t>
-            </w:r>
-            <w:proofErr w:type="spellStart"/>
-            <w:r>
-              <w:rPr>
-                <w:rFonts w:ascii="Arial" w:hAnsi="Arial" w:cs="Arial"/>
-                <w:sz w:val="16"/>
-                <w:szCs w:val="16"/>
-                <w:lang w:val="ru-RU"/>
-              </w:rPr>
-              <w:t>прож</w:t>
-            </w:r>
-            <w:proofErr w:type="spellEnd"/>
-            <w:r>
-              <w:rPr>
-                <w:rFonts w:ascii="Arial" w:hAnsi="Arial" w:cs="Arial"/>
-                <w:sz w:val="16"/>
-                <w:szCs w:val="16"/>
-                <w:lang w:val="ru-RU"/>
-              </w:rPr>
-              <w:t>.: г. Ижевск, Телефонистка, арестована 02.12.1918. Приговор: 04.12.1918 — ВМН. Расстреляна. Реабилитация: 29.12.1993</w:t>
+              <w:t>1893 г.р., м.р.: Вятская губ., Сарапульский уезд, Заречная вол. прож.: г. Ижевск, Телефонистка, арестована 02.12.1918. Приговор: 04.12.1918 — ВМН. Расстреляна. Реабилитация: 29.12.1993</w:t>
             </w:r>
           </w:p>
           <w:p>
@@ -17586,27 +15491,7 @@
                 <w:szCs w:val="16"/>
                 <w:lang w:val="ru-RU"/>
               </w:rPr>
-              <w:t xml:space="preserve">в 1878 г., Пермская губ., завода </w:t>
-            </w:r>
-            <w:proofErr w:type="spellStart"/>
-            <w:r>
-              <w:rPr>
-                <w:rFonts w:ascii="Arial" w:hAnsi="Arial" w:cs="Arial"/>
-                <w:sz w:val="16"/>
-                <w:szCs w:val="16"/>
-                <w:lang w:val="ru-RU"/>
-              </w:rPr>
-              <w:t>Чермас</w:t>
-            </w:r>
-            <w:proofErr w:type="spellEnd"/>
-            <w:r>
-              <w:rPr>
-                <w:rFonts w:ascii="Arial" w:hAnsi="Arial" w:cs="Arial"/>
-                <w:sz w:val="16"/>
-                <w:szCs w:val="16"/>
-                <w:lang w:val="ru-RU"/>
-              </w:rPr>
-              <w:t>; домохозяйка, портниха на дому. Прожив.:</w:t>
+              <w:t>в 1878 г., Пермская губ., завода Чермас; домохозяйка, портниха на дому. Прожив.:</w:t>
             </w:r>
             <w:r>
               <w:rPr>
@@ -17623,27 +15508,7 @@
                 <w:szCs w:val="16"/>
                 <w:lang w:val="ru-RU"/>
               </w:rPr>
-              <w:t xml:space="preserve">г. </w:t>
-            </w:r>
-            <w:proofErr w:type="spellStart"/>
-            <w:r>
-              <w:rPr>
-                <w:rFonts w:ascii="Arial" w:hAnsi="Arial" w:cs="Arial"/>
-                <w:sz w:val="16"/>
-                <w:szCs w:val="16"/>
-                <w:lang w:val="ru-RU"/>
-              </w:rPr>
-              <w:t>Н.Новгорода</w:t>
-            </w:r>
-            <w:proofErr w:type="spellEnd"/>
-            <w:r>
-              <w:rPr>
-                <w:rFonts w:ascii="Arial" w:hAnsi="Arial" w:cs="Arial"/>
-                <w:sz w:val="16"/>
-                <w:szCs w:val="16"/>
-                <w:lang w:val="ru-RU"/>
-              </w:rPr>
-              <w:t>. Арестована 9 сентября 1918 г.</w:t>
+              <w:t>г. Н.Новгорода. Арестована 9 сентября 1918 г.</w:t>
             </w:r>
             <w:r>
               <w:rPr>
@@ -17653,27 +15518,7 @@
                 <w:lang w:val="ru-RU"/>
               </w:rPr>
               <w:br/>
-              <w:t xml:space="preserve">Приговорена: Чрезвычайная комиссия Нижегородского Совдепа 11 декабря 1918 г., </w:t>
-            </w:r>
-            <w:proofErr w:type="spellStart"/>
-            <w:r>
-              <w:rPr>
-                <w:rFonts w:ascii="Arial" w:hAnsi="Arial" w:cs="Arial"/>
-                <w:sz w:val="16"/>
-                <w:szCs w:val="16"/>
-                <w:lang w:val="ru-RU"/>
-              </w:rPr>
-              <w:t>обв</w:t>
-            </w:r>
-            <w:proofErr w:type="spellEnd"/>
-            <w:r>
-              <w:rPr>
-                <w:rFonts w:ascii="Arial" w:hAnsi="Arial" w:cs="Arial"/>
-                <w:sz w:val="16"/>
-                <w:szCs w:val="16"/>
-                <w:lang w:val="ru-RU"/>
-              </w:rPr>
-              <w:t>.:</w:t>
+              <w:t>Приговорена: Чрезвычайная комиссия Нижегородского Совдепа 11 декабря 1918 г., обв.:</w:t>
             </w:r>
             <w:r>
               <w:rPr>
@@ -17817,107 +15662,7 @@
                 <w:szCs w:val="16"/>
                 <w:lang w:val="ru-RU"/>
               </w:rPr>
-              <w:t xml:space="preserve">(игумения Серафима) 1859 (1858) г.р., </w:t>
-            </w:r>
-            <w:proofErr w:type="spellStart"/>
-            <w:r>
-              <w:rPr>
-                <w:rFonts w:ascii="Arial" w:hAnsi="Arial" w:cs="Arial"/>
-                <w:sz w:val="16"/>
-                <w:szCs w:val="16"/>
-                <w:lang w:val="ru-RU"/>
-              </w:rPr>
-              <w:t>м.р</w:t>
-            </w:r>
-            <w:proofErr w:type="spellEnd"/>
-            <w:r>
-              <w:rPr>
-                <w:rFonts w:ascii="Arial" w:hAnsi="Arial" w:cs="Arial"/>
-                <w:sz w:val="16"/>
-                <w:szCs w:val="16"/>
-                <w:lang w:val="ru-RU"/>
-              </w:rPr>
-              <w:t xml:space="preserve">.: Новгородская губ., Череповецкий уезд, г. Устюжна, игумения Ферапонтова монастыря, </w:t>
-            </w:r>
-            <w:proofErr w:type="spellStart"/>
-            <w:r>
-              <w:rPr>
-                <w:rFonts w:ascii="Arial" w:hAnsi="Arial" w:cs="Arial"/>
-                <w:sz w:val="16"/>
-                <w:szCs w:val="16"/>
-                <w:lang w:val="ru-RU"/>
-              </w:rPr>
-              <w:t>прож</w:t>
-            </w:r>
-            <w:proofErr w:type="spellEnd"/>
-            <w:r>
-              <w:rPr>
-                <w:rFonts w:ascii="Arial" w:hAnsi="Arial" w:cs="Arial"/>
-                <w:sz w:val="16"/>
-                <w:szCs w:val="16"/>
-                <w:lang w:val="ru-RU"/>
-              </w:rPr>
-              <w:t>.: Череповецкая губ., Кирилловский уезд, г. Кириллов, домашний арест по решению Кирилловского Уездного Исполнительного Комитета Совета Рабоче- Крестьянских и Красных Депутатов 12.05.1918 15.09.1918 доставлена в Кирилловскую тюрьму. Обвинение: в связи с участием в к/р выступлениях. Приговор: на основании постановления заседания Следственной комиссии под председательством заведующего Череповецкой Губернской наружной охраной [</w:t>
-            </w:r>
-            <w:proofErr w:type="spellStart"/>
-            <w:r>
-              <w:rPr>
-                <w:rFonts w:ascii="Arial" w:hAnsi="Arial" w:cs="Arial"/>
-                <w:sz w:val="16"/>
-                <w:szCs w:val="16"/>
-                <w:lang w:val="ru-RU"/>
-              </w:rPr>
-              <w:t>П.П.Таврин</w:t>
-            </w:r>
-            <w:proofErr w:type="spellEnd"/>
-            <w:r>
-              <w:rPr>
-                <w:rFonts w:ascii="Arial" w:hAnsi="Arial" w:cs="Arial"/>
-                <w:sz w:val="16"/>
-                <w:szCs w:val="16"/>
-                <w:lang w:val="ru-RU"/>
-              </w:rPr>
-              <w:t xml:space="preserve">], 15.09.1918 — ВМН. Расстреляна 15.09.1918, Череповецким Губернским Карательным отрядом. Реабилитация: прокуратурой Вологодской области, 06.03.2017 - в соответствии с </w:t>
-            </w:r>
-            <w:proofErr w:type="spellStart"/>
-            <w:r>
-              <w:rPr>
-                <w:rFonts w:ascii="Arial" w:hAnsi="Arial" w:cs="Arial"/>
-                <w:sz w:val="16"/>
-                <w:szCs w:val="16"/>
-                <w:lang w:val="ru-RU"/>
-              </w:rPr>
-              <w:t>п.«б</w:t>
-            </w:r>
-            <w:proofErr w:type="spellEnd"/>
-            <w:r>
-              <w:rPr>
-                <w:rFonts w:ascii="Arial" w:hAnsi="Arial" w:cs="Arial"/>
-                <w:sz w:val="16"/>
-                <w:szCs w:val="16"/>
-                <w:lang w:val="ru-RU"/>
-              </w:rPr>
-              <w:t xml:space="preserve">» </w:t>
-            </w:r>
-            <w:proofErr w:type="spellStart"/>
-            <w:r>
-              <w:rPr>
-                <w:rFonts w:ascii="Arial" w:hAnsi="Arial" w:cs="Arial"/>
-                <w:sz w:val="16"/>
-                <w:szCs w:val="16"/>
-                <w:lang w:val="ru-RU"/>
-              </w:rPr>
-              <w:t>ст.З</w:t>
-            </w:r>
-            <w:proofErr w:type="spellEnd"/>
-            <w:r>
-              <w:rPr>
-                <w:rFonts w:ascii="Arial" w:hAnsi="Arial" w:cs="Arial"/>
-                <w:sz w:val="16"/>
-                <w:szCs w:val="16"/>
-                <w:lang w:val="ru-RU"/>
-              </w:rPr>
-              <w:t xml:space="preserve"> Закона Российской Федерации от 18.10.1991</w:t>
+              <w:t>(игумения Серафима) 1859 (1858) г.р., м.р.: Новгородская губ., Череповецкий уезд, г. Устюжна, игумения Ферапонтова монастыря, прож.: Череповецкая губ., Кирилловский уезд, г. Кириллов, домашний арест по решению Кирилловского Уездного Исполнительного Комитета Совета Рабоче- Крестьянских и Красных Депутатов 12.05.1918 15.09.1918 доставлена в Кирилловскую тюрьму. Обвинение: в связи с участием в к/р выступлениях. Приговор: на основании постановления заседания Следственной комиссии под председательством заведующего Череповецкой Губернской наружной охраной [П.П.Таврин], 15.09.1918 — ВМН. Расстреляна 15.09.1918, Череповецким Губернским Карательным отрядом. Реабилитация: прокуратурой Вологодской области, 06.03.2017 - в соответствии с п.«б» ст.З Закона Российской Федерации от 18.10.1991</w:t>
             </w:r>
           </w:p>
           <w:p>
@@ -18206,27 +15951,7 @@
                 <w:szCs w:val="16"/>
                 <w:lang w:val="ru-RU"/>
               </w:rPr>
-              <w:t xml:space="preserve">1879 г.р., </w:t>
-            </w:r>
-            <w:proofErr w:type="spellStart"/>
-            <w:r>
-              <w:rPr>
-                <w:rFonts w:ascii="Arial" w:hAnsi="Arial" w:cs="Arial"/>
-                <w:sz w:val="16"/>
-                <w:szCs w:val="16"/>
-                <w:lang w:val="ru-RU"/>
-              </w:rPr>
-              <w:t>прож</w:t>
-            </w:r>
-            <w:proofErr w:type="spellEnd"/>
-            <w:r>
-              <w:rPr>
-                <w:rFonts w:ascii="Arial" w:hAnsi="Arial" w:cs="Arial"/>
-                <w:sz w:val="16"/>
-                <w:szCs w:val="16"/>
-                <w:lang w:val="ru-RU"/>
-              </w:rPr>
-              <w:t>.: г. Ижевск, арестована 21.11.1918. Приговор: 24.11.1918 — ВМН.</w:t>
+              <w:t>1879 г.р., прож.: г. Ижевск, арестована 21.11.1918. Приговор: 24.11.1918 — ВМН.</w:t>
             </w:r>
             <w:r>
               <w:rPr>
@@ -18318,77 +16043,16 @@
                 <w:lang w:val="ru-RU"/>
               </w:rPr>
             </w:pPr>
-            <w:proofErr w:type="spellStart"/>
-            <w:r>
-              <w:rPr>
-                <w:rFonts w:ascii="Arial" w:hAnsi="Arial" w:cs="Arial"/>
-                <w:b/>
-                <w:bCs/>
-                <w:sz w:val="16"/>
-                <w:szCs w:val="16"/>
-                <w:lang w:val="ru-RU"/>
-              </w:rPr>
-              <w:t>Тевяшова</w:t>
-            </w:r>
-            <w:proofErr w:type="spellEnd"/>
-            <w:r>
-              <w:rPr>
-                <w:rFonts w:ascii="Arial" w:hAnsi="Arial" w:cs="Arial"/>
-                <w:b/>
-                <w:bCs/>
-                <w:sz w:val="16"/>
-                <w:szCs w:val="16"/>
-                <w:lang w:val="ru-RU"/>
-              </w:rPr>
-              <w:t xml:space="preserve"> (</w:t>
-            </w:r>
-            <w:proofErr w:type="spellStart"/>
-            <w:r>
-              <w:rPr>
-                <w:rFonts w:ascii="Arial" w:hAnsi="Arial" w:cs="Arial"/>
-                <w:b/>
-                <w:bCs/>
-                <w:sz w:val="16"/>
-                <w:szCs w:val="16"/>
-                <w:lang w:val="ru-RU"/>
-              </w:rPr>
-              <w:t>Тевяшева</w:t>
-            </w:r>
-            <w:proofErr w:type="spellEnd"/>
-            <w:r>
-              <w:rPr>
-                <w:rFonts w:ascii="Arial" w:hAnsi="Arial" w:cs="Arial"/>
-                <w:b/>
-                <w:bCs/>
-                <w:sz w:val="16"/>
-                <w:szCs w:val="16"/>
-                <w:lang w:val="ru-RU"/>
-              </w:rPr>
-              <w:t xml:space="preserve">) </w:t>
-            </w:r>
-            <w:proofErr w:type="spellStart"/>
-            <w:r>
-              <w:rPr>
-                <w:rFonts w:ascii="Arial" w:hAnsi="Arial" w:cs="Arial"/>
-                <w:b/>
-                <w:bCs/>
-                <w:sz w:val="16"/>
-                <w:szCs w:val="16"/>
-                <w:lang w:val="ru-RU"/>
-              </w:rPr>
-              <w:t>Устиния</w:t>
-            </w:r>
-            <w:proofErr w:type="spellEnd"/>
-            <w:r>
-              <w:rPr>
-                <w:rFonts w:ascii="Arial" w:hAnsi="Arial" w:cs="Arial"/>
-                <w:b/>
-                <w:bCs/>
-                <w:sz w:val="16"/>
-                <w:szCs w:val="16"/>
-                <w:lang w:val="ru-RU"/>
-              </w:rPr>
-              <w:t xml:space="preserve"> Александровна 75 лет</w:t>
+            <w:r>
+              <w:rPr>
+                <w:rFonts w:ascii="Arial" w:hAnsi="Arial" w:cs="Arial"/>
+                <w:b/>
+                <w:bCs/>
+                <w:sz w:val="16"/>
+                <w:szCs w:val="16"/>
+                <w:lang w:val="ru-RU"/>
+              </w:rPr>
+              <w:t>Тевяшова (Тевяшева) Устиния Александровна 75 лет</w:t>
             </w:r>
             <w:r>
               <w:rPr>
@@ -18444,19 +16108,8 @@
                 <w:szCs w:val="16"/>
                 <w:lang w:val="ru-RU"/>
               </w:rPr>
-              <w:t>вдова генерал-</w:t>
-            </w:r>
-            <w:proofErr w:type="spellStart"/>
-            <w:r>
-              <w:rPr>
-                <w:rFonts w:ascii="Arial" w:hAnsi="Arial" w:cs="Arial"/>
-                <w:sz w:val="16"/>
-                <w:szCs w:val="16"/>
-                <w:lang w:val="ru-RU"/>
-              </w:rPr>
-              <w:t>адьютанта</w:t>
-            </w:r>
-            <w:proofErr w:type="spellEnd"/>
+              <w:t>вдова генерал-адьютанта</w:t>
+            </w:r>
             <w:r>
               <w:rPr>
                 <w:rFonts w:ascii="Arial" w:hAnsi="Arial" w:cs="Arial"/>
@@ -18465,25 +16118,14 @@
               </w:rPr>
               <w:t> </w:t>
             </w:r>
-            <w:proofErr w:type="spellStart"/>
-            <w:r>
-              <w:rPr>
-                <w:rFonts w:ascii="Arial" w:hAnsi="Arial" w:cs="Arial"/>
-                <w:sz w:val="16"/>
-                <w:szCs w:val="16"/>
-                <w:lang w:val="ru-RU"/>
-              </w:rPr>
-              <w:t>Тевяшова</w:t>
-            </w:r>
-            <w:proofErr w:type="spellEnd"/>
-            <w:r>
-              <w:rPr>
-                <w:rFonts w:ascii="Arial" w:hAnsi="Arial" w:cs="Arial"/>
-                <w:sz w:val="16"/>
-                <w:szCs w:val="16"/>
-                <w:lang w:val="ru-RU"/>
-              </w:rPr>
-              <w:t>, старый</w:t>
+            <w:r>
+              <w:rPr>
+                <w:rFonts w:ascii="Arial" w:hAnsi="Arial" w:cs="Arial"/>
+                <w:sz w:val="16"/>
+                <w:szCs w:val="16"/>
+                <w:lang w:val="ru-RU"/>
+              </w:rPr>
+              <w:t>Тевяшова, старый</w:t>
             </w:r>
             <w:r>
               <w:rPr>
@@ -18517,27 +16159,7 @@
                 <w:szCs w:val="16"/>
                 <w:lang w:val="ru-RU"/>
               </w:rPr>
-              <w:t xml:space="preserve">семьи Лейб-медика Е.С. Боткина, </w:t>
-            </w:r>
-            <w:proofErr w:type="spellStart"/>
-            <w:r>
-              <w:rPr>
-                <w:rFonts w:ascii="Arial" w:hAnsi="Arial" w:cs="Arial"/>
-                <w:sz w:val="16"/>
-                <w:szCs w:val="16"/>
-                <w:lang w:val="ru-RU"/>
-              </w:rPr>
-              <w:t>прож</w:t>
-            </w:r>
-            <w:proofErr w:type="spellEnd"/>
-            <w:r>
-              <w:rPr>
-                <w:rFonts w:ascii="Arial" w:hAnsi="Arial" w:cs="Arial"/>
-                <w:sz w:val="16"/>
-                <w:szCs w:val="16"/>
-                <w:lang w:val="ru-RU"/>
-              </w:rPr>
-              <w:t>.: г. Петербург, Царское Село, б/п. Дата ареста: 1918 г. Обвинение: к/р деятельность. Дата расстрела: 1918 г. Место смерти: г. Петроград</w:t>
+              <w:t>семьи Лейб-медика Е.С. Боткина, прож.: г. Петербург, Царское Село, б/п. Дата ареста: 1918 г. Обвинение: к/р деятельность. Дата расстрела: 1918 г. Место смерти: г. Петроград</w:t>
             </w:r>
           </w:p>
           <w:p>
@@ -18712,27 +16334,7 @@
                 <w:szCs w:val="16"/>
                 <w:lang w:val="ru-RU"/>
               </w:rPr>
-              <w:t xml:space="preserve">Приговорена: Мамадышской ЧК 28 октября 1918 г., </w:t>
-            </w:r>
-            <w:proofErr w:type="spellStart"/>
-            <w:r>
-              <w:rPr>
-                <w:rFonts w:ascii="Arial" w:hAnsi="Arial" w:cs="Arial"/>
-                <w:sz w:val="16"/>
-                <w:szCs w:val="16"/>
-                <w:lang w:val="ru-RU"/>
-              </w:rPr>
-              <w:t>обв</w:t>
-            </w:r>
-            <w:proofErr w:type="spellEnd"/>
-            <w:r>
-              <w:rPr>
-                <w:rFonts w:ascii="Arial" w:hAnsi="Arial" w:cs="Arial"/>
-                <w:sz w:val="16"/>
-                <w:szCs w:val="16"/>
-                <w:lang w:val="ru-RU"/>
-              </w:rPr>
-              <w:t>.:</w:t>
+              <w:t>Приговорена: Мамадышской ЧК 28 октября 1918 г., обв.:</w:t>
             </w:r>
             <w:r>
               <w:rPr>
@@ -18784,27 +16386,7 @@
                 <w:szCs w:val="16"/>
                 <w:lang w:val="ru-RU"/>
               </w:rPr>
-              <w:t xml:space="preserve">- в </w:t>
-            </w:r>
-            <w:proofErr w:type="spellStart"/>
-            <w:r>
-              <w:rPr>
-                <w:rFonts w:ascii="Arial" w:hAnsi="Arial" w:cs="Arial"/>
-                <w:sz w:val="16"/>
-                <w:szCs w:val="16"/>
-                <w:lang w:val="ru-RU"/>
-              </w:rPr>
-              <w:t>г.Мамадыш</w:t>
-            </w:r>
-            <w:proofErr w:type="spellEnd"/>
-            <w:r>
-              <w:rPr>
-                <w:rFonts w:ascii="Arial" w:hAnsi="Arial" w:cs="Arial"/>
-                <w:sz w:val="16"/>
-                <w:szCs w:val="16"/>
-                <w:lang w:val="ru-RU"/>
-              </w:rPr>
-              <w:t>.. Реабилитирована 29 декабря 1999 г.</w:t>
+              <w:t>- в г.Мамадыш.. Реабилитирована 29 декабря 1999 г.</w:t>
             </w:r>
           </w:p>
           <w:p>
@@ -19247,27 +16829,7 @@
                 <w:szCs w:val="16"/>
                 <w:lang w:val="ru-RU"/>
               </w:rPr>
-              <w:t xml:space="preserve">в 1861 г., </w:t>
-            </w:r>
-            <w:proofErr w:type="spellStart"/>
-            <w:r>
-              <w:rPr>
-                <w:rFonts w:ascii="Arial" w:hAnsi="Arial" w:cs="Arial"/>
-                <w:sz w:val="16"/>
-                <w:szCs w:val="16"/>
-                <w:lang w:val="ru-RU"/>
-              </w:rPr>
-              <w:t>г.Тетюши</w:t>
-            </w:r>
-            <w:proofErr w:type="spellEnd"/>
-            <w:r>
-              <w:rPr>
-                <w:rFonts w:ascii="Arial" w:hAnsi="Arial" w:cs="Arial"/>
-                <w:sz w:val="16"/>
-                <w:szCs w:val="16"/>
-                <w:lang w:val="ru-RU"/>
-              </w:rPr>
-              <w:t>; русская; хозяйка постоялого двора.. Проживала:</w:t>
+              <w:t>в 1861 г., г.Тетюши; русская; хозяйка постоялого двора.. Проживала:</w:t>
             </w:r>
             <w:r>
               <w:rPr>
@@ -19277,25 +16839,14 @@
               </w:rPr>
               <w:t> </w:t>
             </w:r>
-            <w:proofErr w:type="spellStart"/>
-            <w:r>
-              <w:rPr>
-                <w:rFonts w:ascii="Arial" w:hAnsi="Arial" w:cs="Arial"/>
-                <w:sz w:val="16"/>
-                <w:szCs w:val="16"/>
-                <w:lang w:val="ru-RU"/>
-              </w:rPr>
-              <w:t>г.Тетюши</w:t>
-            </w:r>
-            <w:proofErr w:type="spellEnd"/>
-            <w:r>
-              <w:rPr>
-                <w:rFonts w:ascii="Arial" w:hAnsi="Arial" w:cs="Arial"/>
-                <w:sz w:val="16"/>
-                <w:szCs w:val="16"/>
-                <w:lang w:val="ru-RU"/>
-              </w:rPr>
-              <w:t>. Арестована 18 октября 1918 г.</w:t>
+            <w:r>
+              <w:rPr>
+                <w:rFonts w:ascii="Arial" w:hAnsi="Arial" w:cs="Arial"/>
+                <w:sz w:val="16"/>
+                <w:szCs w:val="16"/>
+                <w:lang w:val="ru-RU"/>
+              </w:rPr>
+              <w:t>г.Тетюши. Арестована 18 октября 1918 г.</w:t>
             </w:r>
             <w:r>
               <w:rPr>
@@ -19305,27 +16856,7 @@
                 <w:lang w:val="ru-RU"/>
               </w:rPr>
               <w:br/>
-              <w:t xml:space="preserve">Приговорена: Тетюшской ЧК 18 октября 1918 г., </w:t>
-            </w:r>
-            <w:proofErr w:type="spellStart"/>
-            <w:r>
-              <w:rPr>
-                <w:rFonts w:ascii="Arial" w:hAnsi="Arial" w:cs="Arial"/>
-                <w:sz w:val="16"/>
-                <w:szCs w:val="16"/>
-                <w:lang w:val="ru-RU"/>
-              </w:rPr>
-              <w:t>обв</w:t>
-            </w:r>
-            <w:proofErr w:type="spellEnd"/>
-            <w:r>
-              <w:rPr>
-                <w:rFonts w:ascii="Arial" w:hAnsi="Arial" w:cs="Arial"/>
-                <w:sz w:val="16"/>
-                <w:szCs w:val="16"/>
-                <w:lang w:val="ru-RU"/>
-              </w:rPr>
-              <w:t>.:</w:t>
+              <w:t>Приговорена: Тетюшской ЧК 18 октября 1918 г., обв.:</w:t>
             </w:r>
             <w:r>
               <w:rPr>
@@ -19410,27 +16941,15 @@
                 <w:lang w:val="ru-RU"/>
               </w:rPr>
             </w:pPr>
-            <w:proofErr w:type="spellStart"/>
-            <w:r>
-              <w:rPr>
-                <w:rFonts w:ascii="Arial" w:hAnsi="Arial" w:cs="Arial"/>
-                <w:b/>
-                <w:sz w:val="16"/>
-                <w:szCs w:val="16"/>
-                <w:lang w:val="ru-RU"/>
-              </w:rPr>
-              <w:t>Хромцова</w:t>
-            </w:r>
-            <w:proofErr w:type="spellEnd"/>
-            <w:r>
-              <w:rPr>
-                <w:rFonts w:ascii="Arial" w:hAnsi="Arial" w:cs="Arial"/>
-                <w:b/>
-                <w:sz w:val="16"/>
-                <w:szCs w:val="16"/>
-                <w:lang w:val="ru-RU"/>
-              </w:rPr>
-              <w:t xml:space="preserve"> Мария Алексеевна нет даты рождения</w:t>
+            <w:r>
+              <w:rPr>
+                <w:rFonts w:ascii="Arial" w:hAnsi="Arial" w:cs="Arial"/>
+                <w:b/>
+                <w:sz w:val="16"/>
+                <w:szCs w:val="16"/>
+                <w:lang w:val="ru-RU"/>
+              </w:rPr>
+              <w:t>Хромцова Мария Алексеевна нет даты рождения</w:t>
             </w:r>
             <w:r>
               <w:rPr>
@@ -19513,27 +17032,7 @@
                 <w:lang w:val="ru-RU"/>
               </w:rPr>
               <w:br/>
-              <w:t xml:space="preserve">Приговорена: РВТ 6 Армии 10 октября 1918 г., </w:t>
-            </w:r>
-            <w:proofErr w:type="spellStart"/>
-            <w:r>
-              <w:rPr>
-                <w:rFonts w:ascii="Arial" w:hAnsi="Arial" w:cs="Arial"/>
-                <w:sz w:val="16"/>
-                <w:szCs w:val="16"/>
-                <w:lang w:val="ru-RU"/>
-              </w:rPr>
-              <w:t>обв</w:t>
-            </w:r>
-            <w:proofErr w:type="spellEnd"/>
-            <w:r>
-              <w:rPr>
-                <w:rFonts w:ascii="Arial" w:hAnsi="Arial" w:cs="Arial"/>
-                <w:sz w:val="16"/>
-                <w:szCs w:val="16"/>
-                <w:lang w:val="ru-RU"/>
-              </w:rPr>
-              <w:t>.:</w:t>
+              <w:t>Приговорена: РВТ 6 Армии 10 октября 1918 г., обв.:</w:t>
             </w:r>
             <w:r>
               <w:rPr>
@@ -19550,19 +17049,8 @@
                 <w:szCs w:val="16"/>
                 <w:lang w:val="ru-RU"/>
               </w:rPr>
-              <w:t xml:space="preserve">за антисоветскую агитацию. Приговор: ВМН Реабилитирована в августе 2005 г. Прокуратура </w:t>
-            </w:r>
-            <w:proofErr w:type="spellStart"/>
-            <w:r>
-              <w:rPr>
-                <w:rFonts w:ascii="Arial" w:hAnsi="Arial" w:cs="Arial"/>
-                <w:sz w:val="16"/>
-                <w:szCs w:val="16"/>
-                <w:lang w:val="ru-RU"/>
-              </w:rPr>
-              <w:t>г.Москвы</w:t>
-            </w:r>
-            <w:proofErr w:type="spellEnd"/>
+              <w:t>за антисоветскую агитацию. Приговор: ВМН Реабилитирована в августе 2005 г. Прокуратура г.Москвы</w:t>
+            </w:r>
           </w:p>
           <w:p>
             <w:pPr>
@@ -19591,29 +17079,7 @@
                 <w:szCs w:val="16"/>
                 <w:lang w:val="ru-RU"/>
               </w:rPr>
-              <w:t xml:space="preserve">Источник: Прокуратура </w:t>
-            </w:r>
-            <w:proofErr w:type="spellStart"/>
-            <w:r>
-              <w:rPr>
-                <w:rFonts w:ascii="Arial" w:hAnsi="Arial" w:cs="Arial"/>
-                <w:i/>
-                <w:sz w:val="16"/>
-                <w:szCs w:val="16"/>
-                <w:lang w:val="ru-RU"/>
-              </w:rPr>
-              <w:t>г.Москвы</w:t>
-            </w:r>
-            <w:proofErr w:type="spellEnd"/>
-            <w:r>
-              <w:rPr>
-                <w:rFonts w:ascii="Arial" w:hAnsi="Arial" w:cs="Arial"/>
-                <w:i/>
-                <w:sz w:val="16"/>
-                <w:szCs w:val="16"/>
-                <w:lang w:val="ru-RU"/>
-              </w:rPr>
-              <w:t xml:space="preserve">; </w:t>
+              <w:t xml:space="preserve">Источник: Прокуратура г.Москвы; </w:t>
             </w:r>
             <w:hyperlink r:id="rId95" w:history="1">
               <w:r>
@@ -19704,27 +17170,7 @@
                 <w:szCs w:val="16"/>
                 <w:lang w:val="ru-RU"/>
               </w:rPr>
-              <w:t xml:space="preserve">в Верхнеуслонский р-н, </w:t>
-            </w:r>
-            <w:proofErr w:type="spellStart"/>
-            <w:r>
-              <w:rPr>
-                <w:rFonts w:ascii="Arial" w:hAnsi="Arial" w:cs="Arial"/>
-                <w:sz w:val="16"/>
-                <w:szCs w:val="16"/>
-                <w:lang w:val="ru-RU"/>
-              </w:rPr>
-              <w:t>с.Свияжск</w:t>
-            </w:r>
-            <w:proofErr w:type="spellEnd"/>
-            <w:r>
-              <w:rPr>
-                <w:rFonts w:ascii="Arial" w:hAnsi="Arial" w:cs="Arial"/>
-                <w:sz w:val="16"/>
-                <w:szCs w:val="16"/>
-                <w:lang w:val="ru-RU"/>
-              </w:rPr>
-              <w:t>; русская; крестьянка.. Проживала:</w:t>
+              <w:t>в Верхнеуслонский р-н, с.Свияжск; русская; крестьянка.. Проживала:</w:t>
             </w:r>
             <w:r>
               <w:rPr>
@@ -19741,27 +17187,7 @@
                 <w:szCs w:val="16"/>
                 <w:lang w:val="ru-RU"/>
               </w:rPr>
-              <w:t xml:space="preserve">Верхнеуслонский р-н, </w:t>
-            </w:r>
-            <w:proofErr w:type="spellStart"/>
-            <w:r>
-              <w:rPr>
-                <w:rFonts w:ascii="Arial" w:hAnsi="Arial" w:cs="Arial"/>
-                <w:sz w:val="16"/>
-                <w:szCs w:val="16"/>
-                <w:lang w:val="ru-RU"/>
-              </w:rPr>
-              <w:t>с.Свияжск</w:t>
-            </w:r>
-            <w:proofErr w:type="spellEnd"/>
-            <w:r>
-              <w:rPr>
-                <w:rFonts w:ascii="Arial" w:hAnsi="Arial" w:cs="Arial"/>
-                <w:sz w:val="16"/>
-                <w:szCs w:val="16"/>
-                <w:lang w:val="ru-RU"/>
-              </w:rPr>
-              <w:t>.</w:t>
+              <w:t>Верхнеуслонский р-н, с.Свияжск.</w:t>
             </w:r>
             <w:r>
               <w:rPr>
@@ -19789,27 +17215,7 @@
                 <w:lang w:val="ru-RU"/>
               </w:rPr>
               <w:br/>
-              <w:t xml:space="preserve">Приговорена: ЧК 12 августа 1918 г., </w:t>
-            </w:r>
-            <w:proofErr w:type="spellStart"/>
-            <w:r>
-              <w:rPr>
-                <w:rFonts w:ascii="Arial" w:hAnsi="Arial" w:cs="Arial"/>
-                <w:sz w:val="16"/>
-                <w:szCs w:val="16"/>
-                <w:lang w:val="ru-RU"/>
-              </w:rPr>
-              <w:t>обв</w:t>
-            </w:r>
-            <w:proofErr w:type="spellEnd"/>
-            <w:r>
-              <w:rPr>
-                <w:rFonts w:ascii="Arial" w:hAnsi="Arial" w:cs="Arial"/>
-                <w:sz w:val="16"/>
-                <w:szCs w:val="16"/>
-                <w:lang w:val="ru-RU"/>
-              </w:rPr>
-              <w:t>.:</w:t>
+              <w:t>Приговорена: ЧК 12 августа 1918 г., обв.:</w:t>
             </w:r>
             <w:r>
               <w:rPr>
@@ -19826,27 +17232,7 @@
                 <w:szCs w:val="16"/>
                 <w:lang w:val="ru-RU"/>
               </w:rPr>
-              <w:t xml:space="preserve">("выдача </w:t>
-            </w:r>
-            <w:proofErr w:type="spellStart"/>
-            <w:r>
-              <w:rPr>
-                <w:rFonts w:ascii="Arial" w:hAnsi="Arial" w:cs="Arial"/>
-                <w:sz w:val="16"/>
-                <w:szCs w:val="16"/>
-                <w:lang w:val="ru-RU"/>
-              </w:rPr>
-              <w:t>кр-цев</w:t>
-            </w:r>
-            <w:proofErr w:type="spellEnd"/>
-            <w:r>
-              <w:rPr>
-                <w:rFonts w:ascii="Arial" w:hAnsi="Arial" w:cs="Arial"/>
-                <w:sz w:val="16"/>
-                <w:szCs w:val="16"/>
-                <w:lang w:val="ru-RU"/>
-              </w:rPr>
-              <w:t xml:space="preserve"> белым"). Приговор: ВМН. Реабилитирована 30 ноября 1999 г.</w:t>
+              <w:t>("выдача кр-цев белым"). Приговор: ВМН. Реабилитирована 30 ноября 1999 г.</w:t>
             </w:r>
           </w:p>
           <w:p>
@@ -19965,27 +17351,7 @@
                 <w:szCs w:val="16"/>
                 <w:lang w:val="ru-RU"/>
               </w:rPr>
-              <w:t xml:space="preserve">в 1903 г., Воронежская обл., Борисоглебский р-н, р-н </w:t>
-            </w:r>
-            <w:proofErr w:type="spellStart"/>
-            <w:r>
-              <w:rPr>
-                <w:rFonts w:ascii="Arial" w:hAnsi="Arial" w:cs="Arial"/>
-                <w:sz w:val="16"/>
-                <w:szCs w:val="16"/>
-                <w:lang w:val="ru-RU"/>
-              </w:rPr>
-              <w:t>Дерябкино</w:t>
-            </w:r>
-            <w:proofErr w:type="spellEnd"/>
-            <w:r>
-              <w:rPr>
-                <w:rFonts w:ascii="Arial" w:hAnsi="Arial" w:cs="Arial"/>
-                <w:sz w:val="16"/>
-                <w:szCs w:val="16"/>
-                <w:lang w:val="ru-RU"/>
-              </w:rPr>
-              <w:t>; Арестована 18 октября 1918 г.</w:t>
+              <w:t>в 1903 г., Воронежская обл., Борисоглебский р-н, р-н Дерябкино; Арестована 18 октября 1918 г.</w:t>
             </w:r>
             <w:r>
               <w:rPr>
@@ -20021,27 +17387,7 @@
                 <w:szCs w:val="16"/>
                 <w:lang w:val="ru-RU"/>
               </w:rPr>
-              <w:t xml:space="preserve">Приговор: ВМН. </w:t>
-            </w:r>
-            <w:proofErr w:type="spellStart"/>
-            <w:r>
-              <w:rPr>
-                <w:rFonts w:ascii="Arial" w:hAnsi="Arial" w:cs="Arial"/>
-                <w:sz w:val="16"/>
-                <w:szCs w:val="16"/>
-                <w:lang w:val="ru-RU"/>
-              </w:rPr>
-              <w:t>Арх.дело</w:t>
-            </w:r>
-            <w:proofErr w:type="spellEnd"/>
-            <w:r>
-              <w:rPr>
-                <w:rFonts w:ascii="Arial" w:hAnsi="Arial" w:cs="Arial"/>
-                <w:sz w:val="16"/>
-                <w:szCs w:val="16"/>
-                <w:lang w:val="ru-RU"/>
-              </w:rPr>
-              <w:t xml:space="preserve">: П-23799 </w:t>
+              <w:t xml:space="preserve">Приговор: ВМН. Арх.дело: П-23799 </w:t>
             </w:r>
           </w:p>
           <w:p>
@@ -20510,47 +17856,7 @@
                 <w:szCs w:val="16"/>
                 <w:lang w:val="ru-RU"/>
               </w:rPr>
-              <w:t xml:space="preserve">Родилась в 1866 г., Вятская губ., с. </w:t>
-            </w:r>
-            <w:proofErr w:type="spellStart"/>
-            <w:r>
-              <w:rPr>
-                <w:rFonts w:ascii="Arial" w:hAnsi="Arial" w:cs="Arial"/>
-                <w:sz w:val="16"/>
-                <w:szCs w:val="16"/>
-                <w:lang w:val="ru-RU"/>
-              </w:rPr>
-              <w:t>Кукарка</w:t>
-            </w:r>
-            <w:proofErr w:type="spellEnd"/>
-            <w:r>
-              <w:rPr>
-                <w:rFonts w:ascii="Arial" w:hAnsi="Arial" w:cs="Arial"/>
-                <w:sz w:val="16"/>
-                <w:szCs w:val="16"/>
-                <w:lang w:val="ru-RU"/>
-              </w:rPr>
-              <w:t xml:space="preserve"> (ныне г. Советск); русская; Приговорена: Вятское отделение ЧК при СНК по борьбе с к/р на Чехословацком фронте 5 октября 1918 г., </w:t>
-            </w:r>
-            <w:proofErr w:type="spellStart"/>
-            <w:r>
-              <w:rPr>
-                <w:rFonts w:ascii="Arial" w:hAnsi="Arial" w:cs="Arial"/>
-                <w:sz w:val="16"/>
-                <w:szCs w:val="16"/>
-                <w:lang w:val="ru-RU"/>
-              </w:rPr>
-              <w:t>обв</w:t>
-            </w:r>
-            <w:proofErr w:type="spellEnd"/>
-            <w:r>
-              <w:rPr>
-                <w:rFonts w:ascii="Arial" w:hAnsi="Arial" w:cs="Arial"/>
-                <w:sz w:val="16"/>
-                <w:szCs w:val="16"/>
-                <w:lang w:val="ru-RU"/>
-              </w:rPr>
-              <w:t>.:</w:t>
+              <w:t>Родилась в 1866 г., Вятская губ., с. Кукарка (ныне г. Советск); русская; Приговорена: Вятское отделение ЧК при СНК по борьбе с к/р на Чехословацком фронте 5 октября 1918 г., обв.:</w:t>
             </w:r>
             <w:r>
               <w:rPr>
@@ -20697,27 +18003,7 @@
                 <w:szCs w:val="16"/>
                 <w:lang w:val="ru-RU"/>
               </w:rPr>
-              <w:t xml:space="preserve">Родилась в 1870-х. Княжна (отец князь Шаховской Николай Иванович, тайный советник)/. Весной 1918 — арестована с братом Сергеем в своем имении </w:t>
-            </w:r>
-            <w:proofErr w:type="spellStart"/>
-            <w:r>
-              <w:rPr>
-                <w:rFonts w:ascii="Arial" w:hAnsi="Arial" w:cs="Arial"/>
-                <w:sz w:val="16"/>
-                <w:szCs w:val="16"/>
-                <w:lang w:val="ru-RU"/>
-              </w:rPr>
-              <w:t>Мураевна</w:t>
-            </w:r>
-            <w:proofErr w:type="spellEnd"/>
-            <w:r>
-              <w:rPr>
-                <w:rFonts w:ascii="Arial" w:hAnsi="Arial" w:cs="Arial"/>
-                <w:sz w:val="16"/>
-                <w:szCs w:val="16"/>
-                <w:lang w:val="ru-RU"/>
-              </w:rPr>
-              <w:t xml:space="preserve"> и отправлена для дальнейшего следствия в Рязанскую тюрьму. Расстреляна красноармейцами по дороге в Рязань.</w:t>
+              <w:t>Родилась в 1870-х. Княжна (отец князь Шаховской Николай Иванович, тайный советник)/. Весной 1918 — арестована с братом Сергеем в своем имении Мураевна и отправлена для дальнейшего следствия в Рязанскую тюрьму. Расстреляна красноармейцами по дороге в Рязань.</w:t>
             </w:r>
           </w:p>
           <w:p>
@@ -20800,21 +18086,8 @@
                 <w:szCs w:val="16"/>
                 <w:lang w:val="ru-RU"/>
               </w:rPr>
-              <w:t xml:space="preserve">Шевцова Устинья </w:t>
-            </w:r>
-            <w:proofErr w:type="spellStart"/>
-            <w:r>
-              <w:rPr>
-                <w:rFonts w:ascii="Arial" w:hAnsi="Arial" w:cs="Arial"/>
-                <w:b/>
-                <w:bCs/>
-                <w:sz w:val="16"/>
-                <w:szCs w:val="16"/>
-                <w:lang w:val="ru-RU"/>
-              </w:rPr>
-              <w:t>Фецотовна</w:t>
-            </w:r>
-            <w:proofErr w:type="spellEnd"/>
+              <w:t>Шевцова Устинья Фецотовна</w:t>
+            </w:r>
             <w:r>
               <w:rPr>
                 <w:rFonts w:ascii="Arial" w:hAnsi="Arial" w:cs="Arial"/>
@@ -20865,47 +18138,7 @@
                 <w:szCs w:val="16"/>
                 <w:lang w:val="ru-RU"/>
               </w:rPr>
-              <w:t xml:space="preserve">1877 г.р., </w:t>
-            </w:r>
-            <w:proofErr w:type="spellStart"/>
-            <w:r>
-              <w:rPr>
-                <w:rFonts w:ascii="Arial" w:hAnsi="Arial" w:cs="Arial"/>
-                <w:sz w:val="16"/>
-                <w:szCs w:val="16"/>
-                <w:lang w:val="ru-RU"/>
-              </w:rPr>
-              <w:t>м.р</w:t>
-            </w:r>
-            <w:proofErr w:type="spellEnd"/>
-            <w:r>
-              <w:rPr>
-                <w:rFonts w:ascii="Arial" w:hAnsi="Arial" w:cs="Arial"/>
-                <w:sz w:val="16"/>
-                <w:szCs w:val="16"/>
-                <w:lang w:val="ru-RU"/>
-              </w:rPr>
-              <w:t xml:space="preserve">.: Самара, русская; б/п, учительница, </w:t>
-            </w:r>
-            <w:proofErr w:type="spellStart"/>
-            <w:r>
-              <w:rPr>
-                <w:rFonts w:ascii="Arial" w:hAnsi="Arial" w:cs="Arial"/>
-                <w:sz w:val="16"/>
-                <w:szCs w:val="16"/>
-                <w:lang w:val="ru-RU"/>
-              </w:rPr>
-              <w:t>прож</w:t>
-            </w:r>
-            <w:proofErr w:type="spellEnd"/>
-            <w:r>
-              <w:rPr>
-                <w:rFonts w:ascii="Arial" w:hAnsi="Arial" w:cs="Arial"/>
-                <w:sz w:val="16"/>
-                <w:szCs w:val="16"/>
-                <w:lang w:val="ru-RU"/>
-              </w:rPr>
-              <w:t>.: Самара, арестована 27.10.1918. Обвинение: за к/р деятельность.</w:t>
+              <w:t>1877 г.р., м.р.: Самара, русская; б/п, учительница, прож.: Самара, арестована 27.10.1918. Обвинение: за к/р деятельность.</w:t>
             </w:r>
           </w:p>
           <w:p>
@@ -21032,27 +18265,7 @@
                 <w:szCs w:val="16"/>
                 <w:lang w:val="ru-RU"/>
               </w:rPr>
-              <w:t xml:space="preserve">(при рождении Генриетта Екатерина Луиза Шнайдер). Родилась 20 января 1856. Санкт Петербург ) — </w:t>
-            </w:r>
-            <w:proofErr w:type="spellStart"/>
-            <w:r>
-              <w:rPr>
-                <w:rFonts w:ascii="Arial" w:hAnsi="Arial" w:cs="Arial"/>
-                <w:sz w:val="16"/>
-                <w:szCs w:val="16"/>
-                <w:lang w:val="ru-RU"/>
-              </w:rPr>
-              <w:t>гофлектрисса</w:t>
-            </w:r>
-            <w:proofErr w:type="spellEnd"/>
-            <w:r>
-              <w:rPr>
-                <w:rFonts w:ascii="Arial" w:hAnsi="Arial" w:cs="Arial"/>
-                <w:sz w:val="16"/>
-                <w:szCs w:val="16"/>
-                <w:lang w:val="ru-RU"/>
-              </w:rPr>
-              <w:t xml:space="preserve"> императрицы Александры Фёдоровны. После окончания обучения императрицы русскому языку, став подругой императрицы, осталась при Дворе. После отречения Николая II добровольно последовала с царской семьёй в ссылку. В Екатеринбурге была арестована чекистами, была убита 4 сентября 1918, Пермь</w:t>
+              <w:t>(при рождении Генриетта Екатерина Луиза Шнайдер). Родилась 20 января 1856. Санкт Петербург ) — гофлектрисса императрицы Александры Фёдоровны. После окончания обучения императрицы русскому языку, став подругой императрицы, осталась при Дворе. После отречения Николая II добровольно последовала с царской семьёй в ссылку. В Екатеринбурге была арестована чекистами, была убита 4 сентября 1918, Пермь</w:t>
             </w:r>
             <w:r>
               <w:rPr>
@@ -21133,7 +18346,6 @@
               <w:t xml:space="preserve"> </w:t>
             </w:r>
             <w:hyperlink r:id="rId105" w:history="1">
-              <w:proofErr w:type="spellStart"/>
               <w:r>
                 <w:rPr>
                   <w:rStyle w:val="Hyperlink"/>
@@ -21149,7 +18361,6 @@
                 </w:rPr>
                 <w:t>Пермьнекрополь</w:t>
               </w:r>
-              <w:proofErr w:type="spellEnd"/>
             </w:hyperlink>
             <w:r>
               <w:rPr>
@@ -21264,27 +18475,7 @@
                 <w:szCs w:val="16"/>
                 <w:lang w:val="ru-RU"/>
               </w:rPr>
-              <w:t xml:space="preserve">г., из дворян, русская; сестра генерал-майора Бориса Викторовича Шульгина. Окончила Смольный институт, была сестрой милосердия. Арестована 24 августа 1918, заключена в </w:t>
-            </w:r>
-            <w:proofErr w:type="spellStart"/>
-            <w:r>
-              <w:rPr>
-                <w:rFonts w:ascii="Arial" w:hAnsi="Arial" w:cs="Arial"/>
-                <w:sz w:val="16"/>
-                <w:szCs w:val="16"/>
-                <w:lang w:val="ru-RU"/>
-              </w:rPr>
-              <w:t>Дерябинскую</w:t>
-            </w:r>
-            <w:proofErr w:type="spellEnd"/>
-            <w:r>
-              <w:rPr>
-                <w:rFonts w:ascii="Arial" w:hAnsi="Arial" w:cs="Arial"/>
-                <w:sz w:val="16"/>
-                <w:szCs w:val="16"/>
-                <w:lang w:val="ru-RU"/>
-              </w:rPr>
-              <w:t xml:space="preserve"> тюрьму как заложница; </w:t>
+              <w:t xml:space="preserve">г., из дворян, русская; сестра генерал-майора Бориса Викторовича Шульгина. Окончила Смольный институт, была сестрой милосердия. Арестована 24 августа 1918, заключена в Дерябинскую тюрьму как заложница; </w:t>
             </w:r>
             <w:r>
               <w:rPr>
@@ -21506,27 +18697,7 @@
                 <w:szCs w:val="16"/>
                 <w:lang w:val="ru-RU"/>
               </w:rPr>
-              <w:t xml:space="preserve">Расстреляна Северо-Двинской ГЧК 1–4 </w:t>
-            </w:r>
-            <w:proofErr w:type="spellStart"/>
-            <w:r>
-              <w:rPr>
-                <w:rFonts w:ascii="Arial" w:hAnsi="Arial" w:cs="Arial"/>
-                <w:sz w:val="16"/>
-                <w:szCs w:val="16"/>
-                <w:lang w:val="ru-RU"/>
-              </w:rPr>
-              <w:t>нояб</w:t>
-            </w:r>
-            <w:proofErr w:type="spellEnd"/>
-            <w:r>
-              <w:rPr>
-                <w:rFonts w:ascii="Arial" w:hAnsi="Arial" w:cs="Arial"/>
-                <w:sz w:val="16"/>
-                <w:szCs w:val="16"/>
-                <w:lang w:val="ru-RU"/>
-              </w:rPr>
-              <w:t>. 1918. /751/</w:t>
+              <w:t>Расстреляна Северо-Двинской ГЧК 1–4 нояб. 1918. /751/</w:t>
             </w:r>
           </w:p>
           <w:p>
@@ -21661,47 +18832,7 @@
                 <w:szCs w:val="16"/>
                 <w:lang w:val="ru-RU"/>
               </w:rPr>
-              <w:t xml:space="preserve">1865 г., </w:t>
-            </w:r>
-            <w:proofErr w:type="spellStart"/>
-            <w:r>
-              <w:rPr>
-                <w:rFonts w:ascii="Arial" w:hAnsi="Arial" w:cs="Arial"/>
-                <w:sz w:val="16"/>
-                <w:szCs w:val="16"/>
-                <w:lang w:val="ru-RU"/>
-              </w:rPr>
-              <w:t>м.р</w:t>
-            </w:r>
-            <w:proofErr w:type="spellEnd"/>
-            <w:r>
-              <w:rPr>
-                <w:rFonts w:ascii="Arial" w:hAnsi="Arial" w:cs="Arial"/>
-                <w:sz w:val="16"/>
-                <w:szCs w:val="16"/>
-                <w:lang w:val="ru-RU"/>
-              </w:rPr>
-              <w:t xml:space="preserve">.: Вятская губ., Нолинский у., с. Кырчаны, монахиня, </w:t>
-            </w:r>
-            <w:proofErr w:type="spellStart"/>
-            <w:r>
-              <w:rPr>
-                <w:rFonts w:ascii="Arial" w:hAnsi="Arial" w:cs="Arial"/>
-                <w:sz w:val="16"/>
-                <w:szCs w:val="16"/>
-                <w:lang w:val="ru-RU"/>
-              </w:rPr>
-              <w:t>прож</w:t>
-            </w:r>
-            <w:proofErr w:type="spellEnd"/>
-            <w:r>
-              <w:rPr>
-                <w:rFonts w:ascii="Arial" w:hAnsi="Arial" w:cs="Arial"/>
-                <w:sz w:val="16"/>
-                <w:szCs w:val="16"/>
-                <w:lang w:val="ru-RU"/>
-              </w:rPr>
-              <w:t>.: Вятская губ., г. Котельнич. Дата ареста: 1918 г. Обвинение: "агитация против Советской власти". Осуждение: 25 сентября 1918 г. Вятское отделение ЧК при СНК по борьбе с к/р на Чехословацком фронте. Приговор: высшая мера наказания — расстрел. Место смерти: Вятская губ., г. Котельнич</w:t>
+              <w:t>1865 г., м.р.: Вятская губ., Нолинский у., с. Кырчаны, монахиня, прож.: Вятская губ., г. Котельнич. Дата ареста: 1918 г. Обвинение: "агитация против Советской власти". Осуждение: 25 сентября 1918 г. Вятское отделение ЧК при СНК по борьбе с к/р на Чехословацком фронте. Приговор: высшая мера наказания — расстрел. Место смерти: Вятская губ., г. Котельнич</w:t>
             </w:r>
           </w:p>
           <w:p>
